--- a/原型设计1.docx
+++ b/原型设计1.docx
@@ -1,6 +1,6 @@
 
 <file path=word/document.xml><?xml version="1.0" encoding="utf-8"?>
-<w:document xmlns:w="http://schemas.openxmlformats.org/wordprocessingml/2006/main" xmlns:v="urn:schemas-microsoft-com:vml" xmlns:o="urn:schemas-microsoft-com:office:office" xmlns:r="http://schemas.openxmlformats.org/officeDocument/2006/relationships">
+<w:document xmlns:wpc="http://schemas.microsoft.com/office/word/2010/wordprocessingCanvas" xmlns:mc="http://schemas.openxmlformats.org/markup-compatibility/2006" xmlns:o="urn:schemas-microsoft-com:office:office" xmlns:r="http://schemas.openxmlformats.org/officeDocument/2006/relationships" xmlns:m="http://schemas.openxmlformats.org/officeDocument/2006/math" xmlns:v="urn:schemas-microsoft-com:vml" xmlns:wp14="http://schemas.microsoft.com/office/word/2010/wordprocessingDrawing" xmlns:wp="http://schemas.openxmlformats.org/drawingml/2006/wordprocessingDrawing" xmlns:w="http://schemas.openxmlformats.org/wordprocessingml/2006/main" xmlns:w14="http://schemas.microsoft.com/office/word/2010/wordml" xmlns:w10="urn:schemas-microsoft-com:office:word" xmlns:w15="http://schemas.microsoft.com/office/word/2012/wordml" xmlns:wpg="http://schemas.microsoft.com/office/word/2010/wordprocessingGroup" xmlns:wpi="http://schemas.microsoft.com/office/word/2010/wordprocessingInk" xmlns:wne="http://schemas.microsoft.com/office/word/2006/wordml" xmlns:wps="http://schemas.microsoft.com/office/word/2010/wordprocessingShape" xmlns:wpsCustomData="http://www.wps.cn/officeDocument/2013/wpsCustomData" mc:Ignorable="w14 w15 wp14">
   <w:body>
     <w:p>
       <w:pPr>
@@ -9,8 +9,8 @@
       </w:pPr>
       <w:r>
         <w:rPr>
-          <w:rFonts w:eastAsia="等线" w:ascii="Arial" w:cs="Arial" w:hAnsi="Arial"/>
-          <w:b w:val="true"/>
+          <w:rFonts w:ascii="Arial" w:hAnsi="Arial" w:eastAsia="等线" w:cs="Arial"/>
+          <w:b/>
           <w:sz w:val="52"/>
         </w:rPr>
         <w:t>原型设计1</w:t>
@@ -21,31 +21,44 @@
         <w:spacing w:before="120" w:after="120" w:line="288" w:lineRule="auto"/>
         <w:ind w:left="0"/>
         <w:jc w:val="left"/>
-      </w:pPr>
-    </w:p>
-    <w:p>
-      <w:pPr>
-        <w:spacing w:before="120" w:after="120" w:line="288" w:lineRule="auto"/>
-        <w:ind w:left="0"/>
-        <w:jc w:val="left"/>
-      </w:pPr>
-    </w:p>
-    <w:p>
-      <w:pPr>
-        <w:spacing w:before="120" w:after="120" w:line="288" w:lineRule="auto"/>
-        <w:ind w:left="0"/>
-        <w:jc w:val="left"/>
-      </w:pPr>
-    </w:p>
-    <w:p>
-      <w:pPr>
-        <w:spacing w:before="120" w:after="120" w:line="288" w:lineRule="auto"/>
-        <w:ind w:left="0"/>
-        <w:jc w:val="left"/>
-      </w:pPr>
-      <w:r>
-        <w:rPr>
-          <w:rFonts w:eastAsia="等线" w:ascii="Arial" w:cs="Arial" w:hAnsi="Arial"/>
+        <w:rPr>
+          <w:rFonts w:hint="default" w:eastAsia="宋体"/>
+          <w:lang w:val="en-US" w:eastAsia="zh-CN"/>
+        </w:rPr>
+      </w:pPr>
+      <w:r>
+        <w:rPr>
+          <w:rFonts w:hint="eastAsia"/>
+          <w:lang w:val="en-US" w:eastAsia="zh-CN"/>
+        </w:rPr>
+        <w:t>Test1</w:t>
+      </w:r>
+      <w:bookmarkStart w:id="4" w:name="_GoBack"/>
+      <w:bookmarkEnd w:id="4"/>
+    </w:p>
+    <w:p>
+      <w:pPr>
+        <w:spacing w:before="120" w:after="120" w:line="288" w:lineRule="auto"/>
+        <w:ind w:left="0"/>
+        <w:jc w:val="left"/>
+      </w:pPr>
+    </w:p>
+    <w:p>
+      <w:pPr>
+        <w:spacing w:before="120" w:after="120" w:line="288" w:lineRule="auto"/>
+        <w:ind w:left="0"/>
+        <w:jc w:val="left"/>
+      </w:pPr>
+    </w:p>
+    <w:p>
+      <w:pPr>
+        <w:spacing w:before="120" w:after="120" w:line="288" w:lineRule="auto"/>
+        <w:ind w:left="0"/>
+        <w:jc w:val="left"/>
+      </w:pPr>
+      <w:r>
+        <w:rPr>
+          <w:rFonts w:ascii="Arial" w:hAnsi="Arial" w:eastAsia="等线" w:cs="Arial"/>
           <w:sz w:val="22"/>
         </w:rPr>
         <w:t>基于您的需求，以下是企业督办管理系统的软件原型设计。</w:t>
@@ -53,17 +66,16 @@
     </w:p>
     <w:p>
       <w:pPr>
-        <w:pStyle w:val="3"/>
         <w:spacing w:before="300" w:after="120" w:line="288" w:lineRule="auto"/>
         <w:ind w:left="0"/>
         <w:jc w:val="left"/>
         <w:outlineLvl w:val="2"/>
       </w:pPr>
-      <w:bookmarkStart w:name="heading_0" w:id="0"/>
-      <w:r>
-        <w:rPr>
-          <w:rFonts w:eastAsia="等线" w:ascii="Arial" w:cs="Arial" w:hAnsi="Arial"/>
-          <w:b w:val="true"/>
+      <w:bookmarkStart w:id="0" w:name="heading_0"/>
+      <w:r>
+        <w:rPr>
+          <w:rFonts w:ascii="Arial" w:hAnsi="Arial" w:eastAsia="等线" w:cs="Arial"/>
+          <w:b/>
           <w:sz w:val="30"/>
         </w:rPr>
         <w:t xml:space="preserve">🏗️ 一、整体框架与布局 </w:t>
@@ -73,6 +85,7 @@
     <w:p>
       <w:pPr>
         <w:numPr>
+          <w:ilvl w:val="0"/>
           <w:numId w:val="1"/>
         </w:numPr>
         <w:spacing w:before="120" w:after="120" w:line="288" w:lineRule="auto"/>
@@ -81,8 +94,8 @@
       </w:pPr>
       <w:r>
         <w:rPr>
-          <w:rFonts w:eastAsia="等线" w:ascii="Arial" w:cs="Arial" w:hAnsi="Arial"/>
-          <w:b w:val="true"/>
+          <w:rFonts w:ascii="Arial" w:hAnsi="Arial" w:eastAsia="等线" w:cs="Arial"/>
+          <w:b/>
           <w:sz w:val="22"/>
         </w:rPr>
         <w:t>通用页面结构</w:t>
@@ -91,6 +104,7 @@
     <w:p>
       <w:pPr>
         <w:numPr>
+          <w:ilvl w:val="0"/>
           <w:numId w:val="2"/>
         </w:numPr>
         <w:spacing w:before="120" w:after="120" w:line="288" w:lineRule="auto"/>
@@ -99,15 +113,15 @@
       </w:pPr>
       <w:r>
         <w:rPr>
-          <w:rFonts w:eastAsia="等线" w:ascii="Arial" w:cs="Arial" w:hAnsi="Arial"/>
-          <w:b w:val="true"/>
+          <w:rFonts w:ascii="Arial" w:hAnsi="Arial" w:eastAsia="等线" w:cs="Arial"/>
+          <w:b/>
           <w:sz w:val="22"/>
         </w:rPr>
         <w:t>顶部导航栏</w:t>
       </w:r>
       <w:r>
         <w:rPr>
-          <w:rFonts w:eastAsia="等线" w:ascii="Arial" w:cs="Arial" w:hAnsi="Arial"/>
+          <w:rFonts w:ascii="Arial" w:hAnsi="Arial" w:eastAsia="等线" w:cs="Arial"/>
           <w:sz w:val="22"/>
         </w:rPr>
         <w:t>：Logo、系统名称、全局搜索框、消息中心（红点）、个人中心（头像/姓名/设置）。</w:t>
@@ -116,6 +130,7 @@
     <w:p>
       <w:pPr>
         <w:numPr>
+          <w:ilvl w:val="0"/>
           <w:numId w:val="3"/>
         </w:numPr>
         <w:spacing w:before="120" w:after="120" w:line="288" w:lineRule="auto"/>
@@ -124,15 +139,15 @@
       </w:pPr>
       <w:r>
         <w:rPr>
-          <w:rFonts w:eastAsia="等线" w:ascii="Arial" w:cs="Arial" w:hAnsi="Arial"/>
-          <w:b w:val="true"/>
+          <w:rFonts w:ascii="Arial" w:hAnsi="Arial" w:eastAsia="等线" w:cs="Arial"/>
+          <w:b/>
           <w:sz w:val="22"/>
         </w:rPr>
         <w:t>左侧菜单栏</w:t>
       </w:r>
       <w:r>
         <w:rPr>
-          <w:rFonts w:eastAsia="等线" w:ascii="Arial" w:cs="Arial" w:hAnsi="Arial"/>
+          <w:rFonts w:ascii="Arial" w:hAnsi="Arial" w:eastAsia="等线" w:cs="Arial"/>
           <w:sz w:val="22"/>
         </w:rPr>
         <w:t>：根据角色动态显示功能模块。</w:t>
@@ -141,6 +156,7 @@
     <w:p>
       <w:pPr>
         <w:numPr>
+          <w:ilvl w:val="0"/>
           <w:numId w:val="4"/>
         </w:numPr>
         <w:spacing w:before="120" w:after="120" w:line="288" w:lineRule="auto"/>
@@ -149,15 +165,15 @@
       </w:pPr>
       <w:r>
         <w:rPr>
-          <w:rFonts w:eastAsia="等线" w:ascii="Arial" w:cs="Arial" w:hAnsi="Arial"/>
-          <w:b w:val="true"/>
+          <w:rFonts w:ascii="Arial" w:hAnsi="Arial" w:eastAsia="等线" w:cs="Arial"/>
+          <w:b/>
           <w:sz w:val="22"/>
         </w:rPr>
         <w:t>主内容区</w:t>
       </w:r>
       <w:r>
         <w:rPr>
-          <w:rFonts w:eastAsia="等线" w:ascii="Arial" w:cs="Arial" w:hAnsi="Arial"/>
+          <w:rFonts w:ascii="Arial" w:hAnsi="Arial" w:eastAsia="等线" w:cs="Arial"/>
           <w:sz w:val="22"/>
         </w:rPr>
         <w:t>：面包屑导航、页面标题、筛选区、数据展示区（列表/看板/表单）、分页/批量操作区。</w:t>
@@ -166,6 +182,7 @@
     <w:p>
       <w:pPr>
         <w:numPr>
+          <w:ilvl w:val="0"/>
           <w:numId w:val="5"/>
         </w:numPr>
         <w:spacing w:before="120" w:after="120" w:line="288" w:lineRule="auto"/>
@@ -174,15 +191,15 @@
       </w:pPr>
       <w:r>
         <w:rPr>
-          <w:rFonts w:eastAsia="等线" w:ascii="Arial" w:cs="Arial" w:hAnsi="Arial"/>
-          <w:b w:val="true"/>
+          <w:rFonts w:ascii="Arial" w:hAnsi="Arial" w:eastAsia="等线" w:cs="Arial"/>
+          <w:b/>
           <w:sz w:val="22"/>
         </w:rPr>
         <w:t>全局交互</w:t>
       </w:r>
       <w:r>
         <w:rPr>
-          <w:rFonts w:eastAsia="等线" w:ascii="Arial" w:cs="Arial" w:hAnsi="Arial"/>
+          <w:rFonts w:ascii="Arial" w:hAnsi="Arial" w:eastAsia="等线" w:cs="Arial"/>
           <w:sz w:val="22"/>
         </w:rPr>
         <w:t>：列表支持行内操作（查看/编辑/催办等），操作后有成功/失败提示。</w:t>
@@ -191,6 +208,7 @@
     <w:p>
       <w:pPr>
         <w:numPr>
+          <w:ilvl w:val="0"/>
           <w:numId w:val="6"/>
         </w:numPr>
         <w:spacing w:before="120" w:after="120" w:line="288" w:lineRule="auto"/>
@@ -199,8 +217,8 @@
       </w:pPr>
       <w:r>
         <w:rPr>
-          <w:rFonts w:eastAsia="等线" w:ascii="Arial" w:cs="Arial" w:hAnsi="Arial"/>
-          <w:b w:val="true"/>
+          <w:rFonts w:ascii="Arial" w:hAnsi="Arial" w:eastAsia="等线" w:cs="Arial"/>
+          <w:b/>
           <w:sz w:val="22"/>
         </w:rPr>
         <w:t>角色菜单配置</w:t>
@@ -213,29 +231,18 @@
       </w:pPr>
       <w:r>
         <w:object>
-          <v:shapetype coordsize="21600,21600" filled="f" id="_x0000_t75" o:preferrelative="t" path="m@4@5l@4@11@9@11@9@5xe" stroked="f" o:spt="75.0">
-            <v:stroke joinstyle="miter"/>
-            <v:formulas>
-              <v:f eqn="if lineDrawn pixelLineWidth 0"/>
-              <v:f eqn="sum @0 1 0"/>
-              <v:f eqn="sum 0 0 @1"/>
-              <v:f eqn="prod @2 1 2"/>
-              <v:f eqn="prod @3 21600 pixelWidth"/>
-              <v:f eqn="prod @3 21600 pixelHeight"/>
-              <v:f eqn="sum @0 0 1"/>
-              <v:f eqn="prod @6 1 2"/>
-              <v:f eqn="prod @7 21600 pixelWidth"/>
-              <v:f eqn="sum @8 21600 0"/>
-              <v:f eqn="prod @7 21600 pixelHeight"/>
-              <v:f eqn="sum @10 21600 0"/>
-            </v:formulas>
-            <v:path gradientshapeok="t" o:connecttype="rect" o:extrusionok="f"/>
-            <o:lock aspectratio="t" v:ext="edit"/>
-          </v:shapetype>
-          <v:shape id="_x0000_i1025" style="width:414pt;height:115pt;mso-width-percent:0;mso-height-percent:0;mso-width-percent:0;mso-height-percent:0" type="#_x0000_t75" o:ole="">
-            <v:imagedata r:id="rId6" o:title=""/>
+          <v:shape id="_x0000_i1025" o:spt="75" type="#_x0000_t75" style="height:115pt;width:414pt;" o:ole="t" filled="f" o:preferrelative="t" stroked="f" coordsize="21600,21600">
+            <v:path/>
+            <v:fill on="f" focussize="0,0"/>
+            <v:stroke on="f" joinstyle="miter"/>
+            <v:imagedata r:id="rId7" o:title=""/>
+            <o:lock v:ext="edit" aspectratio="t"/>
+            <w10:wrap type="none"/>
+            <w10:anchorlock/>
           </v:shape>
-          <o:OLEObject DrawAspect="Icon" ObjectID="_1718471219" ProgID="Excel.Sheet.12" ShapeID="_x0000_i1025" Type="Embed" r:id="rId5"/>
+          <o:OLEObject Type="Embed" ProgID="Excel.Sheet.12" ShapeID="_x0000_i1025" DrawAspect="Icon" ObjectID="_1468075725" r:id="rId6">
+            <o:LockedField>false</o:LockedField>
+          </o:OLEObject>
         </w:object>
       </w:r>
     </w:p>
@@ -247,8 +254,8 @@
       </w:pPr>
       <w:r>
         <w:rPr>
-          <w:rFonts w:eastAsia="等线" w:ascii="Arial" w:cs="Arial" w:hAnsi="Arial"/>
-          <w:b w:val="true"/>
+          <w:rFonts w:ascii="Arial" w:hAnsi="Arial" w:eastAsia="等线" w:cs="Arial"/>
+          <w:b/>
           <w:sz w:val="22"/>
         </w:rPr>
         <w:t>点击图片可查看完整电子表格</w:t>
@@ -257,8 +264,8 @@
     <w:p>
       <w:pPr>
         <w:pBdr>
-          <w:bottom w:val="single" w:color="dee0e3"/>
-          <w:between w:val="single" w:color="dee0e3"/>
+          <w:bottom w:val="single" w:color="DEE0E3" w:sz="2" w:space="0"/>
+          <w:between w:val="single" w:color="DEE0E3" w:sz="2" w:space="0"/>
         </w:pBdr>
         <w:spacing w:before="120" w:after="120" w:line="288" w:lineRule="auto"/>
         <w:ind w:left="0"/>
@@ -266,17 +273,16 @@
     </w:p>
     <w:p>
       <w:pPr>
-        <w:pStyle w:val="3"/>
         <w:spacing w:before="300" w:after="120" w:line="288" w:lineRule="auto"/>
         <w:ind w:left="0"/>
         <w:jc w:val="left"/>
         <w:outlineLvl w:val="2"/>
       </w:pPr>
-      <w:bookmarkStart w:name="heading_1" w:id="1"/>
-      <w:r>
-        <w:rPr>
-          <w:rFonts w:eastAsia="等线" w:ascii="Arial" w:cs="Arial" w:hAnsi="Arial"/>
-          <w:b w:val="true"/>
+      <w:bookmarkStart w:id="1" w:name="heading_1"/>
+      <w:r>
+        <w:rPr>
+          <w:rFonts w:ascii="Arial" w:hAnsi="Arial" w:eastAsia="等线" w:cs="Arial"/>
+          <w:b/>
           <w:sz w:val="30"/>
         </w:rPr>
         <w:t xml:space="preserve">📄 二、页面原型详情 </w:t>
@@ -286,6 +292,7 @@
     <w:p>
       <w:pPr>
         <w:numPr>
+          <w:ilvl w:val="0"/>
           <w:numId w:val="7"/>
         </w:numPr>
         <w:spacing w:before="120" w:after="120" w:line="288" w:lineRule="auto"/>
@@ -294,7 +301,7 @@
       </w:pPr>
       <w:r>
         <w:rPr>
-          <w:rFonts w:eastAsia="等线" w:ascii="Arial" w:cs="Arial" w:hAnsi="Arial"/>
+          <w:rFonts w:ascii="Arial" w:hAnsi="Arial" w:eastAsia="等线" w:cs="Arial"/>
           <w:sz w:val="22"/>
         </w:rPr>
         <w:t xml:space="preserve">登录页 </w:t>
@@ -303,6 +310,7 @@
     <w:p>
       <w:pPr>
         <w:numPr>
+          <w:ilvl w:val="0"/>
           <w:numId w:val="8"/>
         </w:numPr>
         <w:spacing w:before="120" w:after="120" w:line="288" w:lineRule="auto"/>
@@ -311,15 +319,15 @@
       </w:pPr>
       <w:r>
         <w:rPr>
-          <w:rFonts w:eastAsia="等线" w:ascii="Arial" w:cs="Arial" w:hAnsi="Arial"/>
-          <w:b w:val="true"/>
+          <w:rFonts w:ascii="Arial" w:hAnsi="Arial" w:eastAsia="等线" w:cs="Arial"/>
+          <w:b/>
           <w:sz w:val="22"/>
         </w:rPr>
         <w:t>布局</w:t>
       </w:r>
       <w:r>
         <w:rPr>
-          <w:rFonts w:eastAsia="等线" w:ascii="Arial" w:cs="Arial" w:hAnsi="Arial"/>
+          <w:rFonts w:ascii="Arial" w:hAnsi="Arial" w:eastAsia="等线" w:cs="Arial"/>
           <w:sz w:val="22"/>
         </w:rPr>
         <w:t>：居中卡片式表单，包含系统Logo和标题。</w:t>
@@ -328,6 +336,7 @@
     <w:p>
       <w:pPr>
         <w:numPr>
+          <w:ilvl w:val="0"/>
           <w:numId w:val="9"/>
         </w:numPr>
         <w:spacing w:before="120" w:after="120" w:line="288" w:lineRule="auto"/>
@@ -336,15 +345,15 @@
       </w:pPr>
       <w:r>
         <w:rPr>
-          <w:rFonts w:eastAsia="等线" w:ascii="Arial" w:cs="Arial" w:hAnsi="Arial"/>
-          <w:b w:val="true"/>
+          <w:rFonts w:ascii="Arial" w:hAnsi="Arial" w:eastAsia="等线" w:cs="Arial"/>
+          <w:b/>
           <w:sz w:val="22"/>
         </w:rPr>
         <w:t>表单元素</w:t>
       </w:r>
       <w:r>
         <w:rPr>
-          <w:rFonts w:eastAsia="等线" w:ascii="Arial" w:cs="Arial" w:hAnsi="Arial"/>
+          <w:rFonts w:ascii="Arial" w:hAnsi="Arial" w:eastAsia="等线" w:cs="Arial"/>
           <w:sz w:val="22"/>
         </w:rPr>
         <w:t>：账号输入框、密码输入框、验证码（可选）、【登录】按钮、【忘记密码】链接。</w:t>
@@ -353,6 +362,7 @@
     <w:p>
       <w:pPr>
         <w:numPr>
+          <w:ilvl w:val="0"/>
           <w:numId w:val="10"/>
         </w:numPr>
         <w:spacing w:before="120" w:after="120" w:line="288" w:lineRule="auto"/>
@@ -361,15 +371,15 @@
       </w:pPr>
       <w:r>
         <w:rPr>
-          <w:rFonts w:eastAsia="等线" w:ascii="Arial" w:cs="Arial" w:hAnsi="Arial"/>
-          <w:b w:val="true"/>
+          <w:rFonts w:ascii="Arial" w:hAnsi="Arial" w:eastAsia="等线" w:cs="Arial"/>
+          <w:b/>
           <w:sz w:val="22"/>
         </w:rPr>
         <w:t>交互</w:t>
       </w:r>
       <w:r>
         <w:rPr>
-          <w:rFonts w:eastAsia="等线" w:ascii="Arial" w:cs="Arial" w:hAnsi="Arial"/>
+          <w:rFonts w:ascii="Arial" w:hAnsi="Arial" w:eastAsia="等线" w:cs="Arial"/>
           <w:sz w:val="22"/>
         </w:rPr>
         <w:t>：登录成功后跳转至对应角色的「工作台」；失败则高亮错误字段并提示。</w:t>
@@ -378,6 +388,7 @@
     <w:p>
       <w:pPr>
         <w:numPr>
+          <w:ilvl w:val="0"/>
           <w:numId w:val="11"/>
         </w:numPr>
         <w:spacing w:before="120" w:after="120" w:line="288" w:lineRule="auto"/>
@@ -386,7 +397,7 @@
       </w:pPr>
       <w:r>
         <w:rPr>
-          <w:rFonts w:eastAsia="等线" w:ascii="Arial" w:cs="Arial" w:hAnsi="Arial"/>
+          <w:rFonts w:ascii="Arial" w:hAnsi="Arial" w:eastAsia="等线" w:cs="Arial"/>
           <w:sz w:val="22"/>
         </w:rPr>
         <w:t xml:space="preserve">工作台 (所有角色) </w:t>
@@ -395,6 +406,7 @@
     <w:p>
       <w:pPr>
         <w:numPr>
+          <w:ilvl w:val="0"/>
           <w:numId w:val="12"/>
         </w:numPr>
         <w:spacing w:before="120" w:after="120" w:line="288" w:lineRule="auto"/>
@@ -403,15 +415,15 @@
       </w:pPr>
       <w:r>
         <w:rPr>
-          <w:rFonts w:eastAsia="等线" w:ascii="Arial" w:cs="Arial" w:hAnsi="Arial"/>
-          <w:b w:val="true"/>
+          <w:rFonts w:ascii="Arial" w:hAnsi="Arial" w:eastAsia="等线" w:cs="Arial"/>
+          <w:b/>
           <w:sz w:val="22"/>
         </w:rPr>
         <w:t>布局</w:t>
       </w:r>
       <w:r>
         <w:rPr>
-          <w:rFonts w:eastAsia="等线" w:ascii="Arial" w:cs="Arial" w:hAnsi="Arial"/>
+          <w:rFonts w:ascii="Arial" w:hAnsi="Arial" w:eastAsia="等线" w:cs="Arial"/>
           <w:sz w:val="22"/>
         </w:rPr>
         <w:t>：顶部统计卡片 + 快捷操作按钮 + 最近任务/事项列表。</w:t>
@@ -420,6 +432,7 @@
     <w:p>
       <w:pPr>
         <w:numPr>
+          <w:ilvl w:val="0"/>
           <w:numId w:val="13"/>
         </w:numPr>
         <w:spacing w:before="120" w:after="120" w:line="288" w:lineRule="auto"/>
@@ -428,15 +441,15 @@
       </w:pPr>
       <w:r>
         <w:rPr>
-          <w:rFonts w:eastAsia="等线" w:ascii="Arial" w:cs="Arial" w:hAnsi="Arial"/>
-          <w:b w:val="true"/>
+          <w:rFonts w:ascii="Arial" w:hAnsi="Arial" w:eastAsia="等线" w:cs="Arial"/>
+          <w:b/>
           <w:sz w:val="22"/>
         </w:rPr>
         <w:t>统计卡片</w:t>
       </w:r>
       <w:r>
         <w:rPr>
-          <w:rFonts w:eastAsia="等线" w:ascii="Arial" w:cs="Arial" w:hAnsi="Arial"/>
+          <w:rFonts w:ascii="Arial" w:hAnsi="Arial" w:eastAsia="等线" w:cs="Arial"/>
           <w:sz w:val="22"/>
         </w:rPr>
         <w:t>：待办任务数、进行中任务数、已逾期任务数、今日到期任务数。</w:t>
@@ -445,6 +458,7 @@
     <w:p>
       <w:pPr>
         <w:numPr>
+          <w:ilvl w:val="0"/>
           <w:numId w:val="14"/>
         </w:numPr>
         <w:spacing w:before="120" w:after="120" w:line="288" w:lineRule="auto"/>
@@ -453,15 +467,15 @@
       </w:pPr>
       <w:r>
         <w:rPr>
-          <w:rFonts w:eastAsia="等线" w:ascii="Arial" w:cs="Arial" w:hAnsi="Arial"/>
-          <w:b w:val="true"/>
+          <w:rFonts w:ascii="Arial" w:hAnsi="Arial" w:eastAsia="等线" w:cs="Arial"/>
+          <w:b/>
           <w:sz w:val="22"/>
         </w:rPr>
         <w:t>快捷按钮</w:t>
       </w:r>
       <w:r>
         <w:rPr>
-          <w:rFonts w:eastAsia="等线" w:ascii="Arial" w:cs="Arial" w:hAnsi="Arial"/>
+          <w:rFonts w:ascii="Arial" w:hAnsi="Arial" w:eastAsia="等线" w:cs="Arial"/>
           <w:sz w:val="22"/>
         </w:rPr>
         <w:t>：【新建督办事项】(督办专员) / 【新建任务】(执行人)。</w:t>
@@ -470,6 +484,7 @@
     <w:p>
       <w:pPr>
         <w:numPr>
+          <w:ilvl w:val="0"/>
           <w:numId w:val="15"/>
         </w:numPr>
         <w:spacing w:before="120" w:after="120" w:line="288" w:lineRule="auto"/>
@@ -478,15 +493,15 @@
       </w:pPr>
       <w:r>
         <w:rPr>
-          <w:rFonts w:eastAsia="等线" w:ascii="Arial" w:cs="Arial" w:hAnsi="Arial"/>
-          <w:b w:val="true"/>
+          <w:rFonts w:ascii="Arial" w:hAnsi="Arial" w:eastAsia="等线" w:cs="Arial"/>
+          <w:b/>
           <w:sz w:val="22"/>
         </w:rPr>
         <w:t>列表</w:t>
       </w:r>
       <w:r>
         <w:rPr>
-          <w:rFonts w:eastAsia="等线" w:ascii="Arial" w:cs="Arial" w:hAnsi="Arial"/>
+          <w:rFonts w:ascii="Arial" w:hAnsi="Arial" w:eastAsia="等线" w:cs="Arial"/>
           <w:sz w:val="22"/>
         </w:rPr>
         <w:t>：展示“我负责的”、“我督办的”、“我审批的”任务/事项摘要，点击可跳转详情。</w:t>
@@ -495,6 +510,7 @@
     <w:p>
       <w:pPr>
         <w:numPr>
+          <w:ilvl w:val="0"/>
           <w:numId w:val="16"/>
         </w:numPr>
         <w:spacing w:before="120" w:after="120" w:line="288" w:lineRule="auto"/>
@@ -503,7 +519,7 @@
       </w:pPr>
       <w:r>
         <w:rPr>
-          <w:rFonts w:eastAsia="等线" w:ascii="Arial" w:cs="Arial" w:hAnsi="Arial"/>
+          <w:rFonts w:ascii="Arial" w:hAnsi="Arial" w:eastAsia="等线" w:cs="Arial"/>
           <w:sz w:val="22"/>
         </w:rPr>
         <w:t xml:space="preserve">督办事项列表页 (督办专员) </w:t>
@@ -512,6 +528,7 @@
     <w:p>
       <w:pPr>
         <w:numPr>
+          <w:ilvl w:val="0"/>
           <w:numId w:val="17"/>
         </w:numPr>
         <w:spacing w:before="120" w:after="120" w:line="288" w:lineRule="auto"/>
@@ -520,15 +537,15 @@
       </w:pPr>
       <w:r>
         <w:rPr>
-          <w:rFonts w:eastAsia="等线" w:ascii="Arial" w:cs="Arial" w:hAnsi="Arial"/>
-          <w:b w:val="true"/>
+          <w:rFonts w:ascii="Arial" w:hAnsi="Arial" w:eastAsia="等线" w:cs="Arial"/>
+          <w:b/>
           <w:sz w:val="22"/>
         </w:rPr>
         <w:t>布局</w:t>
       </w:r>
       <w:r>
         <w:rPr>
-          <w:rFonts w:eastAsia="等线" w:ascii="Arial" w:cs="Arial" w:hAnsi="Arial"/>
+          <w:rFonts w:ascii="Arial" w:hAnsi="Arial" w:eastAsia="等线" w:cs="Arial"/>
           <w:sz w:val="22"/>
         </w:rPr>
         <w:t>：筛选区 + 操作按钮 + 数据表格 + 分页。</w:t>
@@ -537,6 +554,7 @@
     <w:p>
       <w:pPr>
         <w:numPr>
+          <w:ilvl w:val="0"/>
           <w:numId w:val="18"/>
         </w:numPr>
         <w:spacing w:before="120" w:after="120" w:line="288" w:lineRule="auto"/>
@@ -545,15 +563,15 @@
       </w:pPr>
       <w:r>
         <w:rPr>
-          <w:rFonts w:eastAsia="等线" w:ascii="Arial" w:cs="Arial" w:hAnsi="Arial"/>
-          <w:b w:val="true"/>
+          <w:rFonts w:ascii="Arial" w:hAnsi="Arial" w:eastAsia="等线" w:cs="Arial"/>
+          <w:b/>
           <w:sz w:val="22"/>
         </w:rPr>
         <w:t>筛选区</w:t>
       </w:r>
       <w:r>
         <w:rPr>
-          <w:rFonts w:eastAsia="等线" w:ascii="Arial" w:cs="Arial" w:hAnsi="Arial"/>
+          <w:rFonts w:ascii="Arial" w:hAnsi="Arial" w:eastAsia="等线" w:cs="Arial"/>
           <w:sz w:val="22"/>
         </w:rPr>
         <w:t>：按标题、来源、状态、督办人、时间范围等条件筛选。</w:t>
@@ -562,6 +580,7 @@
     <w:p>
       <w:pPr>
         <w:numPr>
+          <w:ilvl w:val="0"/>
           <w:numId w:val="19"/>
         </w:numPr>
         <w:spacing w:before="120" w:after="120" w:line="288" w:lineRule="auto"/>
@@ -570,15 +589,15 @@
       </w:pPr>
       <w:r>
         <w:rPr>
-          <w:rFonts w:eastAsia="等线" w:ascii="Arial" w:cs="Arial" w:hAnsi="Arial"/>
-          <w:b w:val="true"/>
+          <w:rFonts w:ascii="Arial" w:hAnsi="Arial" w:eastAsia="等线" w:cs="Arial"/>
+          <w:b/>
           <w:sz w:val="22"/>
         </w:rPr>
         <w:t>操作按钮</w:t>
       </w:r>
       <w:r>
         <w:rPr>
-          <w:rFonts w:eastAsia="等线" w:ascii="Arial" w:cs="Arial" w:hAnsi="Arial"/>
+          <w:rFonts w:ascii="Arial" w:hAnsi="Arial" w:eastAsia="等线" w:cs="Arial"/>
           <w:sz w:val="22"/>
         </w:rPr>
         <w:t>：【新建督办事项】、【批量导出】。</w:t>
@@ -587,6 +606,7 @@
     <w:p>
       <w:pPr>
         <w:numPr>
+          <w:ilvl w:val="0"/>
           <w:numId w:val="20"/>
         </w:numPr>
         <w:spacing w:before="120" w:after="120" w:line="288" w:lineRule="auto"/>
@@ -595,15 +615,15 @@
       </w:pPr>
       <w:r>
         <w:rPr>
-          <w:rFonts w:eastAsia="等线" w:ascii="Arial" w:cs="Arial" w:hAnsi="Arial"/>
-          <w:b w:val="true"/>
+          <w:rFonts w:ascii="Arial" w:hAnsi="Arial" w:eastAsia="等线" w:cs="Arial"/>
+          <w:b/>
           <w:sz w:val="22"/>
         </w:rPr>
         <w:t>列表字段</w:t>
       </w:r>
       <w:r>
         <w:rPr>
-          <w:rFonts w:eastAsia="等线" w:ascii="Arial" w:cs="Arial" w:hAnsi="Arial"/>
+          <w:rFonts w:ascii="Arial" w:hAnsi="Arial" w:eastAsia="等线" w:cs="Arial"/>
           <w:sz w:val="22"/>
         </w:rPr>
         <w:t>：事项编号、标题、来源、督办人、责任部门、截止时间、状态、操作（查看/编辑/分解/催办/办结/删除）。</w:t>
@@ -612,6 +632,7 @@
     <w:p>
       <w:pPr>
         <w:numPr>
+          <w:ilvl w:val="0"/>
           <w:numId w:val="21"/>
         </w:numPr>
         <w:spacing w:before="120" w:after="120" w:line="288" w:lineRule="auto"/>
@@ -620,7 +641,7 @@
       </w:pPr>
       <w:r>
         <w:rPr>
-          <w:rFonts w:eastAsia="等线" w:ascii="Arial" w:cs="Arial" w:hAnsi="Arial"/>
+          <w:rFonts w:ascii="Arial" w:hAnsi="Arial" w:eastAsia="等线" w:cs="Arial"/>
           <w:sz w:val="22"/>
         </w:rPr>
         <w:t xml:space="preserve">新建/编辑督办事项页 (督办专员) </w:t>
@@ -629,6 +650,7 @@
     <w:p>
       <w:pPr>
         <w:numPr>
+          <w:ilvl w:val="0"/>
           <w:numId w:val="22"/>
         </w:numPr>
         <w:spacing w:before="120" w:after="120" w:line="288" w:lineRule="auto"/>
@@ -637,15 +659,15 @@
       </w:pPr>
       <w:r>
         <w:rPr>
-          <w:rFonts w:eastAsia="等线" w:ascii="Arial" w:cs="Arial" w:hAnsi="Arial"/>
-          <w:b w:val="true"/>
+          <w:rFonts w:ascii="Arial" w:hAnsi="Arial" w:eastAsia="等线" w:cs="Arial"/>
+          <w:b/>
           <w:sz w:val="22"/>
         </w:rPr>
         <w:t>布局</w:t>
       </w:r>
       <w:r>
         <w:rPr>
-          <w:rFonts w:eastAsia="等线" w:ascii="Arial" w:cs="Arial" w:hAnsi="Arial"/>
+          <w:rFonts w:ascii="Arial" w:hAnsi="Arial" w:eastAsia="等线" w:cs="Arial"/>
           <w:sz w:val="22"/>
         </w:rPr>
         <w:t>：步骤向导或标签页（基本信息 → 任务分解 → 附件 → 高级设置）。</w:t>
@@ -654,6 +676,7 @@
     <w:p>
       <w:pPr>
         <w:numPr>
+          <w:ilvl w:val="0"/>
           <w:numId w:val="23"/>
         </w:numPr>
         <w:spacing w:before="120" w:after="120" w:line="288" w:lineRule="auto"/>
@@ -662,15 +685,15 @@
       </w:pPr>
       <w:r>
         <w:rPr>
-          <w:rFonts w:eastAsia="等线" w:ascii="Arial" w:cs="Arial" w:hAnsi="Arial"/>
-          <w:b w:val="true"/>
+          <w:rFonts w:ascii="Arial" w:hAnsi="Arial" w:eastAsia="等线" w:cs="Arial"/>
+          <w:b/>
           <w:sz w:val="22"/>
         </w:rPr>
         <w:t>表单元素</w:t>
       </w:r>
       <w:r>
         <w:rPr>
-          <w:rFonts w:eastAsia="等线" w:ascii="Arial" w:cs="Arial" w:hAnsi="Arial"/>
+          <w:rFonts w:ascii="Arial" w:hAnsi="Arial" w:eastAsia="等线" w:cs="Arial"/>
           <w:sz w:val="22"/>
         </w:rPr>
         <w:t>：</w:t>
@@ -679,6 +702,7 @@
     <w:p>
       <w:pPr>
         <w:numPr>
+          <w:ilvl w:val="0"/>
           <w:numId w:val="24"/>
         </w:numPr>
         <w:spacing w:before="120" w:after="120" w:line="288" w:lineRule="auto"/>
@@ -687,15 +711,15 @@
       </w:pPr>
       <w:r>
         <w:rPr>
-          <w:rFonts w:eastAsia="等线" w:ascii="Arial" w:cs="Arial" w:hAnsi="Arial"/>
-          <w:b w:val="true"/>
+          <w:rFonts w:ascii="Arial" w:hAnsi="Arial" w:eastAsia="等线" w:cs="Arial"/>
+          <w:b/>
           <w:sz w:val="22"/>
         </w:rPr>
         <w:t>基本信息</w:t>
       </w:r>
       <w:r>
         <w:rPr>
-          <w:rFonts w:eastAsia="等线" w:ascii="Arial" w:cs="Arial" w:hAnsi="Arial"/>
+          <w:rFonts w:ascii="Arial" w:hAnsi="Arial" w:eastAsia="等线" w:cs="Arial"/>
           <w:sz w:val="22"/>
         </w:rPr>
         <w:t>：标题、来源（下拉）、关联公文/会议（附件/编号）、内容、起止时间、优先级、责任部门、督办人。</w:t>
@@ -704,6 +728,7 @@
     <w:p>
       <w:pPr>
         <w:numPr>
+          <w:ilvl w:val="0"/>
           <w:numId w:val="25"/>
         </w:numPr>
         <w:spacing w:before="120" w:after="120" w:line="288" w:lineRule="auto"/>
@@ -712,15 +737,15 @@
       </w:pPr>
       <w:r>
         <w:rPr>
-          <w:rFonts w:eastAsia="等线" w:ascii="Arial" w:cs="Arial" w:hAnsi="Arial"/>
-          <w:b w:val="true"/>
+          <w:rFonts w:ascii="Arial" w:hAnsi="Arial" w:eastAsia="等线" w:cs="Arial"/>
+          <w:b/>
           <w:sz w:val="22"/>
         </w:rPr>
         <w:t>任务分解</w:t>
       </w:r>
       <w:r>
         <w:rPr>
-          <w:rFonts w:eastAsia="等线" w:ascii="Arial" w:cs="Arial" w:hAnsi="Arial"/>
+          <w:rFonts w:ascii="Arial" w:hAnsi="Arial" w:eastAsia="等线" w:cs="Arial"/>
           <w:sz w:val="22"/>
         </w:rPr>
         <w:t>：表格形式，支持添加/删除行，每行包含任务名称、责任人、起止时间、交付物、说明。</w:t>
@@ -729,6 +754,7 @@
     <w:p>
       <w:pPr>
         <w:numPr>
+          <w:ilvl w:val="0"/>
           <w:numId w:val="26"/>
         </w:numPr>
         <w:spacing w:before="120" w:after="120" w:line="288" w:lineRule="auto"/>
@@ -737,15 +763,15 @@
       </w:pPr>
       <w:r>
         <w:rPr>
-          <w:rFonts w:eastAsia="等线" w:ascii="Arial" w:cs="Arial" w:hAnsi="Arial"/>
-          <w:b w:val="true"/>
+          <w:rFonts w:ascii="Arial" w:hAnsi="Arial" w:eastAsia="等线" w:cs="Arial"/>
+          <w:b/>
           <w:sz w:val="22"/>
         </w:rPr>
         <w:t>交互</w:t>
       </w:r>
       <w:r>
         <w:rPr>
-          <w:rFonts w:eastAsia="等线" w:ascii="Arial" w:cs="Arial" w:hAnsi="Arial"/>
+          <w:rFonts w:ascii="Arial" w:hAnsi="Arial" w:eastAsia="等线" w:cs="Arial"/>
           <w:sz w:val="22"/>
         </w:rPr>
         <w:t>：点击【保存草稿】或【提交审批】；提交后事项进入审批流程。</w:t>
@@ -754,6 +780,7 @@
     <w:p>
       <w:pPr>
         <w:numPr>
+          <w:ilvl w:val="0"/>
           <w:numId w:val="27"/>
         </w:numPr>
         <w:spacing w:before="120" w:after="120" w:line="288" w:lineRule="auto"/>
@@ -762,7 +789,7 @@
       </w:pPr>
       <w:r>
         <w:rPr>
-          <w:rFonts w:eastAsia="等线" w:ascii="Arial" w:cs="Arial" w:hAnsi="Arial"/>
+          <w:rFonts w:ascii="Arial" w:hAnsi="Arial" w:eastAsia="等线" w:cs="Arial"/>
           <w:sz w:val="22"/>
         </w:rPr>
         <w:t xml:space="preserve">督办事项详情页 (所有角色) </w:t>
@@ -771,6 +798,7 @@
     <w:p>
       <w:pPr>
         <w:numPr>
+          <w:ilvl w:val="0"/>
           <w:numId w:val="28"/>
         </w:numPr>
         <w:spacing w:before="120" w:after="120" w:line="288" w:lineRule="auto"/>
@@ -779,15 +807,15 @@
       </w:pPr>
       <w:r>
         <w:rPr>
-          <w:rFonts w:eastAsia="等线" w:ascii="Arial" w:cs="Arial" w:hAnsi="Arial"/>
-          <w:b w:val="true"/>
+          <w:rFonts w:ascii="Arial" w:hAnsi="Arial" w:eastAsia="等线" w:cs="Arial"/>
+          <w:b/>
           <w:sz w:val="22"/>
         </w:rPr>
         <w:t>布局</w:t>
       </w:r>
       <w:r>
         <w:rPr>
-          <w:rFonts w:eastAsia="等线" w:ascii="Arial" w:cs="Arial" w:hAnsi="Arial"/>
+          <w:rFonts w:ascii="Arial" w:hAnsi="Arial" w:eastAsia="等线" w:cs="Arial"/>
           <w:sz w:val="22"/>
         </w:rPr>
         <w:t>：标签页（事项信息、任务列表、进度跟踪、批示评价、操作记录）。</w:t>
@@ -796,6 +824,7 @@
     <w:p>
       <w:pPr>
         <w:numPr>
+          <w:ilvl w:val="0"/>
           <w:numId w:val="29"/>
         </w:numPr>
         <w:spacing w:before="120" w:after="120" w:line="288" w:lineRule="auto"/>
@@ -804,15 +833,15 @@
       </w:pPr>
       <w:r>
         <w:rPr>
-          <w:rFonts w:eastAsia="等线" w:ascii="Arial" w:cs="Arial" w:hAnsi="Arial"/>
-          <w:b w:val="true"/>
+          <w:rFonts w:ascii="Arial" w:hAnsi="Arial" w:eastAsia="等线" w:cs="Arial"/>
+          <w:b/>
           <w:sz w:val="22"/>
         </w:rPr>
         <w:t>事项信息</w:t>
       </w:r>
       <w:r>
         <w:rPr>
-          <w:rFonts w:eastAsia="等线" w:ascii="Arial" w:cs="Arial" w:hAnsi="Arial"/>
+          <w:rFonts w:ascii="Arial" w:hAnsi="Arial" w:eastAsia="等线" w:cs="Arial"/>
           <w:sz w:val="22"/>
         </w:rPr>
         <w:t>：展示所有基本信息、附件、审批状态与意见。</w:t>
@@ -821,6 +850,7 @@
     <w:p>
       <w:pPr>
         <w:numPr>
+          <w:ilvl w:val="0"/>
           <w:numId w:val="30"/>
         </w:numPr>
         <w:spacing w:before="120" w:after="120" w:line="288" w:lineRule="auto"/>
@@ -829,15 +859,15 @@
       </w:pPr>
       <w:r>
         <w:rPr>
-          <w:rFonts w:eastAsia="等线" w:ascii="Arial" w:cs="Arial" w:hAnsi="Arial"/>
-          <w:b w:val="true"/>
+          <w:rFonts w:ascii="Arial" w:hAnsi="Arial" w:eastAsia="等线" w:cs="Arial"/>
+          <w:b/>
           <w:sz w:val="22"/>
         </w:rPr>
         <w:t>任务列表</w:t>
       </w:r>
       <w:r>
         <w:rPr>
-          <w:rFonts w:eastAsia="等线" w:ascii="Arial" w:cs="Arial" w:hAnsi="Arial"/>
+          <w:rFonts w:ascii="Arial" w:hAnsi="Arial" w:eastAsia="等线" w:cs="Arial"/>
           <w:sz w:val="22"/>
         </w:rPr>
         <w:t>：展示该事项下所有任务的摘要，点击可跳转任务详情。</w:t>
@@ -846,6 +876,7 @@
     <w:p>
       <w:pPr>
         <w:numPr>
+          <w:ilvl w:val="0"/>
           <w:numId w:val="31"/>
         </w:numPr>
         <w:spacing w:before="120" w:after="120" w:line="288" w:lineRule="auto"/>
@@ -854,15 +885,15 @@
       </w:pPr>
       <w:r>
         <w:rPr>
-          <w:rFonts w:eastAsia="等线" w:ascii="Arial" w:cs="Arial" w:hAnsi="Arial"/>
-          <w:b w:val="true"/>
+          <w:rFonts w:ascii="Arial" w:hAnsi="Arial" w:eastAsia="等线" w:cs="Arial"/>
+          <w:b/>
           <w:sz w:val="22"/>
         </w:rPr>
         <w:t>进度跟踪</w:t>
       </w:r>
       <w:r>
         <w:rPr>
-          <w:rFonts w:eastAsia="等线" w:ascii="Arial" w:cs="Arial" w:hAnsi="Arial"/>
+          <w:rFonts w:ascii="Arial" w:hAnsi="Arial" w:eastAsia="等线" w:cs="Arial"/>
           <w:sz w:val="22"/>
         </w:rPr>
         <w:t>：时间轴形式，展示关键节点（发起、分解、反馈、催办、办结等）。</w:t>
@@ -871,6 +902,7 @@
     <w:p>
       <w:pPr>
         <w:numPr>
+          <w:ilvl w:val="0"/>
           <w:numId w:val="32"/>
         </w:numPr>
         <w:spacing w:before="120" w:after="120" w:line="288" w:lineRule="auto"/>
@@ -879,15 +911,15 @@
       </w:pPr>
       <w:r>
         <w:rPr>
-          <w:rFonts w:eastAsia="等线" w:ascii="Arial" w:cs="Arial" w:hAnsi="Arial"/>
-          <w:b w:val="true"/>
+          <w:rFonts w:ascii="Arial" w:hAnsi="Arial" w:eastAsia="等线" w:cs="Arial"/>
+          <w:b/>
           <w:sz w:val="22"/>
         </w:rPr>
         <w:t>批示评价</w:t>
       </w:r>
       <w:r>
         <w:rPr>
-          <w:rFonts w:eastAsia="等线" w:ascii="Arial" w:cs="Arial" w:hAnsi="Arial"/>
+          <w:rFonts w:ascii="Arial" w:hAnsi="Arial" w:eastAsia="等线" w:cs="Arial"/>
           <w:sz w:val="22"/>
         </w:rPr>
         <w:t>：领导可在此区域填写批示、评分和评语。</w:t>
@@ -896,6 +928,7 @@
     <w:p>
       <w:pPr>
         <w:numPr>
+          <w:ilvl w:val="0"/>
           <w:numId w:val="33"/>
         </w:numPr>
         <w:spacing w:before="120" w:after="120" w:line="288" w:lineRule="auto"/>
@@ -904,15 +937,15 @@
       </w:pPr>
       <w:r>
         <w:rPr>
-          <w:rFonts w:eastAsia="等线" w:ascii="Arial" w:cs="Arial" w:hAnsi="Arial"/>
-          <w:b w:val="true"/>
+          <w:rFonts w:ascii="Arial" w:hAnsi="Arial" w:eastAsia="等线" w:cs="Arial"/>
+          <w:b/>
           <w:sz w:val="22"/>
         </w:rPr>
         <w:t>操作记录</w:t>
       </w:r>
       <w:r>
         <w:rPr>
-          <w:rFonts w:eastAsia="等线" w:ascii="Arial" w:cs="Arial" w:hAnsi="Arial"/>
+          <w:rFonts w:ascii="Arial" w:hAnsi="Arial" w:eastAsia="等线" w:cs="Arial"/>
           <w:sz w:val="22"/>
         </w:rPr>
         <w:t>：记录所有关键操作（创建、修改、审批等）的时间、操作人和内容。</w:t>
@@ -921,6 +954,7 @@
     <w:p>
       <w:pPr>
         <w:numPr>
+          <w:ilvl w:val="0"/>
           <w:numId w:val="34"/>
         </w:numPr>
         <w:spacing w:before="120" w:after="120" w:line="288" w:lineRule="auto"/>
@@ -929,7 +963,7 @@
       </w:pPr>
       <w:r>
         <w:rPr>
-          <w:rFonts w:eastAsia="等线" w:ascii="Arial" w:cs="Arial" w:hAnsi="Arial"/>
+          <w:rFonts w:ascii="Arial" w:hAnsi="Arial" w:eastAsia="等线" w:cs="Arial"/>
           <w:sz w:val="22"/>
         </w:rPr>
         <w:t xml:space="preserve">任务管理列表页 (督办专员) </w:t>
@@ -938,6 +972,7 @@
     <w:p>
       <w:pPr>
         <w:numPr>
+          <w:ilvl w:val="0"/>
           <w:numId w:val="35"/>
         </w:numPr>
         <w:spacing w:before="120" w:after="120" w:line="288" w:lineRule="auto"/>
@@ -946,15 +981,15 @@
       </w:pPr>
       <w:r>
         <w:rPr>
-          <w:rFonts w:eastAsia="等线" w:ascii="Arial" w:cs="Arial" w:hAnsi="Arial"/>
-          <w:b w:val="true"/>
+          <w:rFonts w:ascii="Arial" w:hAnsi="Arial" w:eastAsia="等线" w:cs="Arial"/>
+          <w:b/>
           <w:sz w:val="22"/>
         </w:rPr>
         <w:t>布局</w:t>
       </w:r>
       <w:r>
         <w:rPr>
-          <w:rFonts w:eastAsia="等线" w:ascii="Arial" w:cs="Arial" w:hAnsi="Arial"/>
+          <w:rFonts w:ascii="Arial" w:hAnsi="Arial" w:eastAsia="等线" w:cs="Arial"/>
           <w:sz w:val="22"/>
         </w:rPr>
         <w:t>：筛选区 + 操作按钮 + 数据表格 + 分页。</w:t>
@@ -963,6 +998,7 @@
     <w:p>
       <w:pPr>
         <w:numPr>
+          <w:ilvl w:val="0"/>
           <w:numId w:val="36"/>
         </w:numPr>
         <w:spacing w:before="120" w:after="120" w:line="288" w:lineRule="auto"/>
@@ -971,15 +1007,15 @@
       </w:pPr>
       <w:r>
         <w:rPr>
-          <w:rFonts w:eastAsia="等线" w:ascii="Arial" w:cs="Arial" w:hAnsi="Arial"/>
-          <w:b w:val="true"/>
+          <w:rFonts w:ascii="Arial" w:hAnsi="Arial" w:eastAsia="等线" w:cs="Arial"/>
+          <w:b/>
           <w:sz w:val="22"/>
         </w:rPr>
         <w:t>筛选区</w:t>
       </w:r>
       <w:r>
         <w:rPr>
-          <w:rFonts w:eastAsia="等线" w:ascii="Arial" w:cs="Arial" w:hAnsi="Arial"/>
+          <w:rFonts w:ascii="Arial" w:hAnsi="Arial" w:eastAsia="等线" w:cs="Arial"/>
           <w:sz w:val="22"/>
         </w:rPr>
         <w:t>：按任务标题、所属事项、责任人、状态、时间范围等条件筛选。</w:t>
@@ -988,6 +1024,7 @@
     <w:p>
       <w:pPr>
         <w:numPr>
+          <w:ilvl w:val="0"/>
           <w:numId w:val="37"/>
         </w:numPr>
         <w:spacing w:before="120" w:after="120" w:line="288" w:lineRule="auto"/>
@@ -996,15 +1033,15 @@
       </w:pPr>
       <w:r>
         <w:rPr>
-          <w:rFonts w:eastAsia="等线" w:ascii="Arial" w:cs="Arial" w:hAnsi="Arial"/>
-          <w:b w:val="true"/>
+          <w:rFonts w:ascii="Arial" w:hAnsi="Arial" w:eastAsia="等线" w:cs="Arial"/>
+          <w:b/>
           <w:sz w:val="22"/>
         </w:rPr>
         <w:t>操作按钮</w:t>
       </w:r>
       <w:r>
         <w:rPr>
-          <w:rFonts w:eastAsia="等线" w:ascii="Arial" w:cs="Arial" w:hAnsi="Arial"/>
+          <w:rFonts w:ascii="Arial" w:hAnsi="Arial" w:eastAsia="等线" w:cs="Arial"/>
           <w:sz w:val="22"/>
         </w:rPr>
         <w:t>：【新建任务】、【批量导出】、【批量催办】。</w:t>
@@ -1013,6 +1050,7 @@
     <w:p>
       <w:pPr>
         <w:numPr>
+          <w:ilvl w:val="0"/>
           <w:numId w:val="38"/>
         </w:numPr>
         <w:spacing w:before="120" w:after="120" w:line="288" w:lineRule="auto"/>
@@ -1021,15 +1059,15 @@
       </w:pPr>
       <w:r>
         <w:rPr>
-          <w:rFonts w:eastAsia="等线" w:ascii="Arial" w:cs="Arial" w:hAnsi="Arial"/>
-          <w:b w:val="true"/>
+          <w:rFonts w:ascii="Arial" w:hAnsi="Arial" w:eastAsia="等线" w:cs="Arial"/>
+          <w:b/>
           <w:sz w:val="22"/>
         </w:rPr>
         <w:t>列表字段</w:t>
       </w:r>
       <w:r>
         <w:rPr>
-          <w:rFonts w:eastAsia="等线" w:ascii="Arial" w:cs="Arial" w:hAnsi="Arial"/>
+          <w:rFonts w:ascii="Arial" w:hAnsi="Arial" w:eastAsia="等线" w:cs="Arial"/>
           <w:sz w:val="22"/>
         </w:rPr>
         <w:t>：任务编号、所属事项、标题、责任人、所属部门、起止时间、进度、状态、操作（查看/编辑/催办/分解/删除）。</w:t>
@@ -1038,6 +1076,7 @@
     <w:p>
       <w:pPr>
         <w:numPr>
+          <w:ilvl w:val="0"/>
           <w:numId w:val="39"/>
         </w:numPr>
         <w:spacing w:before="120" w:after="120" w:line="288" w:lineRule="auto"/>
@@ -1046,7 +1085,7 @@
       </w:pPr>
       <w:r>
         <w:rPr>
-          <w:rFonts w:eastAsia="等线" w:ascii="Arial" w:cs="Arial" w:hAnsi="Arial"/>
+          <w:rFonts w:ascii="Arial" w:hAnsi="Arial" w:eastAsia="等线" w:cs="Arial"/>
           <w:sz w:val="22"/>
         </w:rPr>
         <w:t xml:space="preserve">任务详情页 (所有角色) </w:t>
@@ -1055,6 +1094,7 @@
     <w:p>
       <w:pPr>
         <w:numPr>
+          <w:ilvl w:val="0"/>
           <w:numId w:val="40"/>
         </w:numPr>
         <w:spacing w:before="120" w:after="120" w:line="288" w:lineRule="auto"/>
@@ -1063,15 +1103,15 @@
       </w:pPr>
       <w:r>
         <w:rPr>
-          <w:rFonts w:eastAsia="等线" w:ascii="Arial" w:cs="Arial" w:hAnsi="Arial"/>
-          <w:b w:val="true"/>
+          <w:rFonts w:ascii="Arial" w:hAnsi="Arial" w:eastAsia="等线" w:cs="Arial"/>
+          <w:b/>
           <w:sz w:val="22"/>
         </w:rPr>
         <w:t>布局</w:t>
       </w:r>
       <w:r>
         <w:rPr>
-          <w:rFonts w:eastAsia="等线" w:ascii="Arial" w:cs="Arial" w:hAnsi="Arial"/>
+          <w:rFonts w:ascii="Arial" w:hAnsi="Arial" w:eastAsia="等线" w:cs="Arial"/>
           <w:sz w:val="22"/>
         </w:rPr>
         <w:t>：标签页（基本信息、进度反馈、子任务、延期/办结、操作记录）。</w:t>
@@ -1080,6 +1120,7 @@
     <w:p>
       <w:pPr>
         <w:numPr>
+          <w:ilvl w:val="0"/>
           <w:numId w:val="41"/>
         </w:numPr>
         <w:spacing w:before="120" w:after="120" w:line="288" w:lineRule="auto"/>
@@ -1088,15 +1129,15 @@
       </w:pPr>
       <w:r>
         <w:rPr>
-          <w:rFonts w:eastAsia="等线" w:ascii="Arial" w:cs="Arial" w:hAnsi="Arial"/>
-          <w:b w:val="true"/>
+          <w:rFonts w:ascii="Arial" w:hAnsi="Arial" w:eastAsia="等线" w:cs="Arial"/>
+          <w:b/>
           <w:sz w:val="22"/>
         </w:rPr>
         <w:t>基本信息</w:t>
       </w:r>
       <w:r>
         <w:rPr>
-          <w:rFonts w:eastAsia="等线" w:ascii="Arial" w:cs="Arial" w:hAnsi="Arial"/>
+          <w:rFonts w:ascii="Arial" w:hAnsi="Arial" w:eastAsia="等线" w:cs="Arial"/>
           <w:sz w:val="22"/>
         </w:rPr>
         <w:t>：展示任务所属事项、标题、责任人、时间、优先级、交付物等。</w:t>
@@ -1105,6 +1146,7 @@
     <w:p>
       <w:pPr>
         <w:numPr>
+          <w:ilvl w:val="0"/>
           <w:numId w:val="42"/>
         </w:numPr>
         <w:spacing w:before="120" w:after="120" w:line="288" w:lineRule="auto"/>
@@ -1113,15 +1155,15 @@
       </w:pPr>
       <w:r>
         <w:rPr>
-          <w:rFonts w:eastAsia="等线" w:ascii="Arial" w:cs="Arial" w:hAnsi="Arial"/>
-          <w:b w:val="true"/>
+          <w:rFonts w:ascii="Arial" w:hAnsi="Arial" w:eastAsia="等线" w:cs="Arial"/>
+          <w:b/>
           <w:sz w:val="22"/>
         </w:rPr>
         <w:t>进度反馈</w:t>
       </w:r>
       <w:r>
         <w:rPr>
-          <w:rFonts w:eastAsia="等线" w:ascii="Arial" w:cs="Arial" w:hAnsi="Arial"/>
+          <w:rFonts w:ascii="Arial" w:hAnsi="Arial" w:eastAsia="等线" w:cs="Arial"/>
           <w:sz w:val="22"/>
         </w:rPr>
         <w:t>：历史反馈列表（时间、进度、说明、附件） + 新建反馈表单（进度滑块、说明、附件上传）。</w:t>
@@ -1130,6 +1172,7 @@
     <w:p>
       <w:pPr>
         <w:numPr>
+          <w:ilvl w:val="0"/>
           <w:numId w:val="43"/>
         </w:numPr>
         <w:spacing w:before="120" w:after="120" w:line="288" w:lineRule="auto"/>
@@ -1138,15 +1181,15 @@
       </w:pPr>
       <w:r>
         <w:rPr>
-          <w:rFonts w:eastAsia="等线" w:ascii="Arial" w:cs="Arial" w:hAnsi="Arial"/>
-          <w:b w:val="true"/>
+          <w:rFonts w:ascii="Arial" w:hAnsi="Arial" w:eastAsia="等线" w:cs="Arial"/>
+          <w:b/>
           <w:sz w:val="22"/>
         </w:rPr>
         <w:t>子任务</w:t>
       </w:r>
       <w:r>
         <w:rPr>
-          <w:rFonts w:eastAsia="等线" w:ascii="Arial" w:cs="Arial" w:hAnsi="Arial"/>
+          <w:rFonts w:ascii="Arial" w:hAnsi="Arial" w:eastAsia="等线" w:cs="Arial"/>
           <w:sz w:val="22"/>
         </w:rPr>
         <w:t>：树形结构展示，可展开/折叠，点击可跳转子任务详情。</w:t>
@@ -1155,6 +1198,7 @@
     <w:p>
       <w:pPr>
         <w:numPr>
+          <w:ilvl w:val="0"/>
           <w:numId w:val="44"/>
         </w:numPr>
         <w:spacing w:before="120" w:after="120" w:line="288" w:lineRule="auto"/>
@@ -1163,15 +1207,15 @@
       </w:pPr>
       <w:r>
         <w:rPr>
-          <w:rFonts w:eastAsia="等线" w:ascii="Arial" w:cs="Arial" w:hAnsi="Arial"/>
-          <w:b w:val="true"/>
+          <w:rFonts w:ascii="Arial" w:hAnsi="Arial" w:eastAsia="等线" w:cs="Arial"/>
+          <w:b/>
           <w:sz w:val="22"/>
         </w:rPr>
         <w:t>延期/办结</w:t>
       </w:r>
       <w:r>
         <w:rPr>
-          <w:rFonts w:eastAsia="等线" w:ascii="Arial" w:cs="Arial" w:hAnsi="Arial"/>
+          <w:rFonts w:ascii="Arial" w:hAnsi="Arial" w:eastAsia="等线" w:cs="Arial"/>
           <w:sz w:val="22"/>
         </w:rPr>
         <w:t>：执行人可在此提交【延期申请】或【办结申请】；审批人可在此【同意】或【驳回】。</w:t>
@@ -1180,6 +1224,7 @@
     <w:p>
       <w:pPr>
         <w:numPr>
+          <w:ilvl w:val="0"/>
           <w:numId w:val="45"/>
         </w:numPr>
         <w:spacing w:before="120" w:after="120" w:line="288" w:lineRule="auto"/>
@@ -1188,15 +1233,15 @@
       </w:pPr>
       <w:r>
         <w:rPr>
-          <w:rFonts w:eastAsia="等线" w:ascii="Arial" w:cs="Arial" w:hAnsi="Arial"/>
-          <w:b w:val="true"/>
+          <w:rFonts w:ascii="Arial" w:hAnsi="Arial" w:eastAsia="等线" w:cs="Arial"/>
+          <w:b/>
           <w:sz w:val="22"/>
         </w:rPr>
         <w:t>操作记录</w:t>
       </w:r>
       <w:r>
         <w:rPr>
-          <w:rFonts w:eastAsia="等线" w:ascii="Arial" w:cs="Arial" w:hAnsi="Arial"/>
+          <w:rFonts w:ascii="Arial" w:hAnsi="Arial" w:eastAsia="等线" w:cs="Arial"/>
           <w:sz w:val="22"/>
         </w:rPr>
         <w:t>：记录所有关键操作。</w:t>
@@ -1205,6 +1250,7 @@
     <w:p>
       <w:pPr>
         <w:numPr>
+          <w:ilvl w:val="0"/>
           <w:numId w:val="46"/>
         </w:numPr>
         <w:spacing w:before="120" w:after="120" w:line="288" w:lineRule="auto"/>
@@ -1213,7 +1259,7 @@
       </w:pPr>
       <w:r>
         <w:rPr>
-          <w:rFonts w:eastAsia="等线" w:ascii="Arial" w:cs="Arial" w:hAnsi="Arial"/>
+          <w:rFonts w:ascii="Arial" w:hAnsi="Arial" w:eastAsia="等线" w:cs="Arial"/>
           <w:sz w:val="22"/>
         </w:rPr>
         <w:t xml:space="preserve">任务分解页 (督办任务执行人) </w:t>
@@ -1222,6 +1268,7 @@
     <w:p>
       <w:pPr>
         <w:numPr>
+          <w:ilvl w:val="0"/>
           <w:numId w:val="47"/>
         </w:numPr>
         <w:spacing w:before="120" w:after="120" w:line="288" w:lineRule="auto"/>
@@ -1230,15 +1277,15 @@
       </w:pPr>
       <w:r>
         <w:rPr>
-          <w:rFonts w:eastAsia="等线" w:ascii="Arial" w:cs="Arial" w:hAnsi="Arial"/>
-          <w:b w:val="true"/>
+          <w:rFonts w:ascii="Arial" w:hAnsi="Arial" w:eastAsia="等线" w:cs="Arial"/>
+          <w:b/>
           <w:sz w:val="22"/>
         </w:rPr>
         <w:t>布局</w:t>
       </w:r>
       <w:r>
         <w:rPr>
-          <w:rFonts w:eastAsia="等线" w:ascii="Arial" w:cs="Arial" w:hAnsi="Arial"/>
+          <w:rFonts w:ascii="Arial" w:hAnsi="Arial" w:eastAsia="等线" w:cs="Arial"/>
           <w:sz w:val="22"/>
         </w:rPr>
         <w:t>：面包屑 + 说明文字 + 子任务创建表单 + 子任务列表。</w:t>
@@ -1247,6 +1294,7 @@
     <w:p>
       <w:pPr>
         <w:numPr>
+          <w:ilvl w:val="0"/>
           <w:numId w:val="48"/>
         </w:numPr>
         <w:spacing w:before="120" w:after="120" w:line="288" w:lineRule="auto"/>
@@ -1255,15 +1303,15 @@
       </w:pPr>
       <w:r>
         <w:rPr>
-          <w:rFonts w:eastAsia="等线" w:ascii="Arial" w:cs="Arial" w:hAnsi="Arial"/>
-          <w:b w:val="true"/>
+          <w:rFonts w:ascii="Arial" w:hAnsi="Arial" w:eastAsia="等线" w:cs="Arial"/>
+          <w:b/>
           <w:sz w:val="22"/>
         </w:rPr>
         <w:t>表单元素</w:t>
       </w:r>
       <w:r>
         <w:rPr>
-          <w:rFonts w:eastAsia="等线" w:ascii="Arial" w:cs="Arial" w:hAnsi="Arial"/>
+          <w:rFonts w:ascii="Arial" w:hAnsi="Arial" w:eastAsia="等线" w:cs="Arial"/>
           <w:sz w:val="22"/>
         </w:rPr>
         <w:t>：子任务名称、责任人（可指定本部门人员）、起止时间、交付物、说明。</w:t>
@@ -1272,6 +1320,7 @@
     <w:p>
       <w:pPr>
         <w:numPr>
+          <w:ilvl w:val="0"/>
           <w:numId w:val="49"/>
         </w:numPr>
         <w:spacing w:before="120" w:after="120" w:line="288" w:lineRule="auto"/>
@@ -1280,15 +1329,15 @@
       </w:pPr>
       <w:r>
         <w:rPr>
-          <w:rFonts w:eastAsia="等线" w:ascii="Arial" w:cs="Arial" w:hAnsi="Arial"/>
-          <w:b w:val="true"/>
+          <w:rFonts w:ascii="Arial" w:hAnsi="Arial" w:eastAsia="等线" w:cs="Arial"/>
+          <w:b/>
           <w:sz w:val="22"/>
         </w:rPr>
         <w:t>列表</w:t>
       </w:r>
       <w:r>
         <w:rPr>
-          <w:rFonts w:eastAsia="等线" w:ascii="Arial" w:cs="Arial" w:hAnsi="Arial"/>
+          <w:rFonts w:ascii="Arial" w:hAnsi="Arial" w:eastAsia="等线" w:cs="Arial"/>
           <w:sz w:val="22"/>
         </w:rPr>
         <w:t>：展示已创建的子任务，支持编辑和删除。</w:t>
@@ -1297,6 +1346,7 @@
     <w:p>
       <w:pPr>
         <w:numPr>
+          <w:ilvl w:val="0"/>
           <w:numId w:val="50"/>
         </w:numPr>
         <w:spacing w:before="120" w:after="120" w:line="288" w:lineRule="auto"/>
@@ -1305,15 +1355,15 @@
       </w:pPr>
       <w:r>
         <w:rPr>
-          <w:rFonts w:eastAsia="等线" w:ascii="Arial" w:cs="Arial" w:hAnsi="Arial"/>
-          <w:b w:val="true"/>
+          <w:rFonts w:ascii="Arial" w:hAnsi="Arial" w:eastAsia="等线" w:cs="Arial"/>
+          <w:b/>
           <w:sz w:val="22"/>
         </w:rPr>
         <w:t>交互</w:t>
       </w:r>
       <w:r>
         <w:rPr>
-          <w:rFonts w:eastAsia="等线" w:ascii="Arial" w:cs="Arial" w:hAnsi="Arial"/>
+          <w:rFonts w:ascii="Arial" w:hAnsi="Arial" w:eastAsia="等线" w:cs="Arial"/>
           <w:sz w:val="22"/>
         </w:rPr>
         <w:t>：保存后，子任务将汇总至父任务进度中。</w:t>
@@ -1322,6 +1372,7 @@
     <w:p>
       <w:pPr>
         <w:numPr>
+          <w:ilvl w:val="0"/>
           <w:numId w:val="51"/>
         </w:numPr>
         <w:spacing w:before="120" w:after="120" w:line="288" w:lineRule="auto"/>
@@ -1330,7 +1381,7 @@
       </w:pPr>
       <w:r>
         <w:rPr>
-          <w:rFonts w:eastAsia="等线" w:ascii="Arial" w:cs="Arial" w:hAnsi="Arial"/>
+          <w:rFonts w:ascii="Arial" w:hAnsi="Arial" w:eastAsia="等线" w:cs="Arial"/>
           <w:sz w:val="22"/>
         </w:rPr>
         <w:t xml:space="preserve">延期申请页 (督办任务执行人) </w:t>
@@ -1339,6 +1390,7 @@
     <w:p>
       <w:pPr>
         <w:numPr>
+          <w:ilvl w:val="0"/>
           <w:numId w:val="52"/>
         </w:numPr>
         <w:spacing w:before="120" w:after="120" w:line="288" w:lineRule="auto"/>
@@ -1347,15 +1399,15 @@
       </w:pPr>
       <w:r>
         <w:rPr>
-          <w:rFonts w:eastAsia="等线" w:ascii="Arial" w:cs="Arial" w:hAnsi="Arial"/>
-          <w:b w:val="true"/>
+          <w:rFonts w:ascii="Arial" w:hAnsi="Arial" w:eastAsia="等线" w:cs="Arial"/>
+          <w:b/>
           <w:sz w:val="22"/>
         </w:rPr>
         <w:t>布局</w:t>
       </w:r>
       <w:r>
         <w:rPr>
-          <w:rFonts w:eastAsia="等线" w:ascii="Arial" w:cs="Arial" w:hAnsi="Arial"/>
+          <w:rFonts w:ascii="Arial" w:hAnsi="Arial" w:eastAsia="等线" w:cs="Arial"/>
           <w:sz w:val="22"/>
         </w:rPr>
         <w:t>：表单页，标题为“延期申请 - {任务名称}”。</w:t>
@@ -1364,6 +1416,7 @@
     <w:p>
       <w:pPr>
         <w:numPr>
+          <w:ilvl w:val="0"/>
           <w:numId w:val="53"/>
         </w:numPr>
         <w:spacing w:before="120" w:after="120" w:line="288" w:lineRule="auto"/>
@@ -1372,15 +1425,15 @@
       </w:pPr>
       <w:r>
         <w:rPr>
-          <w:rFonts w:eastAsia="等线" w:ascii="Arial" w:cs="Arial" w:hAnsi="Arial"/>
-          <w:b w:val="true"/>
+          <w:rFonts w:ascii="Arial" w:hAnsi="Arial" w:eastAsia="等线" w:cs="Arial"/>
+          <w:b/>
           <w:sz w:val="22"/>
         </w:rPr>
         <w:t>表单元素</w:t>
       </w:r>
       <w:r>
         <w:rPr>
-          <w:rFonts w:eastAsia="等线" w:ascii="Arial" w:cs="Arial" w:hAnsi="Arial"/>
+          <w:rFonts w:ascii="Arial" w:hAnsi="Arial" w:eastAsia="等线" w:cs="Arial"/>
           <w:sz w:val="22"/>
         </w:rPr>
         <w:t>：原截止时间、申请新截止时间、延期原因（多行文本）、相关说明（可选）、附件上传。</w:t>
@@ -1389,6 +1442,7 @@
     <w:p>
       <w:pPr>
         <w:numPr>
+          <w:ilvl w:val="0"/>
           <w:numId w:val="54"/>
         </w:numPr>
         <w:spacing w:before="120" w:after="120" w:line="288" w:lineRule="auto"/>
@@ -1397,15 +1451,15 @@
       </w:pPr>
       <w:r>
         <w:rPr>
-          <w:rFonts w:eastAsia="等线" w:ascii="Arial" w:cs="Arial" w:hAnsi="Arial"/>
-          <w:b w:val="true"/>
+          <w:rFonts w:ascii="Arial" w:hAnsi="Arial" w:eastAsia="等线" w:cs="Arial"/>
+          <w:b/>
           <w:sz w:val="22"/>
         </w:rPr>
         <w:t>交互</w:t>
       </w:r>
       <w:r>
         <w:rPr>
-          <w:rFonts w:eastAsia="等线" w:ascii="Arial" w:cs="Arial" w:hAnsi="Arial"/>
+          <w:rFonts w:ascii="Arial" w:hAnsi="Arial" w:eastAsia="等线" w:cs="Arial"/>
           <w:sz w:val="22"/>
         </w:rPr>
         <w:t>：提交后，任务状态变更为“待审批”，相关领导将收到通知。</w:t>
@@ -1414,6 +1468,7 @@
     <w:p>
       <w:pPr>
         <w:numPr>
+          <w:ilvl w:val="0"/>
           <w:numId w:val="55"/>
         </w:numPr>
         <w:spacing w:before="120" w:after="120" w:line="288" w:lineRule="auto"/>
@@ -1422,7 +1477,7 @@
       </w:pPr>
       <w:r>
         <w:rPr>
-          <w:rFonts w:eastAsia="等线" w:ascii="Arial" w:cs="Arial" w:hAnsi="Arial"/>
+          <w:rFonts w:ascii="Arial" w:hAnsi="Arial" w:eastAsia="等线" w:cs="Arial"/>
           <w:sz w:val="22"/>
         </w:rPr>
         <w:t xml:space="preserve">督办看板页 (督办事项相关领导) </w:t>
@@ -1431,6 +1486,7 @@
     <w:p>
       <w:pPr>
         <w:numPr>
+          <w:ilvl w:val="0"/>
           <w:numId w:val="56"/>
         </w:numPr>
         <w:spacing w:before="120" w:after="120" w:line="288" w:lineRule="auto"/>
@@ -1439,15 +1495,15 @@
       </w:pPr>
       <w:r>
         <w:rPr>
-          <w:rFonts w:eastAsia="等线" w:ascii="Arial" w:cs="Arial" w:hAnsi="Arial"/>
-          <w:b w:val="true"/>
+          <w:rFonts w:ascii="Arial" w:hAnsi="Arial" w:eastAsia="等线" w:cs="Arial"/>
+          <w:b/>
           <w:sz w:val="22"/>
         </w:rPr>
         <w:t>布局</w:t>
       </w:r>
       <w:r>
         <w:rPr>
-          <w:rFonts w:eastAsia="等线" w:ascii="Arial" w:cs="Arial" w:hAnsi="Arial"/>
+          <w:rFonts w:ascii="Arial" w:hAnsi="Arial" w:eastAsia="等线" w:cs="Arial"/>
           <w:sz w:val="22"/>
         </w:rPr>
         <w:t>：顶部筛选区 + 多维度图表区。</w:t>
@@ -1456,6 +1512,7 @@
     <w:p>
       <w:pPr>
         <w:numPr>
+          <w:ilvl w:val="0"/>
           <w:numId w:val="57"/>
         </w:numPr>
         <w:spacing w:before="120" w:after="120" w:line="288" w:lineRule="auto"/>
@@ -1464,15 +1521,15 @@
       </w:pPr>
       <w:r>
         <w:rPr>
-          <w:rFonts w:eastAsia="等线" w:ascii="Arial" w:cs="Arial" w:hAnsi="Arial"/>
-          <w:b w:val="true"/>
+          <w:rFonts w:ascii="Arial" w:hAnsi="Arial" w:eastAsia="等线" w:cs="Arial"/>
+          <w:b/>
           <w:sz w:val="22"/>
         </w:rPr>
         <w:t>筛选区</w:t>
       </w:r>
       <w:r>
         <w:rPr>
-          <w:rFonts w:eastAsia="等线" w:ascii="Arial" w:cs="Arial" w:hAnsi="Arial"/>
+          <w:rFonts w:ascii="Arial" w:hAnsi="Arial" w:eastAsia="等线" w:cs="Arial"/>
           <w:sz w:val="22"/>
         </w:rPr>
         <w:t>：按分管部门、时间范围、事项类型等条件筛选。</w:t>
@@ -1481,6 +1538,7 @@
     <w:p>
       <w:pPr>
         <w:numPr>
+          <w:ilvl w:val="0"/>
           <w:numId w:val="58"/>
         </w:numPr>
         <w:spacing w:before="120" w:after="120" w:line="288" w:lineRule="auto"/>
@@ -1489,15 +1547,15 @@
       </w:pPr>
       <w:r>
         <w:rPr>
-          <w:rFonts w:eastAsia="等线" w:ascii="Arial" w:cs="Arial" w:hAnsi="Arial"/>
-          <w:b w:val="true"/>
+          <w:rFonts w:ascii="Arial" w:hAnsi="Arial" w:eastAsia="等线" w:cs="Arial"/>
+          <w:b/>
           <w:sz w:val="22"/>
         </w:rPr>
         <w:t>图表区</w:t>
       </w:r>
       <w:r>
         <w:rPr>
-          <w:rFonts w:eastAsia="等线" w:ascii="Arial" w:cs="Arial" w:hAnsi="Arial"/>
+          <w:rFonts w:ascii="Arial" w:hAnsi="Arial" w:eastAsia="等线" w:cs="Arial"/>
           <w:sz w:val="22"/>
         </w:rPr>
         <w:t>：</w:t>
@@ -1506,6 +1564,7 @@
     <w:p>
       <w:pPr>
         <w:numPr>
+          <w:ilvl w:val="0"/>
           <w:numId w:val="59"/>
         </w:numPr>
         <w:spacing w:before="120" w:after="120" w:line="288" w:lineRule="auto"/>
@@ -1514,15 +1573,15 @@
       </w:pPr>
       <w:r>
         <w:rPr>
-          <w:rFonts w:eastAsia="等线" w:ascii="Arial" w:cs="Arial" w:hAnsi="Arial"/>
-          <w:b w:val="true"/>
+          <w:rFonts w:ascii="Arial" w:hAnsi="Arial" w:eastAsia="等线" w:cs="Arial"/>
+          <w:b/>
           <w:sz w:val="22"/>
         </w:rPr>
         <w:t>指标卡</w:t>
       </w:r>
       <w:r>
         <w:rPr>
-          <w:rFonts w:eastAsia="等线" w:ascii="Arial" w:cs="Arial" w:hAnsi="Arial"/>
+          <w:rFonts w:ascii="Arial" w:hAnsi="Arial" w:eastAsia="等线" w:cs="Arial"/>
           <w:sz w:val="22"/>
         </w:rPr>
         <w:t>：事项总数、完成率、逾期率、今日到期数。</w:t>
@@ -1531,6 +1590,7 @@
     <w:p>
       <w:pPr>
         <w:numPr>
+          <w:ilvl w:val="0"/>
           <w:numId w:val="60"/>
         </w:numPr>
         <w:spacing w:before="120" w:after="120" w:line="288" w:lineRule="auto"/>
@@ -1539,15 +1599,15 @@
       </w:pPr>
       <w:r>
         <w:rPr>
-          <w:rFonts w:eastAsia="等线" w:ascii="Arial" w:cs="Arial" w:hAnsi="Arial"/>
-          <w:b w:val="true"/>
+          <w:rFonts w:ascii="Arial" w:hAnsi="Arial" w:eastAsia="等线" w:cs="Arial"/>
+          <w:b/>
           <w:sz w:val="22"/>
         </w:rPr>
         <w:t>图表</w:t>
       </w:r>
       <w:r>
         <w:rPr>
-          <w:rFonts w:eastAsia="等线" w:ascii="Arial" w:cs="Arial" w:hAnsi="Arial"/>
+          <w:rFonts w:ascii="Arial" w:hAnsi="Arial" w:eastAsia="等线" w:cs="Arial"/>
           <w:sz w:val="22"/>
         </w:rPr>
         <w:t>：按部门/状态的任务分布柱状图、事项完成趋势折线图、逾期任务TopN排行。</w:t>
@@ -1556,6 +1616,7 @@
     <w:p>
       <w:pPr>
         <w:numPr>
+          <w:ilvl w:val="0"/>
           <w:numId w:val="61"/>
         </w:numPr>
         <w:spacing w:before="120" w:after="120" w:line="288" w:lineRule="auto"/>
@@ -1564,15 +1625,15 @@
       </w:pPr>
       <w:r>
         <w:rPr>
-          <w:rFonts w:eastAsia="等线" w:ascii="Arial" w:cs="Arial" w:hAnsi="Arial"/>
-          <w:b w:val="true"/>
+          <w:rFonts w:ascii="Arial" w:hAnsi="Arial" w:eastAsia="等线" w:cs="Arial"/>
+          <w:b/>
           <w:sz w:val="22"/>
         </w:rPr>
         <w:t>交互</w:t>
       </w:r>
       <w:r>
         <w:rPr>
-          <w:rFonts w:eastAsia="等线" w:ascii="Arial" w:cs="Arial" w:hAnsi="Arial"/>
+          <w:rFonts w:ascii="Arial" w:hAnsi="Arial" w:eastAsia="等线" w:cs="Arial"/>
           <w:sz w:val="22"/>
         </w:rPr>
         <w:t>：点击图表可下钻查看明细列表。</w:t>
@@ -1581,6 +1642,7 @@
     <w:p>
       <w:pPr>
         <w:numPr>
+          <w:ilvl w:val="0"/>
           <w:numId w:val="62"/>
         </w:numPr>
         <w:spacing w:before="120" w:after="120" w:line="288" w:lineRule="auto"/>
@@ -1589,7 +1651,7 @@
       </w:pPr>
       <w:r>
         <w:rPr>
-          <w:rFonts w:eastAsia="等线" w:ascii="Arial" w:cs="Arial" w:hAnsi="Arial"/>
+          <w:rFonts w:ascii="Arial" w:hAnsi="Arial" w:eastAsia="等线" w:cs="Arial"/>
           <w:sz w:val="22"/>
         </w:rPr>
         <w:t xml:space="preserve">督办事项审批页 (督办事项相关领导) </w:t>
@@ -1598,6 +1660,7 @@
     <w:p>
       <w:pPr>
         <w:numPr>
+          <w:ilvl w:val="0"/>
           <w:numId w:val="63"/>
         </w:numPr>
         <w:spacing w:before="120" w:after="120" w:line="288" w:lineRule="auto"/>
@@ -1606,15 +1669,15 @@
       </w:pPr>
       <w:r>
         <w:rPr>
-          <w:rFonts w:eastAsia="等线" w:ascii="Arial" w:cs="Arial" w:hAnsi="Arial"/>
-          <w:b w:val="true"/>
+          <w:rFonts w:ascii="Arial" w:hAnsi="Arial" w:eastAsia="等线" w:cs="Arial"/>
+          <w:b/>
           <w:sz w:val="22"/>
         </w:rPr>
         <w:t>布局</w:t>
       </w:r>
       <w:r>
         <w:rPr>
-          <w:rFonts w:eastAsia="等线" w:ascii="Arial" w:cs="Arial" w:hAnsi="Arial"/>
+          <w:rFonts w:ascii="Arial" w:hAnsi="Arial" w:eastAsia="等线" w:cs="Arial"/>
           <w:sz w:val="22"/>
         </w:rPr>
         <w:t>：事项详情展示区 + 审批操作区。</w:t>
@@ -1623,6 +1686,7 @@
     <w:p>
       <w:pPr>
         <w:numPr>
+          <w:ilvl w:val="0"/>
           <w:numId w:val="64"/>
         </w:numPr>
         <w:spacing w:before="120" w:after="120" w:line="288" w:lineRule="auto"/>
@@ -1631,15 +1695,15 @@
       </w:pPr>
       <w:r>
         <w:rPr>
-          <w:rFonts w:eastAsia="等线" w:ascii="Arial" w:cs="Arial" w:hAnsi="Arial"/>
-          <w:b w:val="true"/>
+          <w:rFonts w:ascii="Arial" w:hAnsi="Arial" w:eastAsia="等线" w:cs="Arial"/>
+          <w:b/>
           <w:sz w:val="22"/>
         </w:rPr>
         <w:t>详情展示</w:t>
       </w:r>
       <w:r>
         <w:rPr>
-          <w:rFonts w:eastAsia="等线" w:ascii="Arial" w:cs="Arial" w:hAnsi="Arial"/>
+          <w:rFonts w:ascii="Arial" w:hAnsi="Arial" w:eastAsia="等线" w:cs="Arial"/>
           <w:sz w:val="22"/>
         </w:rPr>
         <w:t>：只读展示事项的全部信息、附件和审批流程。</w:t>
@@ -1648,6 +1712,7 @@
     <w:p>
       <w:pPr>
         <w:numPr>
+          <w:ilvl w:val="0"/>
           <w:numId w:val="65"/>
         </w:numPr>
         <w:spacing w:before="120" w:after="120" w:line="288" w:lineRule="auto"/>
@@ -1656,15 +1721,15 @@
       </w:pPr>
       <w:r>
         <w:rPr>
-          <w:rFonts w:eastAsia="等线" w:ascii="Arial" w:cs="Arial" w:hAnsi="Arial"/>
-          <w:b w:val="true"/>
+          <w:rFonts w:ascii="Arial" w:hAnsi="Arial" w:eastAsia="等线" w:cs="Arial"/>
+          <w:b/>
           <w:sz w:val="22"/>
         </w:rPr>
         <w:t>审批操作区</w:t>
       </w:r>
       <w:r>
         <w:rPr>
-          <w:rFonts w:eastAsia="等线" w:ascii="Arial" w:cs="Arial" w:hAnsi="Arial"/>
+          <w:rFonts w:ascii="Arial" w:hAnsi="Arial" w:eastAsia="等线" w:cs="Arial"/>
           <w:sz w:val="22"/>
         </w:rPr>
         <w:t>：审批意见输入框、操作按钮（【同意】、【驳回】、【退回修改】）。</w:t>
@@ -1673,6 +1738,7 @@
     <w:p>
       <w:pPr>
         <w:numPr>
+          <w:ilvl w:val="0"/>
           <w:numId w:val="66"/>
         </w:numPr>
         <w:spacing w:before="120" w:after="120" w:line="288" w:lineRule="auto"/>
@@ -1681,15 +1747,15 @@
       </w:pPr>
       <w:r>
         <w:rPr>
-          <w:rFonts w:eastAsia="等线" w:ascii="Arial" w:cs="Arial" w:hAnsi="Arial"/>
-          <w:b w:val="true"/>
+          <w:rFonts w:ascii="Arial" w:hAnsi="Arial" w:eastAsia="等线" w:cs="Arial"/>
+          <w:b/>
           <w:sz w:val="22"/>
         </w:rPr>
         <w:t>交互</w:t>
       </w:r>
       <w:r>
         <w:rPr>
-          <w:rFonts w:eastAsia="等线" w:ascii="Arial" w:cs="Arial" w:hAnsi="Arial"/>
+          <w:rFonts w:ascii="Arial" w:hAnsi="Arial" w:eastAsia="等线" w:cs="Arial"/>
           <w:sz w:val="22"/>
         </w:rPr>
         <w:t>：点击审批按钮后，流程根据选择流转，事项状态相应更新。</w:t>
@@ -1698,6 +1764,7 @@
     <w:p>
       <w:pPr>
         <w:numPr>
+          <w:ilvl w:val="0"/>
           <w:numId w:val="67"/>
         </w:numPr>
         <w:spacing w:before="120" w:after="120" w:line="288" w:lineRule="auto"/>
@@ -1706,7 +1773,7 @@
       </w:pPr>
       <w:r>
         <w:rPr>
-          <w:rFonts w:eastAsia="等线" w:ascii="Arial" w:cs="Arial" w:hAnsi="Arial"/>
+          <w:rFonts w:ascii="Arial" w:hAnsi="Arial" w:eastAsia="等线" w:cs="Arial"/>
           <w:sz w:val="22"/>
         </w:rPr>
         <w:t xml:space="preserve">督办评价页 (督办事项相关领导) </w:t>
@@ -1715,6 +1782,7 @@
     <w:p>
       <w:pPr>
         <w:numPr>
+          <w:ilvl w:val="0"/>
           <w:numId w:val="68"/>
         </w:numPr>
         <w:spacing w:before="120" w:after="120" w:line="288" w:lineRule="auto"/>
@@ -1723,15 +1791,15 @@
       </w:pPr>
       <w:r>
         <w:rPr>
-          <w:rFonts w:eastAsia="等线" w:ascii="Arial" w:cs="Arial" w:hAnsi="Arial"/>
-          <w:b w:val="true"/>
+          <w:rFonts w:ascii="Arial" w:hAnsi="Arial" w:eastAsia="等线" w:cs="Arial"/>
+          <w:b/>
           <w:sz w:val="22"/>
         </w:rPr>
         <w:t>布局</w:t>
       </w:r>
       <w:r>
         <w:rPr>
-          <w:rFonts w:eastAsia="等线" w:ascii="Arial" w:cs="Arial" w:hAnsi="Arial"/>
+          <w:rFonts w:ascii="Arial" w:hAnsi="Arial" w:eastAsia="等线" w:cs="Arial"/>
           <w:sz w:val="22"/>
         </w:rPr>
         <w:t>：事项/任务详情展示区 + 评价表单区。</w:t>
@@ -1740,6 +1808,7 @@
     <w:p>
       <w:pPr>
         <w:numPr>
+          <w:ilvl w:val="0"/>
           <w:numId w:val="69"/>
         </w:numPr>
         <w:spacing w:before="120" w:after="120" w:line="288" w:lineRule="auto"/>
@@ -1748,15 +1817,15 @@
       </w:pPr>
       <w:r>
         <w:rPr>
-          <w:rFonts w:eastAsia="等线" w:ascii="Arial" w:cs="Arial" w:hAnsi="Arial"/>
-          <w:b w:val="true"/>
+          <w:rFonts w:ascii="Arial" w:hAnsi="Arial" w:eastAsia="等线" w:cs="Arial"/>
+          <w:b/>
           <w:sz w:val="22"/>
         </w:rPr>
         <w:t>详情展示</w:t>
       </w:r>
       <w:r>
         <w:rPr>
-          <w:rFonts w:eastAsia="等线" w:ascii="Arial" w:cs="Arial" w:hAnsi="Arial"/>
+          <w:rFonts w:ascii="Arial" w:hAnsi="Arial" w:eastAsia="等线" w:cs="Arial"/>
           <w:sz w:val="22"/>
         </w:rPr>
         <w:t>：只读展示事项/任务的完成情况、附件和过程记录。</w:t>
@@ -1765,6 +1834,7 @@
     <w:p>
       <w:pPr>
         <w:numPr>
+          <w:ilvl w:val="0"/>
           <w:numId w:val="70"/>
         </w:numPr>
         <w:spacing w:before="120" w:after="120" w:line="288" w:lineRule="auto"/>
@@ -1773,15 +1843,15 @@
       </w:pPr>
       <w:r>
         <w:rPr>
-          <w:rFonts w:eastAsia="等线" w:ascii="Arial" w:cs="Arial" w:hAnsi="Arial"/>
-          <w:b w:val="true"/>
+          <w:rFonts w:ascii="Arial" w:hAnsi="Arial" w:eastAsia="等线" w:cs="Arial"/>
+          <w:b/>
           <w:sz w:val="22"/>
         </w:rPr>
         <w:t>评价表单区</w:t>
       </w:r>
       <w:r>
         <w:rPr>
-          <w:rFonts w:eastAsia="等线" w:ascii="Arial" w:cs="Arial" w:hAnsi="Arial"/>
+          <w:rFonts w:ascii="Arial" w:hAnsi="Arial" w:eastAsia="等线" w:cs="Arial"/>
           <w:sz w:val="22"/>
         </w:rPr>
         <w:t>：评分项（时效、质量、协同等）、总体评价（下拉/星级）、评语（多行文本）。</w:t>
@@ -1790,6 +1860,7 @@
     <w:p>
       <w:pPr>
         <w:numPr>
+          <w:ilvl w:val="0"/>
           <w:numId w:val="71"/>
         </w:numPr>
         <w:spacing w:before="120" w:after="120" w:line="288" w:lineRule="auto"/>
@@ -1798,15 +1869,15 @@
       </w:pPr>
       <w:r>
         <w:rPr>
-          <w:rFonts w:eastAsia="等线" w:ascii="Arial" w:cs="Arial" w:hAnsi="Arial"/>
-          <w:b w:val="true"/>
+          <w:rFonts w:ascii="Arial" w:hAnsi="Arial" w:eastAsia="等线" w:cs="Arial"/>
+          <w:b/>
           <w:sz w:val="22"/>
         </w:rPr>
         <w:t>交互</w:t>
       </w:r>
       <w:r>
         <w:rPr>
-          <w:rFonts w:eastAsia="等线" w:ascii="Arial" w:cs="Arial" w:hAnsi="Arial"/>
+          <w:rFonts w:ascii="Arial" w:hAnsi="Arial" w:eastAsia="等线" w:cs="Arial"/>
           <w:sz w:val="22"/>
         </w:rPr>
         <w:t>：提交后，评价信息记入档案，并可用于统计分析。</w:t>
@@ -1815,6 +1886,7 @@
     <w:p>
       <w:pPr>
         <w:numPr>
+          <w:ilvl w:val="0"/>
           <w:numId w:val="72"/>
         </w:numPr>
         <w:spacing w:before="120" w:after="120" w:line="288" w:lineRule="auto"/>
@@ -1823,7 +1895,7 @@
       </w:pPr>
       <w:r>
         <w:rPr>
-          <w:rFonts w:eastAsia="等线" w:ascii="Arial" w:cs="Arial" w:hAnsi="Arial"/>
+          <w:rFonts w:ascii="Arial" w:hAnsi="Arial" w:eastAsia="等线" w:cs="Arial"/>
           <w:sz w:val="22"/>
         </w:rPr>
         <w:t xml:space="preserve">我的待办页 (所有角色) </w:t>
@@ -1832,6 +1904,7 @@
     <w:p>
       <w:pPr>
         <w:numPr>
+          <w:ilvl w:val="0"/>
           <w:numId w:val="73"/>
         </w:numPr>
         <w:spacing w:before="120" w:after="120" w:line="288" w:lineRule="auto"/>
@@ -1840,15 +1913,15 @@
       </w:pPr>
       <w:r>
         <w:rPr>
-          <w:rFonts w:eastAsia="等线" w:ascii="Arial" w:cs="Arial" w:hAnsi="Arial"/>
-          <w:b w:val="true"/>
+          <w:rFonts w:ascii="Arial" w:hAnsi="Arial" w:eastAsia="等线" w:cs="Arial"/>
+          <w:b/>
           <w:sz w:val="22"/>
         </w:rPr>
         <w:t>布局</w:t>
       </w:r>
       <w:r>
         <w:rPr>
-          <w:rFonts w:eastAsia="等线" w:ascii="Arial" w:cs="Arial" w:hAnsi="Arial"/>
+          <w:rFonts w:ascii="Arial" w:hAnsi="Arial" w:eastAsia="等线" w:cs="Arial"/>
           <w:sz w:val="22"/>
         </w:rPr>
         <w:t>：标签页（待办任务、待审批事项） + 数据表格 + 分页。</w:t>
@@ -1857,6 +1930,7 @@
     <w:p>
       <w:pPr>
         <w:numPr>
+          <w:ilvl w:val="0"/>
           <w:numId w:val="74"/>
         </w:numPr>
         <w:spacing w:before="120" w:after="120" w:line="288" w:lineRule="auto"/>
@@ -1865,15 +1939,15 @@
       </w:pPr>
       <w:r>
         <w:rPr>
-          <w:rFonts w:eastAsia="等线" w:ascii="Arial" w:cs="Arial" w:hAnsi="Arial"/>
-          <w:b w:val="true"/>
+          <w:rFonts w:ascii="Arial" w:hAnsi="Arial" w:eastAsia="等线" w:cs="Arial"/>
+          <w:b/>
           <w:sz w:val="22"/>
         </w:rPr>
         <w:t>待办任务</w:t>
       </w:r>
       <w:r>
         <w:rPr>
-          <w:rFonts w:eastAsia="等线" w:ascii="Arial" w:cs="Arial" w:hAnsi="Arial"/>
+          <w:rFonts w:ascii="Arial" w:hAnsi="Arial" w:eastAsia="等线" w:cs="Arial"/>
           <w:sz w:val="22"/>
         </w:rPr>
         <w:t>：展示执行人待更新进度的任务。</w:t>
@@ -1882,6 +1956,7 @@
     <w:p>
       <w:pPr>
         <w:numPr>
+          <w:ilvl w:val="0"/>
           <w:numId w:val="75"/>
         </w:numPr>
         <w:spacing w:before="120" w:after="120" w:line="288" w:lineRule="auto"/>
@@ -1890,15 +1965,15 @@
       </w:pPr>
       <w:r>
         <w:rPr>
-          <w:rFonts w:eastAsia="等线" w:ascii="Arial" w:cs="Arial" w:hAnsi="Arial"/>
-          <w:b w:val="true"/>
+          <w:rFonts w:ascii="Arial" w:hAnsi="Arial" w:eastAsia="等线" w:cs="Arial"/>
+          <w:b/>
           <w:sz w:val="22"/>
         </w:rPr>
         <w:t>待审批事项</w:t>
       </w:r>
       <w:r>
         <w:rPr>
-          <w:rFonts w:eastAsia="等线" w:ascii="Arial" w:cs="Arial" w:hAnsi="Arial"/>
+          <w:rFonts w:ascii="Arial" w:hAnsi="Arial" w:eastAsia="等线" w:cs="Arial"/>
           <w:sz w:val="22"/>
         </w:rPr>
         <w:t>：展示领导待审批的事项/延期/办结申请。</w:t>
@@ -1907,6 +1982,7 @@
     <w:p>
       <w:pPr>
         <w:numPr>
+          <w:ilvl w:val="0"/>
           <w:numId w:val="76"/>
         </w:numPr>
         <w:spacing w:before="120" w:after="120" w:line="288" w:lineRule="auto"/>
@@ -1915,15 +1991,15 @@
       </w:pPr>
       <w:r>
         <w:rPr>
-          <w:rFonts w:eastAsia="等线" w:ascii="Arial" w:cs="Arial" w:hAnsi="Arial"/>
-          <w:b w:val="true"/>
+          <w:rFonts w:ascii="Arial" w:hAnsi="Arial" w:eastAsia="等线" w:cs="Arial"/>
+          <w:b/>
           <w:sz w:val="22"/>
         </w:rPr>
         <w:t>列表字段</w:t>
       </w:r>
       <w:r>
         <w:rPr>
-          <w:rFonts w:eastAsia="等线" w:ascii="Arial" w:cs="Arial" w:hAnsi="Arial"/>
+          <w:rFonts w:ascii="Arial" w:hAnsi="Arial" w:eastAsia="等线" w:cs="Arial"/>
           <w:sz w:val="22"/>
         </w:rPr>
         <w:t>：包含任务/事项名称、发起人、截止时间、当前步骤等，并提供【处理】按钮直接跳转。</w:t>
@@ -1932,6 +2008,7 @@
     <w:p>
       <w:pPr>
         <w:numPr>
+          <w:ilvl w:val="0"/>
           <w:numId w:val="77"/>
         </w:numPr>
         <w:spacing w:before="120" w:after="120" w:line="288" w:lineRule="auto"/>
@@ -1940,7 +2017,7 @@
       </w:pPr>
       <w:r>
         <w:rPr>
-          <w:rFonts w:eastAsia="等线" w:ascii="Arial" w:cs="Arial" w:hAnsi="Arial"/>
+          <w:rFonts w:ascii="Arial" w:hAnsi="Arial" w:eastAsia="等线" w:cs="Arial"/>
           <w:sz w:val="22"/>
         </w:rPr>
         <w:t xml:space="preserve">督办统计页 (督办专员) </w:t>
@@ -1949,6 +2026,7 @@
     <w:p>
       <w:pPr>
         <w:numPr>
+          <w:ilvl w:val="0"/>
           <w:numId w:val="78"/>
         </w:numPr>
         <w:spacing w:before="120" w:after="120" w:line="288" w:lineRule="auto"/>
@@ -1957,15 +2035,15 @@
       </w:pPr>
       <w:r>
         <w:rPr>
-          <w:rFonts w:eastAsia="等线" w:ascii="Arial" w:cs="Arial" w:hAnsi="Arial"/>
-          <w:b w:val="true"/>
+          <w:rFonts w:ascii="Arial" w:hAnsi="Arial" w:eastAsia="等线" w:cs="Arial"/>
+          <w:b/>
           <w:sz w:val="22"/>
         </w:rPr>
         <w:t>布局</w:t>
       </w:r>
       <w:r>
         <w:rPr>
-          <w:rFonts w:eastAsia="等线" w:ascii="Arial" w:cs="Arial" w:hAnsi="Arial"/>
+          <w:rFonts w:ascii="Arial" w:hAnsi="Arial" w:eastAsia="等线" w:cs="Arial"/>
           <w:sz w:val="22"/>
         </w:rPr>
         <w:t>：筛选区 + 图表区 + 数据导出区。</w:t>
@@ -1974,6 +2052,7 @@
     <w:p>
       <w:pPr>
         <w:numPr>
+          <w:ilvl w:val="0"/>
           <w:numId w:val="79"/>
         </w:numPr>
         <w:spacing w:before="120" w:after="120" w:line="288" w:lineRule="auto"/>
@@ -1982,15 +2061,15 @@
       </w:pPr>
       <w:r>
         <w:rPr>
-          <w:rFonts w:eastAsia="等线" w:ascii="Arial" w:cs="Arial" w:hAnsi="Arial"/>
-          <w:b w:val="true"/>
+          <w:rFonts w:ascii="Arial" w:hAnsi="Arial" w:eastAsia="等线" w:cs="Arial"/>
+          <w:b/>
           <w:sz w:val="22"/>
         </w:rPr>
         <w:t>筛选区</w:t>
       </w:r>
       <w:r>
         <w:rPr>
-          <w:rFonts w:eastAsia="等线" w:ascii="Arial" w:cs="Arial" w:hAnsi="Arial"/>
+          <w:rFonts w:ascii="Arial" w:hAnsi="Arial" w:eastAsia="等线" w:cs="Arial"/>
           <w:sz w:val="22"/>
         </w:rPr>
         <w:t>：按时间范围、部门、督办人等条件筛选。</w:t>
@@ -1999,6 +2078,7 @@
     <w:p>
       <w:pPr>
         <w:numPr>
+          <w:ilvl w:val="0"/>
           <w:numId w:val="80"/>
         </w:numPr>
         <w:spacing w:before="120" w:after="120" w:line="288" w:lineRule="auto"/>
@@ -2007,15 +2087,15 @@
       </w:pPr>
       <w:r>
         <w:rPr>
-          <w:rFonts w:eastAsia="等线" w:ascii="Arial" w:cs="Arial" w:hAnsi="Arial"/>
-          <w:b w:val="true"/>
+          <w:rFonts w:ascii="Arial" w:hAnsi="Arial" w:eastAsia="等线" w:cs="Arial"/>
+          <w:b/>
           <w:sz w:val="22"/>
         </w:rPr>
         <w:t>图表区</w:t>
       </w:r>
       <w:r>
         <w:rPr>
-          <w:rFonts w:eastAsia="等线" w:ascii="Arial" w:cs="Arial" w:hAnsi="Arial"/>
+          <w:rFonts w:ascii="Arial" w:hAnsi="Arial" w:eastAsia="等线" w:cs="Arial"/>
           <w:sz w:val="22"/>
         </w:rPr>
         <w:t>：完成率趋势图、部门任务量排行、逾期率分析图、任务状态分布饼图。</w:t>
@@ -2024,6 +2104,7 @@
     <w:p>
       <w:pPr>
         <w:numPr>
+          <w:ilvl w:val="0"/>
           <w:numId w:val="81"/>
         </w:numPr>
         <w:spacing w:before="120" w:after="120" w:line="288" w:lineRule="auto"/>
@@ -2032,15 +2113,15 @@
       </w:pPr>
       <w:r>
         <w:rPr>
-          <w:rFonts w:eastAsia="等线" w:ascii="Arial" w:cs="Arial" w:hAnsi="Arial"/>
-          <w:b w:val="true"/>
+          <w:rFonts w:ascii="Arial" w:hAnsi="Arial" w:eastAsia="等线" w:cs="Arial"/>
+          <w:b/>
           <w:sz w:val="22"/>
         </w:rPr>
         <w:t>数据导出区</w:t>
       </w:r>
       <w:r>
         <w:rPr>
-          <w:rFonts w:eastAsia="等线" w:ascii="Arial" w:cs="Arial" w:hAnsi="Arial"/>
+          <w:rFonts w:ascii="Arial" w:hAnsi="Arial" w:eastAsia="等线" w:cs="Arial"/>
           <w:sz w:val="22"/>
         </w:rPr>
         <w:t>：提供【导出Excel】和【导出PDF】按钮。</w:t>
@@ -2049,8 +2130,8 @@
     <w:p>
       <w:pPr>
         <w:pBdr>
-          <w:bottom w:val="single" w:color="dee0e3"/>
-          <w:between w:val="single" w:color="dee0e3"/>
+          <w:bottom w:val="single" w:color="DEE0E3" w:sz="2" w:space="0"/>
+          <w:between w:val="single" w:color="DEE0E3" w:sz="2" w:space="0"/>
         </w:pBdr>
         <w:spacing w:before="120" w:after="120" w:line="288" w:lineRule="auto"/>
         <w:ind w:left="0"/>
@@ -2058,17 +2139,16 @@
     </w:p>
     <w:p>
       <w:pPr>
-        <w:pStyle w:val="3"/>
         <w:spacing w:before="300" w:after="120" w:line="288" w:lineRule="auto"/>
         <w:ind w:left="0"/>
         <w:jc w:val="left"/>
         <w:outlineLvl w:val="2"/>
       </w:pPr>
-      <w:bookmarkStart w:name="heading_2" w:id="2"/>
-      <w:r>
-        <w:rPr>
-          <w:rFonts w:eastAsia="等线" w:ascii="Arial" w:cs="Arial" w:hAnsi="Arial"/>
-          <w:b w:val="true"/>
+      <w:bookmarkStart w:id="2" w:name="heading_2"/>
+      <w:r>
+        <w:rPr>
+          <w:rFonts w:ascii="Arial" w:hAnsi="Arial" w:eastAsia="等线" w:cs="Arial"/>
+          <w:b/>
           <w:sz w:val="30"/>
         </w:rPr>
         <w:t xml:space="preserve">🔗 三、页面跳转关系 </w:t>
@@ -2078,6 +2158,7 @@
     <w:p>
       <w:pPr>
         <w:numPr>
+          <w:ilvl w:val="0"/>
           <w:numId w:val="82"/>
         </w:numPr>
         <w:spacing w:before="120" w:after="120" w:line="288" w:lineRule="auto"/>
@@ -2086,23 +2167,23 @@
       </w:pPr>
       <w:r>
         <w:rPr>
-          <w:rFonts w:eastAsia="等线" w:ascii="Arial" w:cs="Arial" w:hAnsi="Arial"/>
-          <w:b w:val="true"/>
+          <w:rFonts w:ascii="Arial" w:hAnsi="Arial" w:eastAsia="等线" w:cs="Arial"/>
+          <w:b/>
           <w:sz w:val="22"/>
         </w:rPr>
         <w:t>登录页</w:t>
       </w:r>
       <w:r>
         <w:rPr>
-          <w:rFonts w:eastAsia="等线" w:ascii="Arial" w:cs="Arial" w:hAnsi="Arial"/>
+          <w:rFonts w:ascii="Arial" w:hAnsi="Arial" w:eastAsia="等线" w:cs="Arial"/>
           <w:sz w:val="22"/>
         </w:rPr>
         <w:t xml:space="preserve"> → (成功) → </w:t>
       </w:r>
       <w:r>
         <w:rPr>
-          <w:rFonts w:eastAsia="等线" w:ascii="Arial" w:cs="Arial" w:hAnsi="Arial"/>
-          <w:b w:val="true"/>
+          <w:rFonts w:ascii="Arial" w:hAnsi="Arial" w:eastAsia="等线" w:cs="Arial"/>
+          <w:b/>
           <w:sz w:val="22"/>
         </w:rPr>
         <w:t>工作台</w:t>
@@ -2111,6 +2192,7 @@
     <w:p>
       <w:pPr>
         <w:numPr>
+          <w:ilvl w:val="0"/>
           <w:numId w:val="83"/>
         </w:numPr>
         <w:spacing w:before="120" w:after="120" w:line="288" w:lineRule="auto"/>
@@ -2119,23 +2201,23 @@
       </w:pPr>
       <w:r>
         <w:rPr>
-          <w:rFonts w:eastAsia="等线" w:ascii="Arial" w:cs="Arial" w:hAnsi="Arial"/>
-          <w:b w:val="true"/>
+          <w:rFonts w:ascii="Arial" w:hAnsi="Arial" w:eastAsia="等线" w:cs="Arial"/>
+          <w:b/>
           <w:sz w:val="22"/>
         </w:rPr>
         <w:t>工作台</w:t>
       </w:r>
       <w:r>
         <w:rPr>
-          <w:rFonts w:eastAsia="等线" w:ascii="Arial" w:cs="Arial" w:hAnsi="Arial"/>
+          <w:rFonts w:ascii="Arial" w:hAnsi="Arial" w:eastAsia="等线" w:cs="Arial"/>
           <w:sz w:val="22"/>
         </w:rPr>
         <w:t xml:space="preserve"> → (点击“新建”) → </w:t>
       </w:r>
       <w:r>
         <w:rPr>
-          <w:rFonts w:eastAsia="等线" w:ascii="Arial" w:cs="Arial" w:hAnsi="Arial"/>
-          <w:b w:val="true"/>
+          <w:rFonts w:ascii="Arial" w:hAnsi="Arial" w:eastAsia="等线" w:cs="Arial"/>
+          <w:b/>
           <w:sz w:val="22"/>
         </w:rPr>
         <w:t>新建督办事项/任务页</w:t>
@@ -2144,6 +2226,7 @@
     <w:p>
       <w:pPr>
         <w:numPr>
+          <w:ilvl w:val="0"/>
           <w:numId w:val="84"/>
         </w:numPr>
         <w:spacing w:before="120" w:after="120" w:line="288" w:lineRule="auto"/>
@@ -2152,23 +2235,23 @@
       </w:pPr>
       <w:r>
         <w:rPr>
-          <w:rFonts w:eastAsia="等线" w:ascii="Arial" w:cs="Arial" w:hAnsi="Arial"/>
-          <w:b w:val="true"/>
+          <w:rFonts w:ascii="Arial" w:hAnsi="Arial" w:eastAsia="等线" w:cs="Arial"/>
+          <w:b/>
           <w:sz w:val="22"/>
         </w:rPr>
         <w:t>工作台</w:t>
       </w:r>
       <w:r>
         <w:rPr>
-          <w:rFonts w:eastAsia="等线" w:ascii="Arial" w:cs="Arial" w:hAnsi="Arial"/>
+          <w:rFonts w:ascii="Arial" w:hAnsi="Arial" w:eastAsia="等线" w:cs="Arial"/>
           <w:sz w:val="22"/>
         </w:rPr>
         <w:t xml:space="preserve"> → (点击列表项) → </w:t>
       </w:r>
       <w:r>
         <w:rPr>
-          <w:rFonts w:eastAsia="等线" w:ascii="Arial" w:cs="Arial" w:hAnsi="Arial"/>
-          <w:b w:val="true"/>
+          <w:rFonts w:ascii="Arial" w:hAnsi="Arial" w:eastAsia="等线" w:cs="Arial"/>
+          <w:b/>
           <w:sz w:val="22"/>
         </w:rPr>
         <w:t>督办事项/任务详情页</w:t>
@@ -2177,6 +2260,7 @@
     <w:p>
       <w:pPr>
         <w:numPr>
+          <w:ilvl w:val="0"/>
           <w:numId w:val="85"/>
         </w:numPr>
         <w:spacing w:before="120" w:after="120" w:line="288" w:lineRule="auto"/>
@@ -2185,23 +2269,23 @@
       </w:pPr>
       <w:r>
         <w:rPr>
-          <w:rFonts w:eastAsia="等线" w:ascii="Arial" w:cs="Arial" w:hAnsi="Arial"/>
-          <w:b w:val="true"/>
+          <w:rFonts w:ascii="Arial" w:hAnsi="Arial" w:eastAsia="等线" w:cs="Arial"/>
+          <w:b/>
           <w:sz w:val="22"/>
         </w:rPr>
         <w:t>督办事项列表</w:t>
       </w:r>
       <w:r>
         <w:rPr>
-          <w:rFonts w:eastAsia="等线" w:ascii="Arial" w:cs="Arial" w:hAnsi="Arial"/>
+          <w:rFonts w:ascii="Arial" w:hAnsi="Arial" w:eastAsia="等线" w:cs="Arial"/>
           <w:sz w:val="22"/>
         </w:rPr>
         <w:t xml:space="preserve"> → (点击“新建”) → </w:t>
       </w:r>
       <w:r>
         <w:rPr>
-          <w:rFonts w:eastAsia="等线" w:ascii="Arial" w:cs="Arial" w:hAnsi="Arial"/>
-          <w:b w:val="true"/>
+          <w:rFonts w:ascii="Arial" w:hAnsi="Arial" w:eastAsia="等线" w:cs="Arial"/>
+          <w:b/>
           <w:sz w:val="22"/>
         </w:rPr>
         <w:t>新建督办事项页</w:t>
@@ -2210,6 +2294,7 @@
     <w:p>
       <w:pPr>
         <w:numPr>
+          <w:ilvl w:val="0"/>
           <w:numId w:val="86"/>
         </w:numPr>
         <w:spacing w:before="120" w:after="120" w:line="288" w:lineRule="auto"/>
@@ -2218,23 +2303,23 @@
       </w:pPr>
       <w:r>
         <w:rPr>
-          <w:rFonts w:eastAsia="等线" w:ascii="Arial" w:cs="Arial" w:hAnsi="Arial"/>
-          <w:b w:val="true"/>
+          <w:rFonts w:ascii="Arial" w:hAnsi="Arial" w:eastAsia="等线" w:cs="Arial"/>
+          <w:b/>
           <w:sz w:val="22"/>
         </w:rPr>
         <w:t>督办事项列表</w:t>
       </w:r>
       <w:r>
         <w:rPr>
-          <w:rFonts w:eastAsia="等线" w:ascii="Arial" w:cs="Arial" w:hAnsi="Arial"/>
+          <w:rFonts w:ascii="Arial" w:hAnsi="Arial" w:eastAsia="等线" w:cs="Arial"/>
           <w:sz w:val="22"/>
         </w:rPr>
         <w:t xml:space="preserve"> → (点击“分解”) → </w:t>
       </w:r>
       <w:r>
         <w:rPr>
-          <w:rFonts w:eastAsia="等线" w:ascii="Arial" w:cs="Arial" w:hAnsi="Arial"/>
-          <w:b w:val="true"/>
+          <w:rFonts w:ascii="Arial" w:hAnsi="Arial" w:eastAsia="等线" w:cs="Arial"/>
+          <w:b/>
           <w:sz w:val="22"/>
         </w:rPr>
         <w:t>任务分解页</w:t>
@@ -2243,6 +2328,7 @@
     <w:p>
       <w:pPr>
         <w:numPr>
+          <w:ilvl w:val="0"/>
           <w:numId w:val="87"/>
         </w:numPr>
         <w:spacing w:before="120" w:after="120" w:line="288" w:lineRule="auto"/>
@@ -2251,23 +2337,23 @@
       </w:pPr>
       <w:r>
         <w:rPr>
-          <w:rFonts w:eastAsia="等线" w:ascii="Arial" w:cs="Arial" w:hAnsi="Arial"/>
-          <w:b w:val="true"/>
+          <w:rFonts w:ascii="Arial" w:hAnsi="Arial" w:eastAsia="等线" w:cs="Arial"/>
+          <w:b/>
           <w:sz w:val="22"/>
         </w:rPr>
         <w:t>督办事项详情</w:t>
       </w:r>
       <w:r>
         <w:rPr>
-          <w:rFonts w:eastAsia="等线" w:ascii="Arial" w:cs="Arial" w:hAnsi="Arial"/>
+          <w:rFonts w:ascii="Arial" w:hAnsi="Arial" w:eastAsia="等线" w:cs="Arial"/>
           <w:sz w:val="22"/>
         </w:rPr>
         <w:t xml:space="preserve"> → (点击“任务列表”) → </w:t>
       </w:r>
       <w:r>
         <w:rPr>
-          <w:rFonts w:eastAsia="等线" w:ascii="Arial" w:cs="Arial" w:hAnsi="Arial"/>
-          <w:b w:val="true"/>
+          <w:rFonts w:ascii="Arial" w:hAnsi="Arial" w:eastAsia="等线" w:cs="Arial"/>
+          <w:b/>
           <w:sz w:val="22"/>
         </w:rPr>
         <w:t>任务管理列表页</w:t>
@@ -2276,6 +2362,7 @@
     <w:p>
       <w:pPr>
         <w:numPr>
+          <w:ilvl w:val="0"/>
           <w:numId w:val="88"/>
         </w:numPr>
         <w:spacing w:before="120" w:after="120" w:line="288" w:lineRule="auto"/>
@@ -2284,23 +2371,23 @@
       </w:pPr>
       <w:r>
         <w:rPr>
-          <w:rFonts w:eastAsia="等线" w:ascii="Arial" w:cs="Arial" w:hAnsi="Arial"/>
-          <w:b w:val="true"/>
+          <w:rFonts w:ascii="Arial" w:hAnsi="Arial" w:eastAsia="等线" w:cs="Arial"/>
+          <w:b/>
           <w:sz w:val="22"/>
         </w:rPr>
         <w:t>督办事项详情</w:t>
       </w:r>
       <w:r>
         <w:rPr>
-          <w:rFonts w:eastAsia="等线" w:ascii="Arial" w:cs="Arial" w:hAnsi="Arial"/>
+          <w:rFonts w:ascii="Arial" w:hAnsi="Arial" w:eastAsia="等线" w:cs="Arial"/>
           <w:sz w:val="22"/>
         </w:rPr>
         <w:t xml:space="preserve"> → (领导审批) → </w:t>
       </w:r>
       <w:r>
         <w:rPr>
-          <w:rFonts w:eastAsia="等线" w:ascii="Arial" w:cs="Arial" w:hAnsi="Arial"/>
-          <w:b w:val="true"/>
+          <w:rFonts w:ascii="Arial" w:hAnsi="Arial" w:eastAsia="等线" w:cs="Arial"/>
+          <w:b/>
           <w:sz w:val="22"/>
         </w:rPr>
         <w:t>督办事项审批页</w:t>
@@ -2309,6 +2396,7 @@
     <w:p>
       <w:pPr>
         <w:numPr>
+          <w:ilvl w:val="0"/>
           <w:numId w:val="89"/>
         </w:numPr>
         <w:spacing w:before="120" w:after="120" w:line="288" w:lineRule="auto"/>
@@ -2317,23 +2405,23 @@
       </w:pPr>
       <w:r>
         <w:rPr>
-          <w:rFonts w:eastAsia="等线" w:ascii="Arial" w:cs="Arial" w:hAnsi="Arial"/>
-          <w:b w:val="true"/>
+          <w:rFonts w:ascii="Arial" w:hAnsi="Arial" w:eastAsia="等线" w:cs="Arial"/>
+          <w:b/>
           <w:sz w:val="22"/>
         </w:rPr>
         <w:t>督办事项详情</w:t>
       </w:r>
       <w:r>
         <w:rPr>
-          <w:rFonts w:eastAsia="等线" w:ascii="Arial" w:cs="Arial" w:hAnsi="Arial"/>
+          <w:rFonts w:ascii="Arial" w:hAnsi="Arial" w:eastAsia="等线" w:cs="Arial"/>
           <w:sz w:val="22"/>
         </w:rPr>
         <w:t xml:space="preserve"> → (办结后) → </w:t>
       </w:r>
       <w:r>
         <w:rPr>
-          <w:rFonts w:eastAsia="等线" w:ascii="Arial" w:cs="Arial" w:hAnsi="Arial"/>
-          <w:b w:val="true"/>
+          <w:rFonts w:ascii="Arial" w:hAnsi="Arial" w:eastAsia="等线" w:cs="Arial"/>
+          <w:b/>
           <w:sz w:val="22"/>
         </w:rPr>
         <w:t>督办评价页</w:t>
@@ -2342,6 +2430,7 @@
     <w:p>
       <w:pPr>
         <w:numPr>
+          <w:ilvl w:val="0"/>
           <w:numId w:val="90"/>
         </w:numPr>
         <w:spacing w:before="120" w:after="120" w:line="288" w:lineRule="auto"/>
@@ -2350,23 +2439,23 @@
       </w:pPr>
       <w:r>
         <w:rPr>
-          <w:rFonts w:eastAsia="等线" w:ascii="Arial" w:cs="Arial" w:hAnsi="Arial"/>
-          <w:b w:val="true"/>
+          <w:rFonts w:ascii="Arial" w:hAnsi="Arial" w:eastAsia="等线" w:cs="Arial"/>
+          <w:b/>
           <w:sz w:val="22"/>
         </w:rPr>
         <w:t>任务管理列表</w:t>
       </w:r>
       <w:r>
         <w:rPr>
-          <w:rFonts w:eastAsia="等线" w:ascii="Arial" w:cs="Arial" w:hAnsi="Arial"/>
+          <w:rFonts w:ascii="Arial" w:hAnsi="Arial" w:eastAsia="等线" w:cs="Arial"/>
           <w:sz w:val="22"/>
         </w:rPr>
         <w:t xml:space="preserve"> → (点击“新建”) → </w:t>
       </w:r>
       <w:r>
         <w:rPr>
-          <w:rFonts w:eastAsia="等线" w:ascii="Arial" w:cs="Arial" w:hAnsi="Arial"/>
-          <w:b w:val="true"/>
+          <w:rFonts w:ascii="Arial" w:hAnsi="Arial" w:eastAsia="等线" w:cs="Arial"/>
+          <w:b/>
           <w:sz w:val="22"/>
         </w:rPr>
         <w:t>新建任务页</w:t>
@@ -2375,6 +2464,7 @@
     <w:p>
       <w:pPr>
         <w:numPr>
+          <w:ilvl w:val="0"/>
           <w:numId w:val="91"/>
         </w:numPr>
         <w:spacing w:before="120" w:after="120" w:line="288" w:lineRule="auto"/>
@@ -2383,23 +2473,23 @@
       </w:pPr>
       <w:r>
         <w:rPr>
-          <w:rFonts w:eastAsia="等线" w:ascii="Arial" w:cs="Arial" w:hAnsi="Arial"/>
-          <w:b w:val="true"/>
+          <w:rFonts w:ascii="Arial" w:hAnsi="Arial" w:eastAsia="等线" w:cs="Arial"/>
+          <w:b/>
           <w:sz w:val="22"/>
         </w:rPr>
         <w:t>任务详情</w:t>
       </w:r>
       <w:r>
         <w:rPr>
-          <w:rFonts w:eastAsia="等线" w:ascii="Arial" w:cs="Arial" w:hAnsi="Arial"/>
+          <w:rFonts w:ascii="Arial" w:hAnsi="Arial" w:eastAsia="等线" w:cs="Arial"/>
           <w:sz w:val="22"/>
         </w:rPr>
         <w:t xml:space="preserve"> → (执行人操作) → </w:t>
       </w:r>
       <w:r>
         <w:rPr>
-          <w:rFonts w:eastAsia="等线" w:ascii="Arial" w:cs="Arial" w:hAnsi="Arial"/>
-          <w:b w:val="true"/>
+          <w:rFonts w:ascii="Arial" w:hAnsi="Arial" w:eastAsia="等线" w:cs="Arial"/>
+          <w:b/>
           <w:sz w:val="22"/>
         </w:rPr>
         <w:t>进度反馈/延期申请/办结申请页</w:t>
@@ -2408,6 +2498,7 @@
     <w:p>
       <w:pPr>
         <w:numPr>
+          <w:ilvl w:val="0"/>
           <w:numId w:val="92"/>
         </w:numPr>
         <w:spacing w:before="120" w:after="120" w:line="288" w:lineRule="auto"/>
@@ -2416,23 +2507,23 @@
       </w:pPr>
       <w:r>
         <w:rPr>
-          <w:rFonts w:eastAsia="等线" w:ascii="Arial" w:cs="Arial" w:hAnsi="Arial"/>
-          <w:b w:val="true"/>
+          <w:rFonts w:ascii="Arial" w:hAnsi="Arial" w:eastAsia="等线" w:cs="Arial"/>
+          <w:b/>
           <w:sz w:val="22"/>
         </w:rPr>
         <w:t>任务详情</w:t>
       </w:r>
       <w:r>
         <w:rPr>
-          <w:rFonts w:eastAsia="等线" w:ascii="Arial" w:cs="Arial" w:hAnsi="Arial"/>
+          <w:rFonts w:ascii="Arial" w:hAnsi="Arial" w:eastAsia="等线" w:cs="Arial"/>
           <w:sz w:val="22"/>
         </w:rPr>
         <w:t xml:space="preserve"> → (点击“分解”) → </w:t>
       </w:r>
       <w:r>
         <w:rPr>
-          <w:rFonts w:eastAsia="等线" w:ascii="Arial" w:cs="Arial" w:hAnsi="Arial"/>
-          <w:b w:val="true"/>
+          <w:rFonts w:ascii="Arial" w:hAnsi="Arial" w:eastAsia="等线" w:cs="Arial"/>
+          <w:b/>
           <w:sz w:val="22"/>
         </w:rPr>
         <w:t>任务分解页</w:t>
@@ -2441,6 +2532,7 @@
     <w:p>
       <w:pPr>
         <w:numPr>
+          <w:ilvl w:val="0"/>
           <w:numId w:val="93"/>
         </w:numPr>
         <w:spacing w:before="120" w:after="120" w:line="288" w:lineRule="auto"/>
@@ -2449,23 +2541,23 @@
       </w:pPr>
       <w:r>
         <w:rPr>
-          <w:rFonts w:eastAsia="等线" w:ascii="Arial" w:cs="Arial" w:hAnsi="Arial"/>
-          <w:b w:val="true"/>
+          <w:rFonts w:ascii="Arial" w:hAnsi="Arial" w:eastAsia="等线" w:cs="Arial"/>
+          <w:b/>
           <w:sz w:val="22"/>
         </w:rPr>
         <w:t>督办看板</w:t>
       </w:r>
       <w:r>
         <w:rPr>
-          <w:rFonts w:eastAsia="等线" w:ascii="Arial" w:cs="Arial" w:hAnsi="Arial"/>
+          <w:rFonts w:ascii="Arial" w:hAnsi="Arial" w:eastAsia="等线" w:cs="Arial"/>
           <w:sz w:val="22"/>
         </w:rPr>
         <w:t xml:space="preserve"> → (点击图表) → </w:t>
       </w:r>
       <w:r>
         <w:rPr>
-          <w:rFonts w:eastAsia="等线" w:ascii="Arial" w:cs="Arial" w:hAnsi="Arial"/>
-          <w:b w:val="true"/>
+          <w:rFonts w:ascii="Arial" w:hAnsi="Arial" w:eastAsia="等线" w:cs="Arial"/>
+          <w:b/>
           <w:sz w:val="22"/>
         </w:rPr>
         <w:t>督办事项/任务列表页</w:t>
@@ -2474,6 +2566,7 @@
     <w:p>
       <w:pPr>
         <w:numPr>
+          <w:ilvl w:val="0"/>
           <w:numId w:val="94"/>
         </w:numPr>
         <w:spacing w:before="120" w:after="120" w:line="288" w:lineRule="auto"/>
@@ -2482,23 +2575,23 @@
       </w:pPr>
       <w:r>
         <w:rPr>
-          <w:rFonts w:eastAsia="等线" w:ascii="Arial" w:cs="Arial" w:hAnsi="Arial"/>
-          <w:b w:val="true"/>
+          <w:rFonts w:ascii="Arial" w:hAnsi="Arial" w:eastAsia="等线" w:cs="Arial"/>
+          <w:b/>
           <w:sz w:val="22"/>
         </w:rPr>
         <w:t>所有角色</w:t>
       </w:r>
       <w:r>
         <w:rPr>
-          <w:rFonts w:eastAsia="等线" w:ascii="Arial" w:cs="Arial" w:hAnsi="Arial"/>
+          <w:rFonts w:ascii="Arial" w:hAnsi="Arial" w:eastAsia="等线" w:cs="Arial"/>
           <w:sz w:val="22"/>
         </w:rPr>
         <w:t xml:space="preserve"> → (点击“我的待办”) → </w:t>
       </w:r>
       <w:r>
         <w:rPr>
-          <w:rFonts w:eastAsia="等线" w:ascii="Arial" w:cs="Arial" w:hAnsi="Arial"/>
-          <w:b w:val="true"/>
+          <w:rFonts w:ascii="Arial" w:hAnsi="Arial" w:eastAsia="等线" w:cs="Arial"/>
+          <w:b/>
           <w:sz w:val="22"/>
         </w:rPr>
         <w:t>我的待办页</w:t>
@@ -2507,6 +2600,7 @@
     <w:p>
       <w:pPr>
         <w:numPr>
+          <w:ilvl w:val="0"/>
           <w:numId w:val="95"/>
         </w:numPr>
         <w:spacing w:before="120" w:after="120" w:line="288" w:lineRule="auto"/>
@@ -2515,23 +2609,23 @@
       </w:pPr>
       <w:r>
         <w:rPr>
-          <w:rFonts w:eastAsia="等线" w:ascii="Arial" w:cs="Arial" w:hAnsi="Arial"/>
-          <w:b w:val="true"/>
+          <w:rFonts w:ascii="Arial" w:hAnsi="Arial" w:eastAsia="等线" w:cs="Arial"/>
+          <w:b/>
           <w:sz w:val="22"/>
         </w:rPr>
         <w:t>督办专员</w:t>
       </w:r>
       <w:r>
         <w:rPr>
-          <w:rFonts w:eastAsia="等线" w:ascii="Arial" w:cs="Arial" w:hAnsi="Arial"/>
+          <w:rFonts w:ascii="Arial" w:hAnsi="Arial" w:eastAsia="等线" w:cs="Arial"/>
           <w:sz w:val="22"/>
         </w:rPr>
         <w:t xml:space="preserve"> → (点击“督办统计”) → </w:t>
       </w:r>
       <w:r>
         <w:rPr>
-          <w:rFonts w:eastAsia="等线" w:ascii="Arial" w:cs="Arial" w:hAnsi="Arial"/>
-          <w:b w:val="true"/>
+          <w:rFonts w:ascii="Arial" w:hAnsi="Arial" w:eastAsia="等线" w:cs="Arial"/>
+          <w:b/>
           <w:sz w:val="22"/>
         </w:rPr>
         <w:t>督办统计页</w:t>
@@ -2540,8 +2634,8 @@
     <w:p>
       <w:pPr>
         <w:pBdr>
-          <w:bottom w:val="single" w:color="dee0e3"/>
-          <w:between w:val="single" w:color="dee0e3"/>
+          <w:bottom w:val="single" w:color="DEE0E3" w:sz="2" w:space="0"/>
+          <w:between w:val="single" w:color="DEE0E3" w:sz="2" w:space="0"/>
         </w:pBdr>
         <w:spacing w:before="120" w:after="120" w:line="288" w:lineRule="auto"/>
         <w:ind w:left="0"/>
@@ -2549,17 +2643,16 @@
     </w:p>
     <w:p>
       <w:pPr>
-        <w:pStyle w:val="3"/>
         <w:spacing w:before="300" w:after="120" w:line="288" w:lineRule="auto"/>
         <w:ind w:left="0"/>
         <w:jc w:val="left"/>
         <w:outlineLvl w:val="2"/>
       </w:pPr>
-      <w:bookmarkStart w:name="heading_3" w:id="3"/>
-      <w:r>
-        <w:rPr>
-          <w:rFonts w:eastAsia="等线" w:ascii="Arial" w:cs="Arial" w:hAnsi="Arial"/>
-          <w:b w:val="true"/>
+      <w:bookmarkStart w:id="3" w:name="heading_3"/>
+      <w:r>
+        <w:rPr>
+          <w:rFonts w:ascii="Arial" w:hAnsi="Arial" w:eastAsia="等线" w:cs="Arial"/>
+          <w:b/>
           <w:sz w:val="30"/>
         </w:rPr>
         <w:t xml:space="preserve">⚙️ 四、关键交互规则 </w:t>
@@ -2569,6 +2662,7 @@
     <w:p>
       <w:pPr>
         <w:numPr>
+          <w:ilvl w:val="0"/>
           <w:numId w:val="96"/>
         </w:numPr>
         <w:spacing w:before="120" w:after="120" w:line="288" w:lineRule="auto"/>
@@ -2577,15 +2671,15 @@
       </w:pPr>
       <w:r>
         <w:rPr>
-          <w:rFonts w:eastAsia="等线" w:ascii="Arial" w:cs="Arial" w:hAnsi="Arial"/>
-          <w:b w:val="true"/>
+          <w:rFonts w:ascii="Arial" w:hAnsi="Arial" w:eastAsia="等线" w:cs="Arial"/>
+          <w:b/>
           <w:sz w:val="22"/>
         </w:rPr>
         <w:t>表单校验</w:t>
       </w:r>
       <w:r>
         <w:rPr>
-          <w:rFonts w:eastAsia="等线" w:ascii="Arial" w:cs="Arial" w:hAnsi="Arial"/>
+          <w:rFonts w:ascii="Arial" w:hAnsi="Arial" w:eastAsia="等线" w:cs="Arial"/>
           <w:sz w:val="22"/>
         </w:rPr>
         <w:t>：必填项为空时阻止提交并高亮提示；日期选择不允许结束时间早于开始时间。</w:t>
@@ -2594,6 +2688,7 @@
     <w:p>
       <w:pPr>
         <w:numPr>
+          <w:ilvl w:val="0"/>
           <w:numId w:val="97"/>
         </w:numPr>
         <w:spacing w:before="120" w:after="120" w:line="288" w:lineRule="auto"/>
@@ -2602,15 +2697,15 @@
       </w:pPr>
       <w:r>
         <w:rPr>
-          <w:rFonts w:eastAsia="等线" w:ascii="Arial" w:cs="Arial" w:hAnsi="Arial"/>
-          <w:b w:val="true"/>
+          <w:rFonts w:ascii="Arial" w:hAnsi="Arial" w:eastAsia="等线" w:cs="Arial"/>
+          <w:b/>
           <w:sz w:val="22"/>
         </w:rPr>
         <w:t>操作确认</w:t>
       </w:r>
       <w:r>
         <w:rPr>
-          <w:rFonts w:eastAsia="等线" w:ascii="Arial" w:cs="Arial" w:hAnsi="Arial"/>
+          <w:rFonts w:ascii="Arial" w:hAnsi="Arial" w:eastAsia="等线" w:cs="Arial"/>
           <w:sz w:val="22"/>
         </w:rPr>
         <w:t>：删除、批量操作、审批驳回等高风险操作前，需弹出确认框。</w:t>
@@ -2619,6 +2714,7 @@
     <w:p>
       <w:pPr>
         <w:numPr>
+          <w:ilvl w:val="0"/>
           <w:numId w:val="98"/>
         </w:numPr>
         <w:spacing w:before="120" w:after="120" w:line="288" w:lineRule="auto"/>
@@ -2627,15 +2723,15 @@
       </w:pPr>
       <w:r>
         <w:rPr>
-          <w:rFonts w:eastAsia="等线" w:ascii="Arial" w:cs="Arial" w:hAnsi="Arial"/>
-          <w:b w:val="true"/>
+          <w:rFonts w:ascii="Arial" w:hAnsi="Arial" w:eastAsia="等线" w:cs="Arial"/>
+          <w:b/>
           <w:sz w:val="22"/>
         </w:rPr>
         <w:t>状态流转</w:t>
       </w:r>
       <w:r>
         <w:rPr>
-          <w:rFonts w:eastAsia="等线" w:ascii="Arial" w:cs="Arial" w:hAnsi="Arial"/>
+          <w:rFonts w:ascii="Arial" w:hAnsi="Arial" w:eastAsia="等线" w:cs="Arial"/>
           <w:sz w:val="22"/>
         </w:rPr>
         <w:t>：事项/任务状态按预设流程（如：未开始 → 进行中 → 已完成 → 已办结）自动更新，并触发相应通知。</w:t>
@@ -2644,6 +2740,7 @@
     <w:p>
       <w:pPr>
         <w:numPr>
+          <w:ilvl w:val="0"/>
           <w:numId w:val="99"/>
         </w:numPr>
         <w:spacing w:before="120" w:after="120" w:line="288" w:lineRule="auto"/>
@@ -2652,15 +2749,15 @@
       </w:pPr>
       <w:r>
         <w:rPr>
-          <w:rFonts w:eastAsia="等线" w:ascii="Arial" w:cs="Arial" w:hAnsi="Arial"/>
-          <w:b w:val="true"/>
+          <w:rFonts w:ascii="Arial" w:hAnsi="Arial" w:eastAsia="等线" w:cs="Arial"/>
+          <w:b/>
           <w:sz w:val="22"/>
         </w:rPr>
         <w:t>消息通知</w:t>
       </w:r>
       <w:r>
         <w:rPr>
-          <w:rFonts w:eastAsia="等线" w:ascii="Arial" w:cs="Arial" w:hAnsi="Arial"/>
+          <w:rFonts w:ascii="Arial" w:hAnsi="Arial" w:eastAsia="等线" w:cs="Arial"/>
           <w:sz w:val="22"/>
         </w:rPr>
         <w:t>：关键操作（如催办、审批、延期）触发系统消息，相关人员在「消息中心」和「我的待办」中收到提醒。</w:t>
@@ -2669,6 +2766,7 @@
     <w:p>
       <w:pPr>
         <w:numPr>
+          <w:ilvl w:val="0"/>
           <w:numId w:val="100"/>
         </w:numPr>
         <w:spacing w:before="120" w:after="120" w:line="288" w:lineRule="auto"/>
@@ -2677,15 +2775,15 @@
       </w:pPr>
       <w:r>
         <w:rPr>
-          <w:rFonts w:eastAsia="等线" w:ascii="Arial" w:cs="Arial" w:hAnsi="Arial"/>
-          <w:b w:val="true"/>
+          <w:rFonts w:ascii="Arial" w:hAnsi="Arial" w:eastAsia="等线" w:cs="Arial"/>
+          <w:b/>
           <w:sz w:val="22"/>
         </w:rPr>
         <w:t>数据权限</w:t>
       </w:r>
       <w:r>
         <w:rPr>
-          <w:rFonts w:eastAsia="等线" w:ascii="Arial" w:cs="Arial" w:hAnsi="Arial"/>
+          <w:rFonts w:ascii="Arial" w:hAnsi="Arial" w:eastAsia="等线" w:cs="Arial"/>
           <w:sz w:val="22"/>
         </w:rPr>
         <w:t>：列表数据根据角色自动过滤，用户只能查看其权限范围内的事项和任务。</w:t>
@@ -2694,6 +2792,7 @@
     <w:p>
       <w:pPr>
         <w:numPr>
+          <w:ilvl w:val="0"/>
           <w:numId w:val="101"/>
         </w:numPr>
         <w:spacing w:before="120" w:after="120" w:line="288" w:lineRule="auto"/>
@@ -2702,68 +2801,47 @@
       </w:pPr>
       <w:r>
         <w:rPr>
-          <w:rFonts w:eastAsia="等线" w:ascii="Arial" w:cs="Arial" w:hAnsi="Arial"/>
-          <w:b w:val="true"/>
+          <w:rFonts w:ascii="Arial" w:hAnsi="Arial" w:eastAsia="等线" w:cs="Arial"/>
+          <w:b/>
           <w:sz w:val="22"/>
         </w:rPr>
         <w:t>列表交互</w:t>
       </w:r>
       <w:r>
         <w:rPr>
-          <w:rFonts w:eastAsia="等线" w:ascii="Arial" w:cs="Arial" w:hAnsi="Arial"/>
+          <w:rFonts w:ascii="Arial" w:hAnsi="Arial" w:eastAsia="等线" w:cs="Arial"/>
           <w:sz w:val="22"/>
         </w:rPr>
         <w:t>：支持单行/多行选择进行批量操作；点击行内“查看”按钮在新页签或弹窗中打开详情，保持列表状态。</w:t>
       </w:r>
     </w:p>
     <w:sectPr>
-      <w:footerReference w:type="default" r:id="rId3"/>
-      <w:headerReference w:type="default" r:id="rId7"/>
-      <w:pgSz w:orient="portrait" w:h="16840" w:w="11905"/>
+      <w:headerReference r:id="rId3" w:type="default"/>
+      <w:footerReference r:id="rId4" w:type="default"/>
+      <w:pgSz w:w="11905" w:h="16840"/>
+      <w:cols w:space="720" w:num="1"/>
     </w:sectPr>
   </w:body>
 </w:document>
 </file>
 
 <file path=word/footer1.xml><?xml version="1.0" encoding="utf-8"?>
-<w:ftr xmlns:w="http://schemas.openxmlformats.org/wordprocessingml/2006/main">
+<w:ftr xmlns:wpc="http://schemas.microsoft.com/office/word/2010/wordprocessingCanvas" xmlns:mc="http://schemas.openxmlformats.org/markup-compatibility/2006" xmlns:o="urn:schemas-microsoft-com:office:office" xmlns:r="http://schemas.openxmlformats.org/officeDocument/2006/relationships" xmlns:m="http://schemas.openxmlformats.org/officeDocument/2006/math" xmlns:v="urn:schemas-microsoft-com:vml" xmlns:wp14="http://schemas.microsoft.com/office/word/2010/wordprocessingDrawing" xmlns:wp="http://schemas.openxmlformats.org/drawingml/2006/wordprocessingDrawing" xmlns:w10="urn:schemas-microsoft-com:office:word" xmlns:w="http://schemas.openxmlformats.org/wordprocessingml/2006/main" xmlns:w14="http://schemas.microsoft.com/office/word/2010/wordml" xmlns:w15="http://schemas.microsoft.com/office/word/2012/wordml" xmlns:wpg="http://schemas.microsoft.com/office/word/2010/wordprocessingGroup" xmlns:wpi="http://schemas.microsoft.com/office/word/2010/wordprocessingInk" xmlns:wne="http://schemas.microsoft.com/office/word/2006/wordml" xmlns:wps="http://schemas.microsoft.com/office/word/2010/wordprocessingShape" xmlns:wpsCustomData="http://www.wps.cn/officeDocument/2013/wpsCustomData" mc:Ignorable="w14 w15 wp14">
   <w:p/>
 </w:ftr>
 </file>
 
 <file path=word/header1.xml><?xml version="1.0" encoding="utf-8"?>
-<w:hdr xmlns:w="http://schemas.openxmlformats.org/wordprocessingml/2006/main" xmlns:v="urn:schemas-microsoft-com:vml" xmlns:o="urn:schemas-microsoft-com:office:office" xmlns:w10="urn:schemas-microsoft-com:office:word" xmlns:r="http://schemas.openxmlformats.org/officeDocument/2006/relationships">
-  <w:p w:rsidP="" w:rsidRDefault="">
-    <w:pPr>
-      <w:pStyle w:val="Header"/>
-    </w:pPr>
+<w:hdr xmlns:wpc="http://schemas.microsoft.com/office/word/2010/wordprocessingCanvas" xmlns:mc="http://schemas.openxmlformats.org/markup-compatibility/2006" xmlns:o="urn:schemas-microsoft-com:office:office" xmlns:r="http://schemas.openxmlformats.org/officeDocument/2006/relationships" xmlns:m="http://schemas.openxmlformats.org/officeDocument/2006/math" xmlns:v="urn:schemas-microsoft-com:vml" xmlns:wp14="http://schemas.microsoft.com/office/word/2010/wordprocessingDrawing" xmlns:wp="http://schemas.openxmlformats.org/drawingml/2006/wordprocessingDrawing" xmlns:w10="urn:schemas-microsoft-com:office:word" xmlns:w="http://schemas.openxmlformats.org/wordprocessingml/2006/main" xmlns:w14="http://schemas.microsoft.com/office/word/2010/wordml" xmlns:w15="http://schemas.microsoft.com/office/word/2012/wordml" xmlns:wpg="http://schemas.microsoft.com/office/word/2010/wordprocessingGroup" xmlns:wpi="http://schemas.microsoft.com/office/word/2010/wordprocessingInk" xmlns:wne="http://schemas.microsoft.com/office/word/2006/wordml" xmlns:wps="http://schemas.microsoft.com/office/word/2010/wordprocessingShape" xmlns:wpsCustomData="http://www.wps.cn/officeDocument/2013/wpsCustomData" mc:Ignorable="w14 w15 wp14">
+  <w:p>
     <w:r>
-      <w:rPr>
-        <w:noProof/>
-      </w:rPr>
       <w:pict>
-        <v:shapetype id="_x0000_t75" coordsize="21600,21600" o:spt="75.0" path="m@4@5l@4@11@9@11@9@5xe" stroked="f" filled="f" o:preferrelative="t">
-          <v:stroke joinstyle="miter"/>
-          <v:formulas>
-            <v:f eqn="if lineDrawn pixelLineWidth 0"/>
-            <v:f eqn="sum @0 1 0"/>
-            <v:f eqn="sum 0 0 @1"/>
-            <v:f eqn="prod @2 1 2"/>
-            <v:f eqn="prod @3 21600 pixelWidth"/>
-            <v:f eqn="prod @3 21600 pixelHeight"/>
-            <v:f eqn="sum @0 0 1"/>
-            <v:f eqn="prod @6 1 2"/>
-            <v:f eqn="prod @7 21600 pixelWidth"/>
-            <v:f eqn="sum @8 21600 0"/>
-            <v:f eqn="prod @7 21600 pixelHeight"/>
-            <v:f eqn="sum @10 21600 0"/>
-          </v:formulas>
-          <v:path gradientshapeok="t" o:connecttype="rect" o:extrusionok="f"/>
+        <v:shape id="WordPictureWatermark1" o:spid="_x0000_s2049" o:spt="75" type="#_x0000_t75" style="position:absolute;left:0pt;height:697.5pt;width:414pt;mso-position-horizontal:center;mso-position-horizontal-relative:margin;mso-position-vertical:center;mso-position-vertical-relative:margin;z-index:-251657216;mso-width-relative:page;mso-height-relative:page;" filled="f" o:preferrelative="t" stroked="f" coordsize="21600,21600" o:allowincell="f">
+          <v:path/>
+          <v:fill on="f" focussize="0,0"/>
+          <v:stroke on="f" joinstyle="miter"/>
+          <v:imagedata r:id="rId1" o:title="image899"/>
           <o:lock v:ext="edit" aspectratio="t"/>
-        </v:shapetype>
-        <v:shape id="WordPictureWatermark1" o:spid="_x0000_s1025" type="#_x0000_t75" o:allowincell="f" style="position:absolute;left:0;text-align:left;margin-left:0;margin-top:0;width:414pt;height:697.5pt;z-index:-251645952;mso-wrap-edited:f;mso-width-percent:0;mso-height-percent:0;mso-position-horizontal:center;mso-position-horizontal-relative:margin;mso-position-vertical:center;mso-position-vertical-relative:margin;mso-width-percent:0;mso-height-percent:0">
-          <w10:wrap anchorx="margin" anchory="margin"/>
-          <v:imagedata r:id="rId1" o:title="image899"/>
         </v:shape>
       </w:pict>
     </w:r>
@@ -2772,1345 +2850,2322 @@
 </file>
 
 <file path=word/numbering.xml><?xml version="1.0" encoding="utf-8"?>
-<w:numbering xmlns:w="http://schemas.openxmlformats.org/wordprocessingml/2006/main">
-  <w:abstractNum w:abstractNumId="347624">
-    <w:lvl>
+<w:numbering xmlns:wpc="http://schemas.microsoft.com/office/word/2010/wordprocessingCanvas" xmlns:mc="http://schemas.openxmlformats.org/markup-compatibility/2006" xmlns:o="urn:schemas-microsoft-com:office:office" xmlns:r="http://schemas.openxmlformats.org/officeDocument/2006/relationships" xmlns:m="http://schemas.openxmlformats.org/officeDocument/2006/math" xmlns:v="urn:schemas-microsoft-com:vml" xmlns:wp14="http://schemas.microsoft.com/office/word/2010/wordprocessingDrawing" xmlns:wp="http://schemas.openxmlformats.org/drawingml/2006/wordprocessingDrawing" xmlns:w10="urn:schemas-microsoft-com:office:word" xmlns:w="http://schemas.openxmlformats.org/wordprocessingml/2006/main" xmlns:w14="http://schemas.microsoft.com/office/word/2010/wordml" xmlns:wpg="http://schemas.microsoft.com/office/word/2010/wordprocessingGroup" xmlns:wpi="http://schemas.microsoft.com/office/word/2010/wordprocessingInk" xmlns:wne="http://schemas.microsoft.com/office/word/2006/wordml" xmlns:wps="http://schemas.microsoft.com/office/word/2010/wordprocessingShape" xmlns:wpsCustomData="http://www.wps.cn/officeDocument/2013/wpsCustomData" mc:Ignorable="w14 wp14">
+  <w:abstractNum w:abstractNumId="0">
+    <w:nsid w:val="825EC3C5"/>
+    <w:multiLevelType w:val="singleLevel"/>
+    <w:tmpl w:val="825EC3C5"/>
+    <w:lvl w:ilvl="0" w:tentative="0">
+      <w:start w:val="2"/>
+      <w:numFmt w:val="decimal"/>
+      <w:lvlText w:val="%1."/>
+      <w:lvlJc w:val="left"/>
+      <w:rPr>
+        <w:color w:val="3370FF"/>
+      </w:rPr>
+    </w:lvl>
+  </w:abstractNum>
+  <w:abstractNum w:abstractNumId="1">
+    <w:nsid w:val="84994F45"/>
+    <w:multiLevelType w:val="singleLevel"/>
+    <w:tmpl w:val="84994F45"/>
+    <w:lvl w:ilvl="0" w:tentative="0">
+      <w:start w:val="0"/>
+      <w:numFmt w:val="bullet"/>
+      <w:lvlText w:val="•"/>
+      <w:lvlJc w:val="left"/>
+      <w:rPr>
+        <w:color w:val="3370FF"/>
+      </w:rPr>
+    </w:lvl>
+  </w:abstractNum>
+  <w:abstractNum w:abstractNumId="2">
+    <w:nsid w:val="87B75F0A"/>
+    <w:multiLevelType w:val="singleLevel"/>
+    <w:tmpl w:val="87B75F0A"/>
+    <w:lvl w:ilvl="0" w:tentative="0">
+      <w:start w:val="0"/>
+      <w:numFmt w:val="bullet"/>
+      <w:lvlText w:val="•"/>
+      <w:lvlJc w:val="left"/>
+      <w:rPr>
+        <w:color w:val="3370FF"/>
+      </w:rPr>
+    </w:lvl>
+  </w:abstractNum>
+  <w:abstractNum w:abstractNumId="3">
+    <w:nsid w:val="883B3669"/>
+    <w:multiLevelType w:val="singleLevel"/>
+    <w:tmpl w:val="883B3669"/>
+    <w:lvl w:ilvl="0" w:tentative="0">
+      <w:start w:val="3"/>
+      <w:numFmt w:val="decimal"/>
+      <w:lvlText w:val="%1."/>
+      <w:lvlJc w:val="left"/>
+      <w:rPr>
+        <w:color w:val="3370FF"/>
+      </w:rPr>
+    </w:lvl>
+  </w:abstractNum>
+  <w:abstractNum w:abstractNumId="4">
+    <w:nsid w:val="930EE254"/>
+    <w:multiLevelType w:val="singleLevel"/>
+    <w:tmpl w:val="930EE254"/>
+    <w:lvl w:ilvl="0" w:tentative="0">
+      <w:start w:val="0"/>
+      <w:numFmt w:val="bullet"/>
+      <w:lvlText w:val="•"/>
+      <w:lvlJc w:val="left"/>
+      <w:rPr>
+        <w:color w:val="3370FF"/>
+      </w:rPr>
+    </w:lvl>
+  </w:abstractNum>
+  <w:abstractNum w:abstractNumId="5">
+    <w:nsid w:val="941D12A9"/>
+    <w:multiLevelType w:val="singleLevel"/>
+    <w:tmpl w:val="941D12A9"/>
+    <w:lvl w:ilvl="0" w:tentative="0">
+      <w:start w:val="0"/>
+      <w:numFmt w:val="bullet"/>
+      <w:lvlText w:val="•"/>
+      <w:lvlJc w:val="left"/>
+      <w:rPr>
+        <w:color w:val="3370FF"/>
+      </w:rPr>
+    </w:lvl>
+  </w:abstractNum>
+  <w:abstractNum w:abstractNumId="6">
+    <w:nsid w:val="95E682A1"/>
+    <w:multiLevelType w:val="singleLevel"/>
+    <w:tmpl w:val="95E682A1"/>
+    <w:lvl w:ilvl="0" w:tentative="0">
+      <w:start w:val="0"/>
+      <w:numFmt w:val="bullet"/>
+      <w:lvlText w:val="•"/>
+      <w:lvlJc w:val="left"/>
+      <w:rPr>
+        <w:color w:val="3370FF"/>
+      </w:rPr>
+    </w:lvl>
+  </w:abstractNum>
+  <w:abstractNum w:abstractNumId="7">
+    <w:nsid w:val="98CD717A"/>
+    <w:multiLevelType w:val="singleLevel"/>
+    <w:tmpl w:val="98CD717A"/>
+    <w:lvl w:ilvl="0" w:tentative="0">
+      <w:start w:val="0"/>
+      <w:numFmt w:val="bullet"/>
+      <w:lvlText w:val="•"/>
+      <w:lvlJc w:val="left"/>
+      <w:rPr>
+        <w:color w:val="3370FF"/>
+      </w:rPr>
+    </w:lvl>
+  </w:abstractNum>
+  <w:abstractNum w:abstractNumId="8">
+    <w:nsid w:val="9C7198AA"/>
+    <w:multiLevelType w:val="singleLevel"/>
+    <w:tmpl w:val="9C7198AA"/>
+    <w:lvl w:ilvl="0" w:tentative="0">
+      <w:start w:val="0"/>
+      <w:numFmt w:val="bullet"/>
+      <w:lvlText w:val="•"/>
+      <w:lvlJc w:val="left"/>
+      <w:rPr>
+        <w:color w:val="3370FF"/>
+      </w:rPr>
+    </w:lvl>
+  </w:abstractNum>
+  <w:abstractNum w:abstractNumId="9">
+    <w:nsid w:val="9D7EB8E6"/>
+    <w:multiLevelType w:val="singleLevel"/>
+    <w:tmpl w:val="9D7EB8E6"/>
+    <w:lvl w:ilvl="0" w:tentative="0">
+      <w:start w:val="0"/>
+      <w:numFmt w:val="bullet"/>
+      <w:lvlText w:val="•"/>
+      <w:lvlJc w:val="left"/>
+      <w:rPr>
+        <w:color w:val="3370FF"/>
+      </w:rPr>
+    </w:lvl>
+  </w:abstractNum>
+  <w:abstractNum w:abstractNumId="10">
+    <w:nsid w:val="9D9F4F4D"/>
+    <w:multiLevelType w:val="singleLevel"/>
+    <w:tmpl w:val="9D9F4F4D"/>
+    <w:lvl w:ilvl="0" w:tentative="0">
+      <w:start w:val="6"/>
+      <w:numFmt w:val="decimal"/>
+      <w:lvlText w:val="%1."/>
+      <w:lvlJc w:val="left"/>
+      <w:rPr>
+        <w:color w:val="3370FF"/>
+      </w:rPr>
+    </w:lvl>
+  </w:abstractNum>
+  <w:abstractNum w:abstractNumId="11">
+    <w:nsid w:val="9DFC6F65"/>
+    <w:multiLevelType w:val="singleLevel"/>
+    <w:tmpl w:val="9DFC6F65"/>
+    <w:lvl w:ilvl="0" w:tentative="0">
+      <w:start w:val="0"/>
+      <w:numFmt w:val="bullet"/>
+      <w:lvlText w:val="•"/>
+      <w:lvlJc w:val="left"/>
+      <w:rPr>
+        <w:color w:val="3370FF"/>
+      </w:rPr>
+    </w:lvl>
+  </w:abstractNum>
+  <w:abstractNum w:abstractNumId="12">
+    <w:nsid w:val="9F81B9F9"/>
+    <w:multiLevelType w:val="singleLevel"/>
+    <w:tmpl w:val="9F81B9F9"/>
+    <w:lvl w:ilvl="0" w:tentative="0">
+      <w:start w:val="0"/>
+      <w:numFmt w:val="bullet"/>
+      <w:lvlText w:val="•"/>
+      <w:lvlJc w:val="left"/>
+      <w:rPr>
+        <w:color w:val="3370FF"/>
+      </w:rPr>
+    </w:lvl>
+  </w:abstractNum>
+  <w:abstractNum w:abstractNumId="13">
+    <w:nsid w:val="A5435042"/>
+    <w:multiLevelType w:val="singleLevel"/>
+    <w:tmpl w:val="A5435042"/>
+    <w:lvl w:ilvl="0" w:tentative="0">
+      <w:start w:val="0"/>
+      <w:numFmt w:val="bullet"/>
+      <w:lvlText w:val="•"/>
+      <w:lvlJc w:val="left"/>
+      <w:rPr>
+        <w:color w:val="3370FF"/>
+      </w:rPr>
+    </w:lvl>
+  </w:abstractNum>
+  <w:abstractNum w:abstractNumId="14">
+    <w:nsid w:val="A97D620A"/>
+    <w:multiLevelType w:val="singleLevel"/>
+    <w:tmpl w:val="A97D620A"/>
+    <w:lvl w:ilvl="0" w:tentative="0">
+      <w:start w:val="11"/>
+      <w:numFmt w:val="decimal"/>
+      <w:lvlText w:val="%1."/>
+      <w:lvlJc w:val="left"/>
+      <w:rPr>
+        <w:color w:val="3370FF"/>
+      </w:rPr>
+    </w:lvl>
+  </w:abstractNum>
+  <w:abstractNum w:abstractNumId="15">
+    <w:nsid w:val="A9AC3AA7"/>
+    <w:multiLevelType w:val="singleLevel"/>
+    <w:tmpl w:val="A9AC3AA7"/>
+    <w:lvl w:ilvl="0" w:tentative="0">
+      <w:start w:val="0"/>
+      <w:numFmt w:val="bullet"/>
+      <w:lvlText w:val="•"/>
+      <w:lvlJc w:val="left"/>
+      <w:rPr>
+        <w:color w:val="3370FF"/>
+      </w:rPr>
+    </w:lvl>
+  </w:abstractNum>
+  <w:abstractNum w:abstractNumId="16">
+    <w:nsid w:val="B0082E4F"/>
+    <w:multiLevelType w:val="singleLevel"/>
+    <w:tmpl w:val="B0082E4F"/>
+    <w:lvl w:ilvl="0" w:tentative="0">
       <w:start w:val="1"/>
       <w:numFmt w:val="decimal"/>
-      <w:suff w:val="tab"/>
       <w:lvlText w:val="%1."/>
-      <w:rPr>
-        <w:color w:val="3370ff"/>
-      </w:rPr>
-    </w:lvl>
-  </w:abstractNum>
-  <w:abstractNum w:abstractNumId="347625">
-    <w:lvl>
-      <w:numFmt w:val="bullet"/>
-      <w:suff w:val="tab"/>
-      <w:lvlText w:val="•"/>
-      <w:rPr>
-        <w:color w:val="3370ff"/>
-      </w:rPr>
-    </w:lvl>
-  </w:abstractNum>
-  <w:abstractNum w:abstractNumId="347626">
-    <w:lvl>
-      <w:numFmt w:val="bullet"/>
-      <w:suff w:val="tab"/>
-      <w:lvlText w:val="•"/>
-      <w:rPr>
-        <w:color w:val="3370ff"/>
-      </w:rPr>
-    </w:lvl>
-  </w:abstractNum>
-  <w:abstractNum w:abstractNumId="347627">
-    <w:lvl>
-      <w:numFmt w:val="bullet"/>
-      <w:suff w:val="tab"/>
-      <w:lvlText w:val="•"/>
-      <w:rPr>
-        <w:color w:val="3370ff"/>
-      </w:rPr>
-    </w:lvl>
-  </w:abstractNum>
-  <w:abstractNum w:abstractNumId="347628">
-    <w:lvl>
-      <w:numFmt w:val="bullet"/>
-      <w:suff w:val="tab"/>
-      <w:lvlText w:val="•"/>
-      <w:rPr>
-        <w:color w:val="3370ff"/>
-      </w:rPr>
-    </w:lvl>
-  </w:abstractNum>
-  <w:abstractNum w:abstractNumId="347629">
-    <w:lvl>
+      <w:lvlJc w:val="left"/>
+      <w:rPr>
+        <w:color w:val="3370FF"/>
+      </w:rPr>
+    </w:lvl>
+  </w:abstractNum>
+  <w:abstractNum w:abstractNumId="17">
+    <w:nsid w:val="B08374AC"/>
+    <w:multiLevelType w:val="singleLevel"/>
+    <w:tmpl w:val="B08374AC"/>
+    <w:lvl w:ilvl="0" w:tentative="0">
+      <w:start w:val="0"/>
+      <w:numFmt w:val="bullet"/>
+      <w:lvlText w:val="•"/>
+      <w:lvlJc w:val="left"/>
+      <w:rPr>
+        <w:color w:val="3370FF"/>
+      </w:rPr>
+    </w:lvl>
+  </w:abstractNum>
+  <w:abstractNum w:abstractNumId="18">
+    <w:nsid w:val="B1CC6FF1"/>
+    <w:multiLevelType w:val="singleLevel"/>
+    <w:tmpl w:val="B1CC6FF1"/>
+    <w:lvl w:ilvl="0" w:tentative="0">
+      <w:start w:val="0"/>
+      <w:numFmt w:val="bullet"/>
+      <w:lvlText w:val="￮"/>
+      <w:lvlJc w:val="left"/>
+      <w:rPr>
+        <w:color w:val="3370FF"/>
+      </w:rPr>
+    </w:lvl>
+  </w:abstractNum>
+  <w:abstractNum w:abstractNumId="19">
+    <w:nsid w:val="B4E02BC3"/>
+    <w:multiLevelType w:val="singleLevel"/>
+    <w:tmpl w:val="B4E02BC3"/>
+    <w:lvl w:ilvl="0" w:tentative="0">
+      <w:start w:val="12"/>
+      <w:numFmt w:val="decimal"/>
+      <w:lvlText w:val="%1."/>
+      <w:lvlJc w:val="left"/>
+      <w:rPr>
+        <w:color w:val="3370FF"/>
+      </w:rPr>
+    </w:lvl>
+  </w:abstractNum>
+  <w:abstractNum w:abstractNumId="20">
+    <w:nsid w:val="B5601969"/>
+    <w:multiLevelType w:val="singleLevel"/>
+    <w:tmpl w:val="B5601969"/>
+    <w:lvl w:ilvl="0" w:tentative="0">
+      <w:start w:val="0"/>
+      <w:numFmt w:val="bullet"/>
+      <w:lvlText w:val="•"/>
+      <w:lvlJc w:val="left"/>
+      <w:rPr>
+        <w:color w:val="3370FF"/>
+      </w:rPr>
+    </w:lvl>
+  </w:abstractNum>
+  <w:abstractNum w:abstractNumId="21">
+    <w:nsid w:val="B5CF74F5"/>
+    <w:multiLevelType w:val="singleLevel"/>
+    <w:tmpl w:val="B5CF74F5"/>
+    <w:lvl w:ilvl="0" w:tentative="0">
+      <w:start w:val="0"/>
+      <w:numFmt w:val="bullet"/>
+      <w:lvlText w:val="•"/>
+      <w:lvlJc w:val="left"/>
+      <w:rPr>
+        <w:color w:val="3370FF"/>
+      </w:rPr>
+    </w:lvl>
+  </w:abstractNum>
+  <w:abstractNum w:abstractNumId="22">
+    <w:nsid w:val="B99465BD"/>
+    <w:multiLevelType w:val="singleLevel"/>
+    <w:tmpl w:val="B99465BD"/>
+    <w:lvl w:ilvl="0" w:tentative="0">
+      <w:start w:val="5"/>
+      <w:numFmt w:val="decimal"/>
+      <w:lvlText w:val="%1."/>
+      <w:lvlJc w:val="left"/>
+      <w:rPr>
+        <w:color w:val="3370FF"/>
+      </w:rPr>
+    </w:lvl>
+  </w:abstractNum>
+  <w:abstractNum w:abstractNumId="23">
+    <w:nsid w:val="BC837A95"/>
+    <w:multiLevelType w:val="singleLevel"/>
+    <w:tmpl w:val="BC837A95"/>
+    <w:lvl w:ilvl="0" w:tentative="0">
+      <w:start w:val="0"/>
+      <w:numFmt w:val="bullet"/>
+      <w:lvlText w:val="•"/>
+      <w:lvlJc w:val="left"/>
+      <w:rPr>
+        <w:color w:val="3370FF"/>
+      </w:rPr>
+    </w:lvl>
+  </w:abstractNum>
+  <w:abstractNum w:abstractNumId="24">
+    <w:nsid w:val="BF50FE6B"/>
+    <w:multiLevelType w:val="singleLevel"/>
+    <w:tmpl w:val="BF50FE6B"/>
+    <w:lvl w:ilvl="0" w:tentative="0">
+      <w:start w:val="0"/>
+      <w:numFmt w:val="bullet"/>
+      <w:lvlText w:val="•"/>
+      <w:lvlJc w:val="left"/>
+      <w:rPr>
+        <w:color w:val="3370FF"/>
+      </w:rPr>
+    </w:lvl>
+  </w:abstractNum>
+  <w:abstractNum w:abstractNumId="25">
+    <w:nsid w:val="C0283A65"/>
+    <w:multiLevelType w:val="singleLevel"/>
+    <w:tmpl w:val="C0283A65"/>
+    <w:lvl w:ilvl="0" w:tentative="0">
+      <w:start w:val="0"/>
+      <w:numFmt w:val="bullet"/>
+      <w:lvlText w:val="•"/>
+      <w:lvlJc w:val="left"/>
+      <w:rPr>
+        <w:color w:val="3370FF"/>
+      </w:rPr>
+    </w:lvl>
+  </w:abstractNum>
+  <w:abstractNum w:abstractNumId="26">
+    <w:nsid w:val="C90D1B09"/>
+    <w:multiLevelType w:val="singleLevel"/>
+    <w:tmpl w:val="C90D1B09"/>
+    <w:lvl w:ilvl="0" w:tentative="0">
+      <w:start w:val="4"/>
+      <w:numFmt w:val="decimal"/>
+      <w:lvlText w:val="%1."/>
+      <w:lvlJc w:val="left"/>
+      <w:rPr>
+        <w:color w:val="3370FF"/>
+      </w:rPr>
+    </w:lvl>
+  </w:abstractNum>
+  <w:abstractNum w:abstractNumId="27">
+    <w:nsid w:val="C9412743"/>
+    <w:multiLevelType w:val="singleLevel"/>
+    <w:tmpl w:val="C9412743"/>
+    <w:lvl w:ilvl="0" w:tentative="0">
+      <w:start w:val="0"/>
+      <w:numFmt w:val="bullet"/>
+      <w:lvlText w:val="•"/>
+      <w:lvlJc w:val="left"/>
+      <w:rPr>
+        <w:color w:val="3370FF"/>
+      </w:rPr>
+    </w:lvl>
+  </w:abstractNum>
+  <w:abstractNum w:abstractNumId="28">
+    <w:nsid w:val="CB94649F"/>
+    <w:multiLevelType w:val="singleLevel"/>
+    <w:tmpl w:val="CB94649F"/>
+    <w:lvl w:ilvl="0" w:tentative="0">
+      <w:start w:val="0"/>
+      <w:numFmt w:val="bullet"/>
+      <w:lvlText w:val="•"/>
+      <w:lvlJc w:val="left"/>
+      <w:rPr>
+        <w:color w:val="3370FF"/>
+      </w:rPr>
+    </w:lvl>
+  </w:abstractNum>
+  <w:abstractNum w:abstractNumId="29">
+    <w:nsid w:val="CD699D1D"/>
+    <w:multiLevelType w:val="singleLevel"/>
+    <w:tmpl w:val="CD699D1D"/>
+    <w:lvl w:ilvl="0" w:tentative="0">
+      <w:start w:val="0"/>
+      <w:numFmt w:val="bullet"/>
+      <w:lvlText w:val="•"/>
+      <w:lvlJc w:val="left"/>
+      <w:rPr>
+        <w:color w:val="3370FF"/>
+      </w:rPr>
+    </w:lvl>
+  </w:abstractNum>
+  <w:abstractNum w:abstractNumId="30">
+    <w:nsid w:val="D5F12F34"/>
+    <w:multiLevelType w:val="singleLevel"/>
+    <w:tmpl w:val="D5F12F34"/>
+    <w:lvl w:ilvl="0" w:tentative="0">
+      <w:start w:val="0"/>
+      <w:numFmt w:val="bullet"/>
+      <w:lvlText w:val="•"/>
+      <w:lvlJc w:val="left"/>
+      <w:rPr>
+        <w:color w:val="3370FF"/>
+      </w:rPr>
+    </w:lvl>
+  </w:abstractNum>
+  <w:abstractNum w:abstractNumId="31">
+    <w:nsid w:val="D7936317"/>
+    <w:multiLevelType w:val="singleLevel"/>
+    <w:tmpl w:val="D7936317"/>
+    <w:lvl w:ilvl="0" w:tentative="0">
+      <w:start w:val="0"/>
+      <w:numFmt w:val="bullet"/>
+      <w:lvlText w:val="•"/>
+      <w:lvlJc w:val="left"/>
+      <w:rPr>
+        <w:color w:val="3370FF"/>
+      </w:rPr>
+    </w:lvl>
+  </w:abstractNum>
+  <w:abstractNum w:abstractNumId="32">
+    <w:nsid w:val="DAE62134"/>
+    <w:multiLevelType w:val="singleLevel"/>
+    <w:tmpl w:val="DAE62134"/>
+    <w:lvl w:ilvl="0" w:tentative="0">
+      <w:start w:val="0"/>
+      <w:numFmt w:val="bullet"/>
+      <w:lvlText w:val="•"/>
+      <w:lvlJc w:val="left"/>
+      <w:rPr>
+        <w:color w:val="3370FF"/>
+      </w:rPr>
+    </w:lvl>
+  </w:abstractNum>
+  <w:abstractNum w:abstractNumId="33">
+    <w:nsid w:val="E0294EC7"/>
+    <w:multiLevelType w:val="singleLevel"/>
+    <w:tmpl w:val="E0294EC7"/>
+    <w:lvl w:ilvl="0" w:tentative="0">
+      <w:start w:val="1"/>
+      <w:numFmt w:val="decimal"/>
+      <w:lvlText w:val="%1."/>
+      <w:lvlJc w:val="left"/>
+      <w:rPr>
+        <w:color w:val="3370FF"/>
+      </w:rPr>
+    </w:lvl>
+  </w:abstractNum>
+  <w:abstractNum w:abstractNumId="34">
+    <w:nsid w:val="E43A772E"/>
+    <w:multiLevelType w:val="singleLevel"/>
+    <w:tmpl w:val="E43A772E"/>
+    <w:lvl w:ilvl="0" w:tentative="0">
+      <w:start w:val="0"/>
+      <w:numFmt w:val="bullet"/>
+      <w:lvlText w:val="•"/>
+      <w:lvlJc w:val="left"/>
+      <w:rPr>
+        <w:color w:val="3370FF"/>
+      </w:rPr>
+    </w:lvl>
+  </w:abstractNum>
+  <w:abstractNum w:abstractNumId="35">
+    <w:nsid w:val="E52D9448"/>
+    <w:multiLevelType w:val="singleLevel"/>
+    <w:tmpl w:val="E52D9448"/>
+    <w:lvl w:ilvl="0" w:tentative="0">
+      <w:start w:val="0"/>
+      <w:numFmt w:val="bullet"/>
+      <w:lvlText w:val="•"/>
+      <w:lvlJc w:val="left"/>
+      <w:rPr>
+        <w:color w:val="3370FF"/>
+      </w:rPr>
+    </w:lvl>
+  </w:abstractNum>
+  <w:abstractNum w:abstractNumId="36">
+    <w:nsid w:val="E93EBC56"/>
+    <w:multiLevelType w:val="singleLevel"/>
+    <w:tmpl w:val="E93EBC56"/>
+    <w:lvl w:ilvl="0" w:tentative="0">
+      <w:start w:val="0"/>
+      <w:numFmt w:val="bullet"/>
+      <w:lvlText w:val="•"/>
+      <w:lvlJc w:val="left"/>
+      <w:rPr>
+        <w:color w:val="3370FF"/>
+      </w:rPr>
+    </w:lvl>
+  </w:abstractNum>
+  <w:abstractNum w:abstractNumId="37">
+    <w:nsid w:val="EA28CC15"/>
+    <w:multiLevelType w:val="singleLevel"/>
+    <w:tmpl w:val="EA28CC15"/>
+    <w:lvl w:ilvl="0" w:tentative="0">
+      <w:start w:val="9"/>
+      <w:numFmt w:val="decimal"/>
+      <w:lvlText w:val="%1."/>
+      <w:lvlJc w:val="left"/>
+      <w:rPr>
+        <w:color w:val="3370FF"/>
+      </w:rPr>
+    </w:lvl>
+  </w:abstractNum>
+  <w:abstractNum w:abstractNumId="38">
+    <w:nsid w:val="F066642F"/>
+    <w:multiLevelType w:val="singleLevel"/>
+    <w:tmpl w:val="F066642F"/>
+    <w:lvl w:ilvl="0" w:tentative="0">
+      <w:start w:val="0"/>
+      <w:numFmt w:val="bullet"/>
+      <w:lvlText w:val="•"/>
+      <w:lvlJc w:val="left"/>
+      <w:rPr>
+        <w:color w:val="3370FF"/>
+      </w:rPr>
+    </w:lvl>
+  </w:abstractNum>
+  <w:abstractNum w:abstractNumId="39">
+    <w:nsid w:val="F1FCDEFA"/>
+    <w:multiLevelType w:val="singleLevel"/>
+    <w:tmpl w:val="F1FCDEFA"/>
+    <w:lvl w:ilvl="0" w:tentative="0">
+      <w:start w:val="0"/>
+      <w:numFmt w:val="bullet"/>
+      <w:lvlText w:val="•"/>
+      <w:lvlJc w:val="left"/>
+      <w:rPr>
+        <w:color w:val="3370FF"/>
+      </w:rPr>
+    </w:lvl>
+  </w:abstractNum>
+  <w:abstractNum w:abstractNumId="40">
+    <w:nsid w:val="F237ACA1"/>
+    <w:multiLevelType w:val="singleLevel"/>
+    <w:tmpl w:val="F237ACA1"/>
+    <w:lvl w:ilvl="0" w:tentative="0">
+      <w:start w:val="0"/>
+      <w:numFmt w:val="bullet"/>
+      <w:lvlText w:val="•"/>
+      <w:lvlJc w:val="left"/>
+      <w:rPr>
+        <w:color w:val="3370FF"/>
+      </w:rPr>
+    </w:lvl>
+  </w:abstractNum>
+  <w:abstractNum w:abstractNumId="41">
+    <w:nsid w:val="F2A81E1A"/>
+    <w:multiLevelType w:val="singleLevel"/>
+    <w:tmpl w:val="F2A81E1A"/>
+    <w:lvl w:ilvl="0" w:tentative="0">
+      <w:start w:val="0"/>
+      <w:numFmt w:val="bullet"/>
+      <w:lvlText w:val="•"/>
+      <w:lvlJc w:val="left"/>
+      <w:rPr>
+        <w:color w:val="3370FF"/>
+      </w:rPr>
+    </w:lvl>
+  </w:abstractNum>
+  <w:abstractNum w:abstractNumId="42">
+    <w:nsid w:val="F30FC083"/>
+    <w:multiLevelType w:val="singleLevel"/>
+    <w:tmpl w:val="F30FC083"/>
+    <w:lvl w:ilvl="0" w:tentative="0">
+      <w:start w:val="0"/>
+      <w:numFmt w:val="bullet"/>
+      <w:lvlText w:val="•"/>
+      <w:lvlJc w:val="left"/>
+      <w:rPr>
+        <w:color w:val="3370FF"/>
+      </w:rPr>
+    </w:lvl>
+  </w:abstractNum>
+  <w:abstractNum w:abstractNumId="43">
+    <w:nsid w:val="F3A33954"/>
+    <w:multiLevelType w:val="singleLevel"/>
+    <w:tmpl w:val="F3A33954"/>
+    <w:lvl w:ilvl="0" w:tentative="0">
+      <w:start w:val="0"/>
+      <w:numFmt w:val="bullet"/>
+      <w:lvlText w:val="•"/>
+      <w:lvlJc w:val="left"/>
+      <w:rPr>
+        <w:color w:val="3370FF"/>
+      </w:rPr>
+    </w:lvl>
+  </w:abstractNum>
+  <w:abstractNum w:abstractNumId="44">
+    <w:nsid w:val="F46CCC20"/>
+    <w:multiLevelType w:val="singleLevel"/>
+    <w:tmpl w:val="F46CCC20"/>
+    <w:lvl w:ilvl="0" w:tentative="0">
+      <w:start w:val="0"/>
+      <w:numFmt w:val="bullet"/>
+      <w:lvlText w:val="•"/>
+      <w:lvlJc w:val="left"/>
+      <w:rPr>
+        <w:color w:val="3370FF"/>
+      </w:rPr>
+    </w:lvl>
+  </w:abstractNum>
+  <w:abstractNum w:abstractNumId="45">
+    <w:nsid w:val="F4A942FE"/>
+    <w:multiLevelType w:val="singleLevel"/>
+    <w:tmpl w:val="F4A942FE"/>
+    <w:lvl w:ilvl="0" w:tentative="0">
+      <w:start w:val="0"/>
+      <w:numFmt w:val="bullet"/>
+      <w:lvlText w:val="•"/>
+      <w:lvlJc w:val="left"/>
+      <w:rPr>
+        <w:color w:val="3370FF"/>
+      </w:rPr>
+    </w:lvl>
+  </w:abstractNum>
+  <w:abstractNum w:abstractNumId="46">
+    <w:nsid w:val="F9718D3C"/>
+    <w:multiLevelType w:val="singleLevel"/>
+    <w:tmpl w:val="F9718D3C"/>
+    <w:lvl w:ilvl="0" w:tentative="0">
+      <w:start w:val="0"/>
+      <w:numFmt w:val="bullet"/>
+      <w:lvlText w:val="•"/>
+      <w:lvlJc w:val="left"/>
+      <w:rPr>
+        <w:color w:val="3370FF"/>
+      </w:rPr>
+    </w:lvl>
+  </w:abstractNum>
+  <w:abstractNum w:abstractNumId="47">
+    <w:nsid w:val="FCC85EE2"/>
+    <w:multiLevelType w:val="singleLevel"/>
+    <w:tmpl w:val="FCC85EE2"/>
+    <w:lvl w:ilvl="0" w:tentative="0">
+      <w:start w:val="0"/>
+      <w:numFmt w:val="bullet"/>
+      <w:lvlText w:val="•"/>
+      <w:lvlJc w:val="left"/>
+      <w:rPr>
+        <w:color w:val="3370FF"/>
+      </w:rPr>
+    </w:lvl>
+  </w:abstractNum>
+  <w:abstractNum w:abstractNumId="48">
+    <w:nsid w:val="01836A6D"/>
+    <w:multiLevelType w:val="singleLevel"/>
+    <w:tmpl w:val="01836A6D"/>
+    <w:lvl w:ilvl="0" w:tentative="0">
+      <w:start w:val="0"/>
+      <w:numFmt w:val="bullet"/>
+      <w:lvlText w:val="•"/>
+      <w:lvlJc w:val="left"/>
+      <w:rPr>
+        <w:color w:val="3370FF"/>
+      </w:rPr>
+    </w:lvl>
+  </w:abstractNum>
+  <w:abstractNum w:abstractNumId="49">
+    <w:nsid w:val="01D7E1C7"/>
+    <w:multiLevelType w:val="singleLevel"/>
+    <w:tmpl w:val="01D7E1C7"/>
+    <w:lvl w:ilvl="0" w:tentative="0">
+      <w:start w:val="10"/>
+      <w:numFmt w:val="decimal"/>
+      <w:lvlText w:val="%1."/>
+      <w:lvlJc w:val="left"/>
+      <w:rPr>
+        <w:color w:val="3370FF"/>
+      </w:rPr>
+    </w:lvl>
+  </w:abstractNum>
+  <w:abstractNum w:abstractNumId="50">
+    <w:nsid w:val="03C240C0"/>
+    <w:multiLevelType w:val="singleLevel"/>
+    <w:tmpl w:val="03C240C0"/>
+    <w:lvl w:ilvl="0" w:tentative="0">
+      <w:start w:val="0"/>
+      <w:numFmt w:val="bullet"/>
+      <w:lvlText w:val="•"/>
+      <w:lvlJc w:val="left"/>
+      <w:rPr>
+        <w:color w:val="3370FF"/>
+      </w:rPr>
+    </w:lvl>
+  </w:abstractNum>
+  <w:abstractNum w:abstractNumId="51">
+    <w:nsid w:val="07F5BCC3"/>
+    <w:multiLevelType w:val="singleLevel"/>
+    <w:tmpl w:val="07F5BCC3"/>
+    <w:lvl w:ilvl="0" w:tentative="0">
+      <w:start w:val="0"/>
+      <w:numFmt w:val="bullet"/>
+      <w:lvlText w:val="•"/>
+      <w:lvlJc w:val="left"/>
+      <w:rPr>
+        <w:color w:val="3370FF"/>
+      </w:rPr>
+    </w:lvl>
+  </w:abstractNum>
+  <w:abstractNum w:abstractNumId="52">
+    <w:nsid w:val="0C0E1E13"/>
+    <w:multiLevelType w:val="singleLevel"/>
+    <w:tmpl w:val="0C0E1E13"/>
+    <w:lvl w:ilvl="0" w:tentative="0">
+      <w:start w:val="0"/>
+      <w:numFmt w:val="bullet"/>
+      <w:lvlText w:val="•"/>
+      <w:lvlJc w:val="left"/>
+      <w:rPr>
+        <w:color w:val="3370FF"/>
+      </w:rPr>
+    </w:lvl>
+  </w:abstractNum>
+  <w:abstractNum w:abstractNumId="53">
+    <w:nsid w:val="0DC629B0"/>
+    <w:multiLevelType w:val="singleLevel"/>
+    <w:tmpl w:val="0DC629B0"/>
+    <w:lvl w:ilvl="0" w:tentative="0">
+      <w:start w:val="8"/>
+      <w:numFmt w:val="decimal"/>
+      <w:lvlText w:val="%1."/>
+      <w:lvlJc w:val="left"/>
+      <w:rPr>
+        <w:color w:val="3370FF"/>
+      </w:rPr>
+    </w:lvl>
+  </w:abstractNum>
+  <w:abstractNum w:abstractNumId="54">
+    <w:nsid w:val="10F0DB0B"/>
+    <w:multiLevelType w:val="singleLevel"/>
+    <w:tmpl w:val="10F0DB0B"/>
+    <w:lvl w:ilvl="0" w:tentative="0">
+      <w:start w:val="0"/>
+      <w:numFmt w:val="bullet"/>
+      <w:lvlText w:val="•"/>
+      <w:lvlJc w:val="left"/>
+      <w:rPr>
+        <w:color w:val="3370FF"/>
+      </w:rPr>
+    </w:lvl>
+  </w:abstractNum>
+  <w:abstractNum w:abstractNumId="55">
+    <w:nsid w:val="13660E3F"/>
+    <w:multiLevelType w:val="singleLevel"/>
+    <w:tmpl w:val="13660E3F"/>
+    <w:lvl w:ilvl="0" w:tentative="0">
       <w:start w:val="2"/>
       <w:numFmt w:val="decimal"/>
-      <w:suff w:val="tab"/>
       <w:lvlText w:val="%1."/>
-      <w:rPr>
-        <w:color w:val="3370ff"/>
-      </w:rPr>
-    </w:lvl>
-  </w:abstractNum>
-  <w:abstractNum w:abstractNumId="347630">
-    <w:lvl>
+      <w:lvlJc w:val="left"/>
+      <w:rPr>
+        <w:color w:val="3370FF"/>
+      </w:rPr>
+    </w:lvl>
+  </w:abstractNum>
+  <w:abstractNum w:abstractNumId="56">
+    <w:nsid w:val="1483906D"/>
+    <w:multiLevelType w:val="singleLevel"/>
+    <w:tmpl w:val="1483906D"/>
+    <w:lvl w:ilvl="0" w:tentative="0">
+      <w:start w:val="13"/>
+      <w:numFmt w:val="decimal"/>
+      <w:lvlText w:val="%1."/>
+      <w:lvlJc w:val="left"/>
+      <w:rPr>
+        <w:color w:val="3370FF"/>
+      </w:rPr>
+    </w:lvl>
+  </w:abstractNum>
+  <w:abstractNum w:abstractNumId="57">
+    <w:nsid w:val="1AD50295"/>
+    <w:multiLevelType w:val="singleLevel"/>
+    <w:tmpl w:val="1AD50295"/>
+    <w:lvl w:ilvl="0" w:tentative="0">
+      <w:start w:val="0"/>
+      <w:numFmt w:val="bullet"/>
+      <w:lvlText w:val="•"/>
+      <w:lvlJc w:val="left"/>
+      <w:rPr>
+        <w:color w:val="3370FF"/>
+      </w:rPr>
+    </w:lvl>
+  </w:abstractNum>
+  <w:abstractNum w:abstractNumId="58">
+    <w:nsid w:val="1B3FCE26"/>
+    <w:multiLevelType w:val="singleLevel"/>
+    <w:tmpl w:val="1B3FCE26"/>
+    <w:lvl w:ilvl="0" w:tentative="0">
+      <w:start w:val="0"/>
+      <w:numFmt w:val="bullet"/>
+      <w:lvlText w:val="•"/>
+      <w:lvlJc w:val="left"/>
+      <w:rPr>
+        <w:color w:val="3370FF"/>
+      </w:rPr>
+    </w:lvl>
+  </w:abstractNum>
+  <w:abstractNum w:abstractNumId="59">
+    <w:nsid w:val="1C01D09A"/>
+    <w:multiLevelType w:val="singleLevel"/>
+    <w:tmpl w:val="1C01D09A"/>
+    <w:lvl w:ilvl="0" w:tentative="0">
+      <w:start w:val="0"/>
+      <w:numFmt w:val="bullet"/>
+      <w:lvlText w:val="•"/>
+      <w:lvlJc w:val="left"/>
+      <w:rPr>
+        <w:color w:val="3370FF"/>
+      </w:rPr>
+    </w:lvl>
+  </w:abstractNum>
+  <w:abstractNum w:abstractNumId="60">
+    <w:nsid w:val="2007DCFD"/>
+    <w:multiLevelType w:val="singleLevel"/>
+    <w:tmpl w:val="2007DCFD"/>
+    <w:lvl w:ilvl="0" w:tentative="0">
+      <w:start w:val="0"/>
+      <w:numFmt w:val="bullet"/>
+      <w:lvlText w:val="•"/>
+      <w:lvlJc w:val="left"/>
+      <w:rPr>
+        <w:color w:val="3370FF"/>
+      </w:rPr>
+    </w:lvl>
+  </w:abstractNum>
+  <w:abstractNum w:abstractNumId="61">
+    <w:nsid w:val="21B3B1B1"/>
+    <w:multiLevelType w:val="singleLevel"/>
+    <w:tmpl w:val="21B3B1B1"/>
+    <w:lvl w:ilvl="0" w:tentative="0">
+      <w:start w:val="5"/>
+      <w:numFmt w:val="decimal"/>
+      <w:lvlText w:val="%1."/>
+      <w:lvlJc w:val="left"/>
+      <w:rPr>
+        <w:color w:val="3370FF"/>
+      </w:rPr>
+    </w:lvl>
+  </w:abstractNum>
+  <w:abstractNum w:abstractNumId="62">
+    <w:nsid w:val="227C9188"/>
+    <w:multiLevelType w:val="singleLevel"/>
+    <w:tmpl w:val="227C9188"/>
+    <w:lvl w:ilvl="0" w:tentative="0">
+      <w:start w:val="0"/>
+      <w:numFmt w:val="bullet"/>
+      <w:lvlText w:val="•"/>
+      <w:lvlJc w:val="left"/>
+      <w:rPr>
+        <w:color w:val="3370FF"/>
+      </w:rPr>
+    </w:lvl>
+  </w:abstractNum>
+  <w:abstractNum w:abstractNumId="63">
+    <w:nsid w:val="251342A6"/>
+    <w:multiLevelType w:val="singleLevel"/>
+    <w:tmpl w:val="251342A6"/>
+    <w:lvl w:ilvl="0" w:tentative="0">
+      <w:start w:val="0"/>
+      <w:numFmt w:val="bullet"/>
+      <w:lvlText w:val="￮"/>
+      <w:lvlJc w:val="left"/>
+      <w:rPr>
+        <w:color w:val="3370FF"/>
+      </w:rPr>
+    </w:lvl>
+  </w:abstractNum>
+  <w:abstractNum w:abstractNumId="64">
+    <w:nsid w:val="252BF6AB"/>
+    <w:multiLevelType w:val="singleLevel"/>
+    <w:tmpl w:val="252BF6AB"/>
+    <w:lvl w:ilvl="0" w:tentative="0">
+      <w:start w:val="0"/>
+      <w:numFmt w:val="bullet"/>
+      <w:lvlText w:val="•"/>
+      <w:lvlJc w:val="left"/>
+      <w:rPr>
+        <w:color w:val="3370FF"/>
+      </w:rPr>
+    </w:lvl>
+  </w:abstractNum>
+  <w:abstractNum w:abstractNumId="65">
+    <w:nsid w:val="269945CE"/>
+    <w:multiLevelType w:val="singleLevel"/>
+    <w:tmpl w:val="269945CE"/>
+    <w:lvl w:ilvl="0" w:tentative="0">
+      <w:start w:val="15"/>
+      <w:numFmt w:val="decimal"/>
+      <w:lvlText w:val="%1."/>
+      <w:lvlJc w:val="left"/>
+      <w:rPr>
+        <w:color w:val="3370FF"/>
+      </w:rPr>
+    </w:lvl>
+  </w:abstractNum>
+  <w:abstractNum w:abstractNumId="66">
+    <w:nsid w:val="274D3D9B"/>
+    <w:multiLevelType w:val="singleLevel"/>
+    <w:tmpl w:val="274D3D9B"/>
+    <w:lvl w:ilvl="0" w:tentative="0">
+      <w:start w:val="0"/>
+      <w:numFmt w:val="bullet"/>
+      <w:lvlText w:val="•"/>
+      <w:lvlJc w:val="left"/>
+      <w:rPr>
+        <w:color w:val="3370FF"/>
+      </w:rPr>
+    </w:lvl>
+  </w:abstractNum>
+  <w:abstractNum w:abstractNumId="67">
+    <w:nsid w:val="2B3F3F89"/>
+    <w:multiLevelType w:val="singleLevel"/>
+    <w:tmpl w:val="2B3F3F89"/>
+    <w:lvl w:ilvl="0" w:tentative="0">
+      <w:start w:val="0"/>
+      <w:numFmt w:val="bullet"/>
+      <w:lvlText w:val="•"/>
+      <w:lvlJc w:val="left"/>
+      <w:rPr>
+        <w:color w:val="3370FF"/>
+      </w:rPr>
+    </w:lvl>
+  </w:abstractNum>
+  <w:abstractNum w:abstractNumId="68">
+    <w:nsid w:val="329A4FD1"/>
+    <w:multiLevelType w:val="singleLevel"/>
+    <w:tmpl w:val="329A4FD1"/>
+    <w:lvl w:ilvl="0" w:tentative="0">
+      <w:start w:val="0"/>
+      <w:numFmt w:val="bullet"/>
+      <w:lvlText w:val="•"/>
+      <w:lvlJc w:val="left"/>
+      <w:rPr>
+        <w:color w:val="3370FF"/>
+      </w:rPr>
+    </w:lvl>
+  </w:abstractNum>
+  <w:abstractNum w:abstractNumId="69">
+    <w:nsid w:val="333E8B90"/>
+    <w:multiLevelType w:val="singleLevel"/>
+    <w:tmpl w:val="333E8B90"/>
+    <w:lvl w:ilvl="0" w:tentative="0">
+      <w:start w:val="0"/>
+      <w:numFmt w:val="bullet"/>
+      <w:lvlText w:val="•"/>
+      <w:lvlJc w:val="left"/>
+      <w:rPr>
+        <w:color w:val="3370FF"/>
+      </w:rPr>
+    </w:lvl>
+  </w:abstractNum>
+  <w:abstractNum w:abstractNumId="70">
+    <w:nsid w:val="35ECE9CB"/>
+    <w:multiLevelType w:val="singleLevel"/>
+    <w:tmpl w:val="35ECE9CB"/>
+    <w:lvl w:ilvl="0" w:tentative="0">
+      <w:start w:val="0"/>
+      <w:numFmt w:val="bullet"/>
+      <w:lvlText w:val="•"/>
+      <w:lvlJc w:val="left"/>
+      <w:rPr>
+        <w:color w:val="3370FF"/>
+      </w:rPr>
+    </w:lvl>
+  </w:abstractNum>
+  <w:abstractNum w:abstractNumId="71">
+    <w:nsid w:val="38EAC418"/>
+    <w:multiLevelType w:val="singleLevel"/>
+    <w:tmpl w:val="38EAC418"/>
+    <w:lvl w:ilvl="0" w:tentative="0">
+      <w:start w:val="0"/>
+      <w:numFmt w:val="bullet"/>
+      <w:lvlText w:val="•"/>
+      <w:lvlJc w:val="left"/>
+      <w:rPr>
+        <w:color w:val="3370FF"/>
+      </w:rPr>
+    </w:lvl>
+  </w:abstractNum>
+  <w:abstractNum w:abstractNumId="72">
+    <w:nsid w:val="3A7FBA26"/>
+    <w:multiLevelType w:val="singleLevel"/>
+    <w:tmpl w:val="3A7FBA26"/>
+    <w:lvl w:ilvl="0" w:tentative="0">
+      <w:start w:val="0"/>
+      <w:numFmt w:val="bullet"/>
+      <w:lvlText w:val="•"/>
+      <w:lvlJc w:val="left"/>
+      <w:rPr>
+        <w:color w:val="3370FF"/>
+      </w:rPr>
+    </w:lvl>
+  </w:abstractNum>
+  <w:abstractNum w:abstractNumId="73">
+    <w:nsid w:val="3D950AF9"/>
+    <w:multiLevelType w:val="singleLevel"/>
+    <w:tmpl w:val="3D950AF9"/>
+    <w:lvl w:ilvl="0" w:tentative="0">
+      <w:start w:val="0"/>
+      <w:numFmt w:val="bullet"/>
+      <w:lvlText w:val="￮"/>
+      <w:lvlJc w:val="left"/>
+      <w:rPr>
+        <w:color w:val="3370FF"/>
+      </w:rPr>
+    </w:lvl>
+  </w:abstractNum>
+  <w:abstractNum w:abstractNumId="74">
+    <w:nsid w:val="3FE315B6"/>
+    <w:multiLevelType w:val="singleLevel"/>
+    <w:tmpl w:val="3FE315B6"/>
+    <w:lvl w:ilvl="0" w:tentative="0">
+      <w:start w:val="0"/>
+      <w:numFmt w:val="bullet"/>
+      <w:lvlText w:val="•"/>
+      <w:lvlJc w:val="left"/>
+      <w:rPr>
+        <w:color w:val="3370FF"/>
+      </w:rPr>
+    </w:lvl>
+  </w:abstractNum>
+  <w:abstractNum w:abstractNumId="75">
+    <w:nsid w:val="408860E8"/>
+    <w:multiLevelType w:val="singleLevel"/>
+    <w:tmpl w:val="408860E8"/>
+    <w:lvl w:ilvl="0" w:tentative="0">
+      <w:start w:val="14"/>
+      <w:numFmt w:val="decimal"/>
+      <w:lvlText w:val="%1."/>
+      <w:lvlJc w:val="left"/>
+      <w:rPr>
+        <w:color w:val="3370FF"/>
+      </w:rPr>
+    </w:lvl>
+  </w:abstractNum>
+  <w:abstractNum w:abstractNumId="76">
+    <w:nsid w:val="40F245EA"/>
+    <w:multiLevelType w:val="singleLevel"/>
+    <w:tmpl w:val="40F245EA"/>
+    <w:lvl w:ilvl="0" w:tentative="0">
+      <w:start w:val="0"/>
+      <w:numFmt w:val="bullet"/>
+      <w:lvlText w:val="￮"/>
+      <w:lvlJc w:val="left"/>
+      <w:rPr>
+        <w:color w:val="3370FF"/>
+      </w:rPr>
+    </w:lvl>
+  </w:abstractNum>
+  <w:abstractNum w:abstractNumId="77">
+    <w:nsid w:val="4258023A"/>
+    <w:multiLevelType w:val="singleLevel"/>
+    <w:tmpl w:val="4258023A"/>
+    <w:lvl w:ilvl="0" w:tentative="0">
+      <w:start w:val="0"/>
+      <w:numFmt w:val="bullet"/>
+      <w:lvlText w:val="•"/>
+      <w:lvlJc w:val="left"/>
+      <w:rPr>
+        <w:color w:val="3370FF"/>
+      </w:rPr>
+    </w:lvl>
+  </w:abstractNum>
+  <w:abstractNum w:abstractNumId="78">
+    <w:nsid w:val="429CD0B5"/>
+    <w:multiLevelType w:val="singleLevel"/>
+    <w:tmpl w:val="429CD0B5"/>
+    <w:lvl w:ilvl="0" w:tentative="0">
+      <w:start w:val="0"/>
+      <w:numFmt w:val="bullet"/>
+      <w:lvlText w:val="•"/>
+      <w:lvlJc w:val="left"/>
+      <w:rPr>
+        <w:color w:val="3370FF"/>
+      </w:rPr>
+    </w:lvl>
+  </w:abstractNum>
+  <w:abstractNum w:abstractNumId="79">
+    <w:nsid w:val="4A51D704"/>
+    <w:multiLevelType w:val="singleLevel"/>
+    <w:tmpl w:val="4A51D704"/>
+    <w:lvl w:ilvl="0" w:tentative="0">
+      <w:start w:val="0"/>
+      <w:numFmt w:val="bullet"/>
+      <w:lvlText w:val="•"/>
+      <w:lvlJc w:val="left"/>
+      <w:rPr>
+        <w:color w:val="3370FF"/>
+      </w:rPr>
+    </w:lvl>
+  </w:abstractNum>
+  <w:abstractNum w:abstractNumId="80">
+    <w:nsid w:val="4AD1D84F"/>
+    <w:multiLevelType w:val="singleLevel"/>
+    <w:tmpl w:val="4AD1D84F"/>
+    <w:lvl w:ilvl="0" w:tentative="0">
+      <w:start w:val="0"/>
+      <w:numFmt w:val="bullet"/>
+      <w:lvlText w:val="•"/>
+      <w:lvlJc w:val="left"/>
+      <w:rPr>
+        <w:color w:val="3370FF"/>
+      </w:rPr>
+    </w:lvl>
+  </w:abstractNum>
+  <w:abstractNum w:abstractNumId="81">
+    <w:nsid w:val="4D63189B"/>
+    <w:multiLevelType w:val="singleLevel"/>
+    <w:tmpl w:val="4D63189B"/>
+    <w:lvl w:ilvl="0" w:tentative="0">
+      <w:start w:val="7"/>
+      <w:numFmt w:val="decimal"/>
+      <w:lvlText w:val="%1."/>
+      <w:lvlJc w:val="left"/>
+      <w:rPr>
+        <w:color w:val="3370FF"/>
+      </w:rPr>
+    </w:lvl>
+  </w:abstractNum>
+  <w:abstractNum w:abstractNumId="82">
+    <w:nsid w:val="4EA76503"/>
+    <w:multiLevelType w:val="singleLevel"/>
+    <w:tmpl w:val="4EA76503"/>
+    <w:lvl w:ilvl="0" w:tentative="0">
       <w:start w:val="3"/>
       <w:numFmt w:val="decimal"/>
-      <w:suff w:val="tab"/>
       <w:lvlText w:val="%1."/>
-      <w:rPr>
-        <w:color w:val="3370ff"/>
-      </w:rPr>
-    </w:lvl>
-  </w:abstractNum>
-  <w:abstractNum w:abstractNumId="347631">
-    <w:lvl>
-      <w:numFmt w:val="bullet"/>
-      <w:suff w:val="tab"/>
-      <w:lvlText w:val="•"/>
-      <w:rPr>
-        <w:color w:val="3370ff"/>
-      </w:rPr>
-    </w:lvl>
-  </w:abstractNum>
-  <w:abstractNum w:abstractNumId="347632">
-    <w:lvl>
-      <w:numFmt w:val="bullet"/>
-      <w:suff w:val="tab"/>
-      <w:lvlText w:val="•"/>
-      <w:rPr>
-        <w:color w:val="3370ff"/>
-      </w:rPr>
-    </w:lvl>
-  </w:abstractNum>
-  <w:abstractNum w:abstractNumId="347633">
-    <w:lvl>
-      <w:numFmt w:val="bullet"/>
-      <w:suff w:val="tab"/>
-      <w:lvlText w:val="•"/>
-      <w:rPr>
-        <w:color w:val="3370ff"/>
-      </w:rPr>
-    </w:lvl>
-  </w:abstractNum>
-  <w:abstractNum w:abstractNumId="347634">
-    <w:lvl>
+      <w:lvlJc w:val="left"/>
+      <w:rPr>
+        <w:color w:val="3370FF"/>
+      </w:rPr>
+    </w:lvl>
+  </w:abstractNum>
+  <w:abstractNum w:abstractNumId="83">
+    <w:nsid w:val="4F00C6B4"/>
+    <w:multiLevelType w:val="singleLevel"/>
+    <w:tmpl w:val="4F00C6B4"/>
+    <w:lvl w:ilvl="0" w:tentative="0">
+      <w:start w:val="0"/>
+      <w:numFmt w:val="bullet"/>
+      <w:lvlText w:val="•"/>
+      <w:lvlJc w:val="left"/>
+      <w:rPr>
+        <w:color w:val="3370FF"/>
+      </w:rPr>
+    </w:lvl>
+  </w:abstractNum>
+  <w:abstractNum w:abstractNumId="84">
+    <w:nsid w:val="4FA7FC34"/>
+    <w:multiLevelType w:val="singleLevel"/>
+    <w:tmpl w:val="4FA7FC34"/>
+    <w:lvl w:ilvl="0" w:tentative="0">
+      <w:start w:val="0"/>
+      <w:numFmt w:val="bullet"/>
+      <w:lvlText w:val="•"/>
+      <w:lvlJc w:val="left"/>
+      <w:rPr>
+        <w:color w:val="3370FF"/>
+      </w:rPr>
+    </w:lvl>
+  </w:abstractNum>
+  <w:abstractNum w:abstractNumId="85">
+    <w:nsid w:val="4FB438A5"/>
+    <w:multiLevelType w:val="singleLevel"/>
+    <w:tmpl w:val="4FB438A5"/>
+    <w:lvl w:ilvl="0" w:tentative="0">
+      <w:start w:val="0"/>
+      <w:numFmt w:val="bullet"/>
+      <w:lvlText w:val="•"/>
+      <w:lvlJc w:val="left"/>
+      <w:rPr>
+        <w:color w:val="3370FF"/>
+      </w:rPr>
+    </w:lvl>
+  </w:abstractNum>
+  <w:abstractNum w:abstractNumId="86">
+    <w:nsid w:val="51C4BC33"/>
+    <w:multiLevelType w:val="singleLevel"/>
+    <w:tmpl w:val="51C4BC33"/>
+    <w:lvl w:ilvl="0" w:tentative="0">
+      <w:start w:val="6"/>
+      <w:numFmt w:val="decimal"/>
+      <w:lvlText w:val="%1."/>
+      <w:lvlJc w:val="left"/>
+      <w:rPr>
+        <w:color w:val="3370FF"/>
+      </w:rPr>
+    </w:lvl>
+  </w:abstractNum>
+  <w:abstractNum w:abstractNumId="87">
+    <w:nsid w:val="54701CA1"/>
+    <w:multiLevelType w:val="singleLevel"/>
+    <w:tmpl w:val="54701CA1"/>
+    <w:lvl w:ilvl="0" w:tentative="0">
+      <w:start w:val="0"/>
+      <w:numFmt w:val="bullet"/>
+      <w:lvlText w:val="•"/>
+      <w:lvlJc w:val="left"/>
+      <w:rPr>
+        <w:color w:val="3370FF"/>
+      </w:rPr>
+    </w:lvl>
+  </w:abstractNum>
+  <w:abstractNum w:abstractNumId="88">
+    <w:nsid w:val="5A8377A7"/>
+    <w:multiLevelType w:val="singleLevel"/>
+    <w:tmpl w:val="5A8377A7"/>
+    <w:lvl w:ilvl="0" w:tentative="0">
+      <w:start w:val="0"/>
+      <w:numFmt w:val="bullet"/>
+      <w:lvlText w:val="•"/>
+      <w:lvlJc w:val="left"/>
+      <w:rPr>
+        <w:color w:val="3370FF"/>
+      </w:rPr>
+    </w:lvl>
+  </w:abstractNum>
+  <w:abstractNum w:abstractNumId="89">
+    <w:nsid w:val="5FCE4367"/>
+    <w:multiLevelType w:val="singleLevel"/>
+    <w:tmpl w:val="5FCE4367"/>
+    <w:lvl w:ilvl="0" w:tentative="0">
+      <w:start w:val="0"/>
+      <w:numFmt w:val="bullet"/>
+      <w:lvlText w:val="•"/>
+      <w:lvlJc w:val="left"/>
+      <w:rPr>
+        <w:color w:val="3370FF"/>
+      </w:rPr>
+    </w:lvl>
+  </w:abstractNum>
+  <w:abstractNum w:abstractNumId="90">
+    <w:nsid w:val="610EFE5C"/>
+    <w:multiLevelType w:val="singleLevel"/>
+    <w:tmpl w:val="610EFE5C"/>
+    <w:lvl w:ilvl="0" w:tentative="0">
+      <w:start w:val="0"/>
+      <w:numFmt w:val="bullet"/>
+      <w:lvlText w:val="•"/>
+      <w:lvlJc w:val="left"/>
+      <w:rPr>
+        <w:color w:val="3370FF"/>
+      </w:rPr>
+    </w:lvl>
+  </w:abstractNum>
+  <w:abstractNum w:abstractNumId="91">
+    <w:nsid w:val="63B12E74"/>
+    <w:multiLevelType w:val="singleLevel"/>
+    <w:tmpl w:val="63B12E74"/>
+    <w:lvl w:ilvl="0" w:tentative="0">
+      <w:start w:val="16"/>
+      <w:numFmt w:val="decimal"/>
+      <w:lvlText w:val="%1."/>
+      <w:lvlJc w:val="left"/>
+      <w:rPr>
+        <w:color w:val="3370FF"/>
+      </w:rPr>
+    </w:lvl>
+  </w:abstractNum>
+  <w:abstractNum w:abstractNumId="92">
+    <w:nsid w:val="64C0CB79"/>
+    <w:multiLevelType w:val="singleLevel"/>
+    <w:tmpl w:val="64C0CB79"/>
+    <w:lvl w:ilvl="0" w:tentative="0">
+      <w:start w:val="0"/>
+      <w:numFmt w:val="bullet"/>
+      <w:lvlText w:val="•"/>
+      <w:lvlJc w:val="left"/>
+      <w:rPr>
+        <w:color w:val="3370FF"/>
+      </w:rPr>
+    </w:lvl>
+  </w:abstractNum>
+  <w:abstractNum w:abstractNumId="93">
+    <w:nsid w:val="651422BE"/>
+    <w:multiLevelType w:val="singleLevel"/>
+    <w:tmpl w:val="651422BE"/>
+    <w:lvl w:ilvl="0" w:tentative="0">
       <w:start w:val="4"/>
       <w:numFmt w:val="decimal"/>
-      <w:suff w:val="tab"/>
       <w:lvlText w:val="%1."/>
-      <w:rPr>
-        <w:color w:val="3370ff"/>
-      </w:rPr>
-    </w:lvl>
-  </w:abstractNum>
-  <w:abstractNum w:abstractNumId="347635">
-    <w:lvl>
-      <w:numFmt w:val="bullet"/>
-      <w:suff w:val="tab"/>
-      <w:lvlText w:val="•"/>
-      <w:rPr>
-        <w:color w:val="3370ff"/>
-      </w:rPr>
-    </w:lvl>
-  </w:abstractNum>
-  <w:abstractNum w:abstractNumId="347636">
-    <w:lvl>
-      <w:numFmt w:val="bullet"/>
-      <w:suff w:val="tab"/>
-      <w:lvlText w:val="•"/>
-      <w:rPr>
-        <w:color w:val="3370ff"/>
-      </w:rPr>
-    </w:lvl>
-  </w:abstractNum>
-  <w:abstractNum w:abstractNumId="347637">
-    <w:lvl>
-      <w:numFmt w:val="bullet"/>
-      <w:suff w:val="tab"/>
-      <w:lvlText w:val="•"/>
-      <w:rPr>
-        <w:color w:val="3370ff"/>
-      </w:rPr>
-    </w:lvl>
-  </w:abstractNum>
-  <w:abstractNum w:abstractNumId="347638">
-    <w:lvl>
-      <w:numFmt w:val="bullet"/>
-      <w:suff w:val="tab"/>
-      <w:lvlText w:val="•"/>
-      <w:rPr>
-        <w:color w:val="3370ff"/>
-      </w:rPr>
-    </w:lvl>
-  </w:abstractNum>
-  <w:abstractNum w:abstractNumId="347639">
-    <w:lvl>
-      <w:start w:val="5"/>
-      <w:numFmt w:val="decimal"/>
-      <w:suff w:val="tab"/>
-      <w:lvlText w:val="%1."/>
-      <w:rPr>
-        <w:color w:val="3370ff"/>
-      </w:rPr>
-    </w:lvl>
-  </w:abstractNum>
-  <w:abstractNum w:abstractNumId="347640">
-    <w:lvl>
-      <w:numFmt w:val="bullet"/>
-      <w:suff w:val="tab"/>
-      <w:lvlText w:val="•"/>
-      <w:rPr>
-        <w:color w:val="3370ff"/>
-      </w:rPr>
-    </w:lvl>
-  </w:abstractNum>
-  <w:abstractNum w:abstractNumId="347641">
-    <w:lvl>
-      <w:numFmt w:val="bullet"/>
-      <w:suff w:val="tab"/>
-      <w:lvlText w:val="•"/>
-      <w:rPr>
-        <w:color w:val="3370ff"/>
-      </w:rPr>
-    </w:lvl>
-  </w:abstractNum>
-  <w:abstractNum w:abstractNumId="347642">
-    <w:lvl>
-      <w:numFmt w:val="bullet"/>
-      <w:suff w:val="tab"/>
-      <w:lvlText w:val="•"/>
-      <w:rPr>
-        <w:color w:val="3370ff"/>
-      </w:rPr>
-    </w:lvl>
-  </w:abstractNum>
-  <w:abstractNum w:abstractNumId="347643">
-    <w:lvl>
-      <w:numFmt w:val="bullet"/>
-      <w:suff w:val="tab"/>
-      <w:lvlText w:val="•"/>
-      <w:rPr>
-        <w:color w:val="3370ff"/>
-      </w:rPr>
-    </w:lvl>
-  </w:abstractNum>
-  <w:abstractNum w:abstractNumId="347644">
-    <w:lvl>
-      <w:start w:val="6"/>
-      <w:numFmt w:val="decimal"/>
-      <w:suff w:val="tab"/>
-      <w:lvlText w:val="%1."/>
-      <w:rPr>
-        <w:color w:val="3370ff"/>
-      </w:rPr>
-    </w:lvl>
-  </w:abstractNum>
-  <w:abstractNum w:abstractNumId="347645">
-    <w:lvl>
-      <w:numFmt w:val="bullet"/>
-      <w:suff w:val="tab"/>
-      <w:lvlText w:val="•"/>
-      <w:rPr>
-        <w:color w:val="3370ff"/>
-      </w:rPr>
-    </w:lvl>
-  </w:abstractNum>
-  <w:abstractNum w:abstractNumId="347646">
-    <w:lvl>
-      <w:numFmt w:val="bullet"/>
-      <w:suff w:val="tab"/>
-      <w:lvlText w:val="•"/>
-      <w:rPr>
-        <w:color w:val="3370ff"/>
-      </w:rPr>
-    </w:lvl>
-  </w:abstractNum>
-  <w:abstractNum w:abstractNumId="347647">
-    <w:lvl>
-      <w:numFmt w:val="bullet"/>
-      <w:suff w:val="tab"/>
-      <w:lvlText w:val="￮"/>
-      <w:rPr>
-        <w:color w:val="3370ff"/>
-      </w:rPr>
-    </w:lvl>
-  </w:abstractNum>
-  <w:abstractNum w:abstractNumId="347648">
-    <w:lvl>
-      <w:numFmt w:val="bullet"/>
-      <w:suff w:val="tab"/>
-      <w:lvlText w:val="￮"/>
-      <w:rPr>
-        <w:color w:val="3370ff"/>
-      </w:rPr>
-    </w:lvl>
-  </w:abstractNum>
-  <w:abstractNum w:abstractNumId="347649">
-    <w:lvl>
-      <w:numFmt w:val="bullet"/>
-      <w:suff w:val="tab"/>
-      <w:lvlText w:val="•"/>
-      <w:rPr>
-        <w:color w:val="3370ff"/>
-      </w:rPr>
-    </w:lvl>
-  </w:abstractNum>
-  <w:abstractNum w:abstractNumId="347650">
-    <w:lvl>
-      <w:start w:val="7"/>
-      <w:numFmt w:val="decimal"/>
-      <w:suff w:val="tab"/>
-      <w:lvlText w:val="%1."/>
-      <w:rPr>
-        <w:color w:val="3370ff"/>
-      </w:rPr>
-    </w:lvl>
-  </w:abstractNum>
-  <w:abstractNum w:abstractNumId="347651">
-    <w:lvl>
-      <w:numFmt w:val="bullet"/>
-      <w:suff w:val="tab"/>
-      <w:lvlText w:val="•"/>
-      <w:rPr>
-        <w:color w:val="3370ff"/>
-      </w:rPr>
-    </w:lvl>
-  </w:abstractNum>
-  <w:abstractNum w:abstractNumId="347652">
-    <w:lvl>
-      <w:numFmt w:val="bullet"/>
-      <w:suff w:val="tab"/>
-      <w:lvlText w:val="•"/>
-      <w:rPr>
-        <w:color w:val="3370ff"/>
-      </w:rPr>
-    </w:lvl>
-  </w:abstractNum>
-  <w:abstractNum w:abstractNumId="347653">
-    <w:lvl>
-      <w:numFmt w:val="bullet"/>
-      <w:suff w:val="tab"/>
-      <w:lvlText w:val="•"/>
-      <w:rPr>
-        <w:color w:val="3370ff"/>
-      </w:rPr>
-    </w:lvl>
-  </w:abstractNum>
-  <w:abstractNum w:abstractNumId="347654">
-    <w:lvl>
-      <w:numFmt w:val="bullet"/>
-      <w:suff w:val="tab"/>
-      <w:lvlText w:val="•"/>
-      <w:rPr>
-        <w:color w:val="3370ff"/>
-      </w:rPr>
-    </w:lvl>
-  </w:abstractNum>
-  <w:abstractNum w:abstractNumId="347655">
-    <w:lvl>
-      <w:numFmt w:val="bullet"/>
-      <w:suff w:val="tab"/>
-      <w:lvlText w:val="•"/>
-      <w:rPr>
-        <w:color w:val="3370ff"/>
-      </w:rPr>
-    </w:lvl>
-  </w:abstractNum>
-  <w:abstractNum w:abstractNumId="347656">
-    <w:lvl>
-      <w:numFmt w:val="bullet"/>
-      <w:suff w:val="tab"/>
-      <w:lvlText w:val="•"/>
-      <w:rPr>
-        <w:color w:val="3370ff"/>
-      </w:rPr>
-    </w:lvl>
-  </w:abstractNum>
-  <w:abstractNum w:abstractNumId="347657">
-    <w:lvl>
-      <w:start w:val="8"/>
-      <w:numFmt w:val="decimal"/>
-      <w:suff w:val="tab"/>
-      <w:lvlText w:val="%1."/>
-      <w:rPr>
-        <w:color w:val="3370ff"/>
-      </w:rPr>
-    </w:lvl>
-  </w:abstractNum>
-  <w:abstractNum w:abstractNumId="347658">
-    <w:lvl>
-      <w:numFmt w:val="bullet"/>
-      <w:suff w:val="tab"/>
-      <w:lvlText w:val="•"/>
-      <w:rPr>
-        <w:color w:val="3370ff"/>
-      </w:rPr>
-    </w:lvl>
-  </w:abstractNum>
-  <w:abstractNum w:abstractNumId="347659">
-    <w:lvl>
-      <w:numFmt w:val="bullet"/>
-      <w:suff w:val="tab"/>
-      <w:lvlText w:val="•"/>
-      <w:rPr>
-        <w:color w:val="3370ff"/>
-      </w:rPr>
-    </w:lvl>
-  </w:abstractNum>
-  <w:abstractNum w:abstractNumId="347660">
-    <w:lvl>
-      <w:numFmt w:val="bullet"/>
-      <w:suff w:val="tab"/>
-      <w:lvlText w:val="•"/>
-      <w:rPr>
-        <w:color w:val="3370ff"/>
-      </w:rPr>
-    </w:lvl>
-  </w:abstractNum>
-  <w:abstractNum w:abstractNumId="347661">
-    <w:lvl>
-      <w:numFmt w:val="bullet"/>
-      <w:suff w:val="tab"/>
-      <w:lvlText w:val="•"/>
-      <w:rPr>
-        <w:color w:val="3370ff"/>
-      </w:rPr>
-    </w:lvl>
-  </w:abstractNum>
-  <w:abstractNum w:abstractNumId="347662">
-    <w:lvl>
-      <w:start w:val="9"/>
-      <w:numFmt w:val="decimal"/>
-      <w:suff w:val="tab"/>
-      <w:lvlText w:val="%1."/>
-      <w:rPr>
-        <w:color w:val="3370ff"/>
-      </w:rPr>
-    </w:lvl>
-  </w:abstractNum>
-  <w:abstractNum w:abstractNumId="347663">
-    <w:lvl>
-      <w:numFmt w:val="bullet"/>
-      <w:suff w:val="tab"/>
-      <w:lvlText w:val="•"/>
-      <w:rPr>
-        <w:color w:val="3370ff"/>
-      </w:rPr>
-    </w:lvl>
-  </w:abstractNum>
-  <w:abstractNum w:abstractNumId="347664">
-    <w:lvl>
-      <w:numFmt w:val="bullet"/>
-      <w:suff w:val="tab"/>
-      <w:lvlText w:val="•"/>
-      <w:rPr>
-        <w:color w:val="3370ff"/>
-      </w:rPr>
-    </w:lvl>
-  </w:abstractNum>
-  <w:abstractNum w:abstractNumId="347665">
-    <w:lvl>
-      <w:numFmt w:val="bullet"/>
-      <w:suff w:val="tab"/>
-      <w:lvlText w:val="•"/>
-      <w:rPr>
-        <w:color w:val="3370ff"/>
-      </w:rPr>
-    </w:lvl>
-  </w:abstractNum>
-  <w:abstractNum w:abstractNumId="347666">
-    <w:lvl>
-      <w:numFmt w:val="bullet"/>
-      <w:suff w:val="tab"/>
-      <w:lvlText w:val="•"/>
-      <w:rPr>
-        <w:color w:val="3370ff"/>
-      </w:rPr>
-    </w:lvl>
-  </w:abstractNum>
-  <w:abstractNum w:abstractNumId="347667">
-    <w:lvl>
-      <w:numFmt w:val="bullet"/>
-      <w:suff w:val="tab"/>
-      <w:lvlText w:val="•"/>
-      <w:rPr>
-        <w:color w:val="3370ff"/>
-      </w:rPr>
-    </w:lvl>
-  </w:abstractNum>
-  <w:abstractNum w:abstractNumId="347668">
-    <w:lvl>
-      <w:numFmt w:val="bullet"/>
-      <w:suff w:val="tab"/>
-      <w:lvlText w:val="•"/>
-      <w:rPr>
-        <w:color w:val="3370ff"/>
-      </w:rPr>
-    </w:lvl>
-  </w:abstractNum>
-  <w:abstractNum w:abstractNumId="347669">
-    <w:lvl>
-      <w:start w:val="10"/>
-      <w:numFmt w:val="decimal"/>
-      <w:suff w:val="tab"/>
-      <w:lvlText w:val="%1."/>
-      <w:rPr>
-        <w:color w:val="3370ff"/>
-      </w:rPr>
-    </w:lvl>
-  </w:abstractNum>
-  <w:abstractNum w:abstractNumId="347670">
-    <w:lvl>
-      <w:numFmt w:val="bullet"/>
-      <w:suff w:val="tab"/>
-      <w:lvlText w:val="•"/>
-      <w:rPr>
-        <w:color w:val="3370ff"/>
-      </w:rPr>
-    </w:lvl>
-  </w:abstractNum>
-  <w:abstractNum w:abstractNumId="347671">
-    <w:lvl>
-      <w:numFmt w:val="bullet"/>
-      <w:suff w:val="tab"/>
-      <w:lvlText w:val="•"/>
-      <w:rPr>
-        <w:color w:val="3370ff"/>
-      </w:rPr>
-    </w:lvl>
-  </w:abstractNum>
-  <w:abstractNum w:abstractNumId="347672">
-    <w:lvl>
-      <w:numFmt w:val="bullet"/>
-      <w:suff w:val="tab"/>
-      <w:lvlText w:val="•"/>
-      <w:rPr>
-        <w:color w:val="3370ff"/>
-      </w:rPr>
-    </w:lvl>
-  </w:abstractNum>
-  <w:abstractNum w:abstractNumId="347673">
-    <w:lvl>
-      <w:numFmt w:val="bullet"/>
-      <w:suff w:val="tab"/>
-      <w:lvlText w:val="•"/>
-      <w:rPr>
-        <w:color w:val="3370ff"/>
-      </w:rPr>
-    </w:lvl>
-  </w:abstractNum>
-  <w:abstractNum w:abstractNumId="347674">
-    <w:lvl>
-      <w:start w:val="11"/>
-      <w:numFmt w:val="decimal"/>
-      <w:suff w:val="tab"/>
-      <w:lvlText w:val="%1."/>
-      <w:rPr>
-        <w:color w:val="3370ff"/>
-      </w:rPr>
-    </w:lvl>
-  </w:abstractNum>
-  <w:abstractNum w:abstractNumId="347675">
-    <w:lvl>
-      <w:numFmt w:val="bullet"/>
-      <w:suff w:val="tab"/>
-      <w:lvlText w:val="•"/>
-      <w:rPr>
-        <w:color w:val="3370ff"/>
-      </w:rPr>
-    </w:lvl>
-  </w:abstractNum>
-  <w:abstractNum w:abstractNumId="347676">
-    <w:lvl>
-      <w:numFmt w:val="bullet"/>
-      <w:suff w:val="tab"/>
-      <w:lvlText w:val="•"/>
-      <w:rPr>
-        <w:color w:val="3370ff"/>
-      </w:rPr>
-    </w:lvl>
-  </w:abstractNum>
-  <w:abstractNum w:abstractNumId="347677">
-    <w:lvl>
-      <w:numFmt w:val="bullet"/>
-      <w:suff w:val="tab"/>
-      <w:lvlText w:val="•"/>
-      <w:rPr>
-        <w:color w:val="3370ff"/>
-      </w:rPr>
-    </w:lvl>
-  </w:abstractNum>
-  <w:abstractNum w:abstractNumId="347678">
-    <w:lvl>
-      <w:start w:val="12"/>
-      <w:numFmt w:val="decimal"/>
-      <w:suff w:val="tab"/>
-      <w:lvlText w:val="%1."/>
-      <w:rPr>
-        <w:color w:val="3370ff"/>
-      </w:rPr>
-    </w:lvl>
-  </w:abstractNum>
-  <w:abstractNum w:abstractNumId="347679">
-    <w:lvl>
-      <w:numFmt w:val="bullet"/>
-      <w:suff w:val="tab"/>
-      <w:lvlText w:val="•"/>
-      <w:rPr>
-        <w:color w:val="3370ff"/>
-      </w:rPr>
-    </w:lvl>
-  </w:abstractNum>
-  <w:abstractNum w:abstractNumId="347680">
-    <w:lvl>
-      <w:numFmt w:val="bullet"/>
-      <w:suff w:val="tab"/>
-      <w:lvlText w:val="•"/>
-      <w:rPr>
-        <w:color w:val="3370ff"/>
-      </w:rPr>
-    </w:lvl>
-  </w:abstractNum>
-  <w:abstractNum w:abstractNumId="347681">
-    <w:lvl>
-      <w:numFmt w:val="bullet"/>
-      <w:suff w:val="tab"/>
-      <w:lvlText w:val="•"/>
-      <w:rPr>
-        <w:color w:val="3370ff"/>
-      </w:rPr>
-    </w:lvl>
-  </w:abstractNum>
-  <w:abstractNum w:abstractNumId="347682">
-    <w:lvl>
-      <w:numFmt w:val="bullet"/>
-      <w:suff w:val="tab"/>
-      <w:lvlText w:val="￮"/>
-      <w:rPr>
-        <w:color w:val="3370ff"/>
-      </w:rPr>
-    </w:lvl>
-  </w:abstractNum>
-  <w:abstractNum w:abstractNumId="347683">
-    <w:lvl>
-      <w:numFmt w:val="bullet"/>
-      <w:suff w:val="tab"/>
-      <w:lvlText w:val="￮"/>
-      <w:rPr>
-        <w:color w:val="3370ff"/>
-      </w:rPr>
-    </w:lvl>
-  </w:abstractNum>
-  <w:abstractNum w:abstractNumId="347684">
-    <w:lvl>
-      <w:numFmt w:val="bullet"/>
-      <w:suff w:val="tab"/>
-      <w:lvlText w:val="•"/>
-      <w:rPr>
-        <w:color w:val="3370ff"/>
-      </w:rPr>
-    </w:lvl>
-  </w:abstractNum>
-  <w:abstractNum w:abstractNumId="347685">
-    <w:lvl>
-      <w:start w:val="13"/>
-      <w:numFmt w:val="decimal"/>
-      <w:suff w:val="tab"/>
-      <w:lvlText w:val="%1."/>
-      <w:rPr>
-        <w:color w:val="3370ff"/>
-      </w:rPr>
-    </w:lvl>
-  </w:abstractNum>
-  <w:abstractNum w:abstractNumId="347686">
-    <w:lvl>
-      <w:numFmt w:val="bullet"/>
-      <w:suff w:val="tab"/>
-      <w:lvlText w:val="•"/>
-      <w:rPr>
-        <w:color w:val="3370ff"/>
-      </w:rPr>
-    </w:lvl>
-  </w:abstractNum>
-  <w:abstractNum w:abstractNumId="347687">
-    <w:lvl>
-      <w:numFmt w:val="bullet"/>
-      <w:suff w:val="tab"/>
-      <w:lvlText w:val="•"/>
-      <w:rPr>
-        <w:color w:val="3370ff"/>
-      </w:rPr>
-    </w:lvl>
-  </w:abstractNum>
-  <w:abstractNum w:abstractNumId="347688">
-    <w:lvl>
-      <w:numFmt w:val="bullet"/>
-      <w:suff w:val="tab"/>
-      <w:lvlText w:val="•"/>
-      <w:rPr>
-        <w:color w:val="3370ff"/>
-      </w:rPr>
-    </w:lvl>
-  </w:abstractNum>
-  <w:abstractNum w:abstractNumId="347689">
-    <w:lvl>
-      <w:numFmt w:val="bullet"/>
-      <w:suff w:val="tab"/>
-      <w:lvlText w:val="•"/>
-      <w:rPr>
-        <w:color w:val="3370ff"/>
-      </w:rPr>
-    </w:lvl>
-  </w:abstractNum>
-  <w:abstractNum w:abstractNumId="347690">
-    <w:lvl>
-      <w:start w:val="14"/>
-      <w:numFmt w:val="decimal"/>
-      <w:suff w:val="tab"/>
-      <w:lvlText w:val="%1."/>
-      <w:rPr>
-        <w:color w:val="3370ff"/>
-      </w:rPr>
-    </w:lvl>
-  </w:abstractNum>
-  <w:abstractNum w:abstractNumId="347691">
-    <w:lvl>
-      <w:numFmt w:val="bullet"/>
-      <w:suff w:val="tab"/>
-      <w:lvlText w:val="•"/>
-      <w:rPr>
-        <w:color w:val="3370ff"/>
-      </w:rPr>
-    </w:lvl>
-  </w:abstractNum>
-  <w:abstractNum w:abstractNumId="347692">
-    <w:lvl>
-      <w:numFmt w:val="bullet"/>
-      <w:suff w:val="tab"/>
-      <w:lvlText w:val="•"/>
-      <w:rPr>
-        <w:color w:val="3370ff"/>
-      </w:rPr>
-    </w:lvl>
-  </w:abstractNum>
-  <w:abstractNum w:abstractNumId="347693">
-    <w:lvl>
-      <w:numFmt w:val="bullet"/>
-      <w:suff w:val="tab"/>
-      <w:lvlText w:val="•"/>
-      <w:rPr>
-        <w:color w:val="3370ff"/>
-      </w:rPr>
-    </w:lvl>
-  </w:abstractNum>
-  <w:abstractNum w:abstractNumId="347694">
-    <w:lvl>
-      <w:numFmt w:val="bullet"/>
-      <w:suff w:val="tab"/>
-      <w:lvlText w:val="•"/>
-      <w:rPr>
-        <w:color w:val="3370ff"/>
-      </w:rPr>
-    </w:lvl>
-  </w:abstractNum>
-  <w:abstractNum w:abstractNumId="347695">
-    <w:lvl>
-      <w:start w:val="15"/>
-      <w:numFmt w:val="decimal"/>
-      <w:suff w:val="tab"/>
-      <w:lvlText w:val="%1."/>
-      <w:rPr>
-        <w:color w:val="3370ff"/>
-      </w:rPr>
-    </w:lvl>
-  </w:abstractNum>
-  <w:abstractNum w:abstractNumId="347696">
-    <w:lvl>
-      <w:numFmt w:val="bullet"/>
-      <w:suff w:val="tab"/>
-      <w:lvlText w:val="•"/>
-      <w:rPr>
-        <w:color w:val="3370ff"/>
-      </w:rPr>
-    </w:lvl>
-  </w:abstractNum>
-  <w:abstractNum w:abstractNumId="347697">
-    <w:lvl>
-      <w:numFmt w:val="bullet"/>
-      <w:suff w:val="tab"/>
-      <w:lvlText w:val="•"/>
-      <w:rPr>
-        <w:color w:val="3370ff"/>
-      </w:rPr>
-    </w:lvl>
-  </w:abstractNum>
-  <w:abstractNum w:abstractNumId="347698">
-    <w:lvl>
-      <w:numFmt w:val="bullet"/>
-      <w:suff w:val="tab"/>
-      <w:lvlText w:val="•"/>
-      <w:rPr>
-        <w:color w:val="3370ff"/>
-      </w:rPr>
-    </w:lvl>
-  </w:abstractNum>
-  <w:abstractNum w:abstractNumId="347699">
-    <w:lvl>
-      <w:numFmt w:val="bullet"/>
-      <w:suff w:val="tab"/>
-      <w:lvlText w:val="•"/>
-      <w:rPr>
-        <w:color w:val="3370ff"/>
-      </w:rPr>
-    </w:lvl>
-  </w:abstractNum>
-  <w:abstractNum w:abstractNumId="347700">
-    <w:lvl>
-      <w:start w:val="16"/>
-      <w:numFmt w:val="decimal"/>
-      <w:suff w:val="tab"/>
-      <w:lvlText w:val="%1."/>
-      <w:rPr>
-        <w:color w:val="3370ff"/>
-      </w:rPr>
-    </w:lvl>
-  </w:abstractNum>
-  <w:abstractNum w:abstractNumId="347701">
-    <w:lvl>
-      <w:numFmt w:val="bullet"/>
-      <w:suff w:val="tab"/>
-      <w:lvlText w:val="•"/>
-      <w:rPr>
-        <w:color w:val="3370ff"/>
-      </w:rPr>
-    </w:lvl>
-  </w:abstractNum>
-  <w:abstractNum w:abstractNumId="347702">
-    <w:lvl>
-      <w:numFmt w:val="bullet"/>
-      <w:suff w:val="tab"/>
-      <w:lvlText w:val="•"/>
-      <w:rPr>
-        <w:color w:val="3370ff"/>
-      </w:rPr>
-    </w:lvl>
-  </w:abstractNum>
-  <w:abstractNum w:abstractNumId="347703">
-    <w:lvl>
-      <w:numFmt w:val="bullet"/>
-      <w:suff w:val="tab"/>
-      <w:lvlText w:val="•"/>
-      <w:rPr>
-        <w:color w:val="3370ff"/>
-      </w:rPr>
-    </w:lvl>
-  </w:abstractNum>
-  <w:abstractNum w:abstractNumId="347704">
-    <w:lvl>
-      <w:numFmt w:val="bullet"/>
-      <w:suff w:val="tab"/>
-      <w:lvlText w:val="•"/>
-      <w:rPr>
-        <w:color w:val="3370ff"/>
-      </w:rPr>
-    </w:lvl>
-  </w:abstractNum>
-  <w:abstractNum w:abstractNumId="347705">
-    <w:lvl>
-      <w:numFmt w:val="bullet"/>
-      <w:suff w:val="tab"/>
-      <w:lvlText w:val="•"/>
-      <w:rPr>
-        <w:color w:val="3370ff"/>
-      </w:rPr>
-    </w:lvl>
-  </w:abstractNum>
-  <w:abstractNum w:abstractNumId="347706">
-    <w:lvl>
-      <w:numFmt w:val="bullet"/>
-      <w:suff w:val="tab"/>
-      <w:lvlText w:val="•"/>
-      <w:rPr>
-        <w:color w:val="3370ff"/>
-      </w:rPr>
-    </w:lvl>
-  </w:abstractNum>
-  <w:abstractNum w:abstractNumId="347707">
-    <w:lvl>
-      <w:numFmt w:val="bullet"/>
-      <w:suff w:val="tab"/>
-      <w:lvlText w:val="•"/>
-      <w:rPr>
-        <w:color w:val="3370ff"/>
-      </w:rPr>
-    </w:lvl>
-  </w:abstractNum>
-  <w:abstractNum w:abstractNumId="347708">
-    <w:lvl>
-      <w:numFmt w:val="bullet"/>
-      <w:suff w:val="tab"/>
-      <w:lvlText w:val="•"/>
-      <w:rPr>
-        <w:color w:val="3370ff"/>
-      </w:rPr>
-    </w:lvl>
-  </w:abstractNum>
-  <w:abstractNum w:abstractNumId="347709">
-    <w:lvl>
-      <w:numFmt w:val="bullet"/>
-      <w:suff w:val="tab"/>
-      <w:lvlText w:val="•"/>
-      <w:rPr>
-        <w:color w:val="3370ff"/>
-      </w:rPr>
-    </w:lvl>
-  </w:abstractNum>
-  <w:abstractNum w:abstractNumId="347710">
-    <w:lvl>
-      <w:numFmt w:val="bullet"/>
-      <w:suff w:val="tab"/>
-      <w:lvlText w:val="•"/>
-      <w:rPr>
-        <w:color w:val="3370ff"/>
-      </w:rPr>
-    </w:lvl>
-  </w:abstractNum>
-  <w:abstractNum w:abstractNumId="347711">
-    <w:lvl>
-      <w:numFmt w:val="bullet"/>
-      <w:suff w:val="tab"/>
-      <w:lvlText w:val="•"/>
-      <w:rPr>
-        <w:color w:val="3370ff"/>
-      </w:rPr>
-    </w:lvl>
-  </w:abstractNum>
-  <w:abstractNum w:abstractNumId="347712">
-    <w:lvl>
-      <w:numFmt w:val="bullet"/>
-      <w:suff w:val="tab"/>
-      <w:lvlText w:val="•"/>
-      <w:rPr>
-        <w:color w:val="3370ff"/>
-      </w:rPr>
-    </w:lvl>
-  </w:abstractNum>
-  <w:abstractNum w:abstractNumId="347713">
-    <w:lvl>
-      <w:numFmt w:val="bullet"/>
-      <w:suff w:val="tab"/>
-      <w:lvlText w:val="•"/>
-      <w:rPr>
-        <w:color w:val="3370ff"/>
-      </w:rPr>
-    </w:lvl>
-  </w:abstractNum>
-  <w:abstractNum w:abstractNumId="347714">
-    <w:lvl>
-      <w:numFmt w:val="bullet"/>
-      <w:suff w:val="tab"/>
-      <w:lvlText w:val="•"/>
-      <w:rPr>
-        <w:color w:val="3370ff"/>
-      </w:rPr>
-    </w:lvl>
-  </w:abstractNum>
-  <w:abstractNum w:abstractNumId="347715">
-    <w:lvl>
-      <w:numFmt w:val="bullet"/>
-      <w:suff w:val="tab"/>
-      <w:lvlText w:val="•"/>
-      <w:rPr>
-        <w:color w:val="3370ff"/>
-      </w:rPr>
-    </w:lvl>
-  </w:abstractNum>
-  <w:abstractNum w:abstractNumId="347716">
-    <w:lvl>
-      <w:numFmt w:val="bullet"/>
-      <w:suff w:val="tab"/>
-      <w:lvlText w:val="•"/>
-      <w:rPr>
-        <w:color w:val="3370ff"/>
-      </w:rPr>
-    </w:lvl>
-  </w:abstractNum>
-  <w:abstractNum w:abstractNumId="347717">
-    <w:lvl>
-      <w:numFmt w:val="bullet"/>
-      <w:suff w:val="tab"/>
-      <w:lvlText w:val="•"/>
-      <w:rPr>
-        <w:color w:val="3370ff"/>
-      </w:rPr>
-    </w:lvl>
-  </w:abstractNum>
-  <w:abstractNum w:abstractNumId="347718">
-    <w:lvl>
-      <w:numFmt w:val="bullet"/>
-      <w:suff w:val="tab"/>
-      <w:lvlText w:val="•"/>
-      <w:rPr>
-        <w:color w:val="3370ff"/>
-      </w:rPr>
-    </w:lvl>
-  </w:abstractNum>
-  <w:abstractNum w:abstractNumId="347719">
-    <w:lvl>
-      <w:start w:val="1"/>
-      <w:numFmt w:val="decimal"/>
-      <w:suff w:val="tab"/>
-      <w:lvlText w:val="%1."/>
-      <w:rPr>
-        <w:color w:val="3370ff"/>
-      </w:rPr>
-    </w:lvl>
-  </w:abstractNum>
-  <w:abstractNum w:abstractNumId="347720">
-    <w:lvl>
-      <w:start w:val="2"/>
-      <w:numFmt w:val="decimal"/>
-      <w:suff w:val="tab"/>
-      <w:lvlText w:val="%1."/>
-      <w:rPr>
-        <w:color w:val="3370ff"/>
-      </w:rPr>
-    </w:lvl>
-  </w:abstractNum>
-  <w:abstractNum w:abstractNumId="347721">
-    <w:lvl>
-      <w:start w:val="3"/>
-      <w:numFmt w:val="decimal"/>
-      <w:suff w:val="tab"/>
-      <w:lvlText w:val="%1."/>
-      <w:rPr>
-        <w:color w:val="3370ff"/>
-      </w:rPr>
-    </w:lvl>
-  </w:abstractNum>
-  <w:abstractNum w:abstractNumId="347722">
-    <w:lvl>
-      <w:start w:val="4"/>
-      <w:numFmt w:val="decimal"/>
-      <w:suff w:val="tab"/>
-      <w:lvlText w:val="%1."/>
-      <w:rPr>
-        <w:color w:val="3370ff"/>
-      </w:rPr>
-    </w:lvl>
-  </w:abstractNum>
-  <w:abstractNum w:abstractNumId="347723">
-    <w:lvl>
-      <w:start w:val="5"/>
-      <w:numFmt w:val="decimal"/>
-      <w:suff w:val="tab"/>
-      <w:lvlText w:val="%1."/>
-      <w:rPr>
-        <w:color w:val="3370ff"/>
-      </w:rPr>
-    </w:lvl>
-  </w:abstractNum>
-  <w:abstractNum w:abstractNumId="347724">
-    <w:lvl>
-      <w:start w:val="6"/>
-      <w:numFmt w:val="decimal"/>
-      <w:suff w:val="tab"/>
-      <w:lvlText w:val="%1."/>
-      <w:rPr>
-        <w:color w:val="3370ff"/>
+      <w:lvlJc w:val="left"/>
+      <w:rPr>
+        <w:color w:val="3370FF"/>
+      </w:rPr>
+    </w:lvl>
+  </w:abstractNum>
+  <w:abstractNum w:abstractNumId="94">
+    <w:nsid w:val="659EB354"/>
+    <w:multiLevelType w:val="singleLevel"/>
+    <w:tmpl w:val="659EB354"/>
+    <w:lvl w:ilvl="0" w:tentative="0">
+      <w:start w:val="0"/>
+      <w:numFmt w:val="bullet"/>
+      <w:lvlText w:val="•"/>
+      <w:lvlJc w:val="left"/>
+      <w:rPr>
+        <w:color w:val="3370FF"/>
+      </w:rPr>
+    </w:lvl>
+  </w:abstractNum>
+  <w:abstractNum w:abstractNumId="95">
+    <w:nsid w:val="6AFC2A1C"/>
+    <w:multiLevelType w:val="singleLevel"/>
+    <w:tmpl w:val="6AFC2A1C"/>
+    <w:lvl w:ilvl="0" w:tentative="0">
+      <w:start w:val="0"/>
+      <w:numFmt w:val="bullet"/>
+      <w:lvlText w:val="•"/>
+      <w:lvlJc w:val="left"/>
+      <w:rPr>
+        <w:color w:val="3370FF"/>
+      </w:rPr>
+    </w:lvl>
+  </w:abstractNum>
+  <w:abstractNum w:abstractNumId="96">
+    <w:nsid w:val="6C0BE2D1"/>
+    <w:multiLevelType w:val="singleLevel"/>
+    <w:tmpl w:val="6C0BE2D1"/>
+    <w:lvl w:ilvl="0" w:tentative="0">
+      <w:start w:val="0"/>
+      <w:numFmt w:val="bullet"/>
+      <w:lvlText w:val="•"/>
+      <w:lvlJc w:val="left"/>
+      <w:rPr>
+        <w:color w:val="3370FF"/>
+      </w:rPr>
+    </w:lvl>
+  </w:abstractNum>
+  <w:abstractNum w:abstractNumId="97">
+    <w:nsid w:val="6D423078"/>
+    <w:multiLevelType w:val="singleLevel"/>
+    <w:tmpl w:val="6D423078"/>
+    <w:lvl w:ilvl="0" w:tentative="0">
+      <w:start w:val="0"/>
+      <w:numFmt w:val="bullet"/>
+      <w:lvlText w:val="•"/>
+      <w:lvlJc w:val="left"/>
+      <w:rPr>
+        <w:color w:val="3370FF"/>
+      </w:rPr>
+    </w:lvl>
+  </w:abstractNum>
+  <w:abstractNum w:abstractNumId="98">
+    <w:nsid w:val="70F95E71"/>
+    <w:multiLevelType w:val="singleLevel"/>
+    <w:tmpl w:val="70F95E71"/>
+    <w:lvl w:ilvl="0" w:tentative="0">
+      <w:start w:val="0"/>
+      <w:numFmt w:val="bullet"/>
+      <w:lvlText w:val="•"/>
+      <w:lvlJc w:val="left"/>
+      <w:rPr>
+        <w:color w:val="3370FF"/>
+      </w:rPr>
+    </w:lvl>
+  </w:abstractNum>
+  <w:abstractNum w:abstractNumId="99">
+    <w:nsid w:val="744F3566"/>
+    <w:multiLevelType w:val="singleLevel"/>
+    <w:tmpl w:val="744F3566"/>
+    <w:lvl w:ilvl="0" w:tentative="0">
+      <w:start w:val="0"/>
+      <w:numFmt w:val="bullet"/>
+      <w:lvlText w:val="•"/>
+      <w:lvlJc w:val="left"/>
+      <w:rPr>
+        <w:color w:val="3370FF"/>
+      </w:rPr>
+    </w:lvl>
+  </w:abstractNum>
+  <w:abstractNum w:abstractNumId="100">
+    <w:nsid w:val="7499D7B3"/>
+    <w:multiLevelType w:val="singleLevel"/>
+    <w:tmpl w:val="7499D7B3"/>
+    <w:lvl w:ilvl="0" w:tentative="0">
+      <w:start w:val="0"/>
+      <w:numFmt w:val="bullet"/>
+      <w:lvlText w:val="•"/>
+      <w:lvlJc w:val="left"/>
+      <w:rPr>
+        <w:color w:val="3370FF"/>
       </w:rPr>
     </w:lvl>
   </w:abstractNum>
   <w:num w:numId="1">
-    <w:abstractNumId w:val="347624"/>
+    <w:abstractNumId w:val="33"/>
   </w:num>
   <w:num w:numId="2">
-    <w:abstractNumId w:val="347625"/>
+    <w:abstractNumId w:val="57"/>
   </w:num>
   <w:num w:numId="3">
-    <w:abstractNumId w:val="347626"/>
+    <w:abstractNumId w:val="79"/>
   </w:num>
   <w:num w:numId="4">
-    <w:abstractNumId w:val="347627"/>
+    <w:abstractNumId w:val="15"/>
   </w:num>
   <w:num w:numId="5">
-    <w:abstractNumId w:val="347628"/>
+    <w:abstractNumId w:val="90"/>
   </w:num>
   <w:num w:numId="6">
-    <w:abstractNumId w:val="347629"/>
+    <w:abstractNumId w:val="0"/>
   </w:num>
   <w:num w:numId="7">
-    <w:abstractNumId w:val="347630"/>
+    <w:abstractNumId w:val="3"/>
   </w:num>
   <w:num w:numId="8">
-    <w:abstractNumId w:val="347631"/>
+    <w:abstractNumId w:val="48"/>
   </w:num>
   <w:num w:numId="9">
-    <w:abstractNumId w:val="347632"/>
+    <w:abstractNumId w:val="12"/>
   </w:num>
   <w:num w:numId="10">
-    <w:abstractNumId w:val="347633"/>
+    <w:abstractNumId w:val="24"/>
   </w:num>
   <w:num w:numId="11">
-    <w:abstractNumId w:val="347634"/>
+    <w:abstractNumId w:val="26"/>
   </w:num>
   <w:num w:numId="12">
-    <w:abstractNumId w:val="347635"/>
+    <w:abstractNumId w:val="45"/>
   </w:num>
   <w:num w:numId="13">
-    <w:abstractNumId w:val="347636"/>
+    <w:abstractNumId w:val="89"/>
   </w:num>
   <w:num w:numId="14">
-    <w:abstractNumId w:val="347637"/>
+    <w:abstractNumId w:val="43"/>
   </w:num>
   <w:num w:numId="15">
-    <w:abstractNumId w:val="347638"/>
+    <w:abstractNumId w:val="87"/>
   </w:num>
   <w:num w:numId="16">
-    <w:abstractNumId w:val="347639"/>
+    <w:abstractNumId w:val="61"/>
   </w:num>
   <w:num w:numId="17">
-    <w:abstractNumId w:val="347640"/>
+    <w:abstractNumId w:val="7"/>
   </w:num>
   <w:num w:numId="18">
-    <w:abstractNumId w:val="347641"/>
+    <w:abstractNumId w:val="50"/>
   </w:num>
   <w:num w:numId="19">
-    <w:abstractNumId w:val="347642"/>
+    <w:abstractNumId w:val="11"/>
   </w:num>
   <w:num w:numId="20">
-    <w:abstractNumId w:val="347643"/>
+    <w:abstractNumId w:val="67"/>
   </w:num>
   <w:num w:numId="21">
-    <w:abstractNumId w:val="347644"/>
+    <w:abstractNumId w:val="86"/>
   </w:num>
   <w:num w:numId="22">
-    <w:abstractNumId w:val="347645"/>
+    <w:abstractNumId w:val="29"/>
   </w:num>
   <w:num w:numId="23">
-    <w:abstractNumId w:val="347646"/>
+    <w:abstractNumId w:val="8"/>
   </w:num>
   <w:num w:numId="24">
-    <w:abstractNumId w:val="347647"/>
+    <w:abstractNumId w:val="63"/>
   </w:num>
   <w:num w:numId="25">
-    <w:abstractNumId w:val="347648"/>
+    <w:abstractNumId w:val="76"/>
   </w:num>
   <w:num w:numId="26">
-    <w:abstractNumId w:val="347649"/>
+    <w:abstractNumId w:val="54"/>
   </w:num>
   <w:num w:numId="27">
-    <w:abstractNumId w:val="347650"/>
+    <w:abstractNumId w:val="81"/>
   </w:num>
   <w:num w:numId="28">
-    <w:abstractNumId w:val="347651"/>
+    <w:abstractNumId w:val="85"/>
   </w:num>
   <w:num w:numId="29">
-    <w:abstractNumId w:val="347652"/>
+    <w:abstractNumId w:val="62"/>
   </w:num>
   <w:num w:numId="30">
-    <w:abstractNumId w:val="347653"/>
+    <w:abstractNumId w:val="35"/>
   </w:num>
   <w:num w:numId="31">
-    <w:abstractNumId w:val="347654"/>
+    <w:abstractNumId w:val="9"/>
   </w:num>
   <w:num w:numId="32">
-    <w:abstractNumId w:val="347655"/>
+    <w:abstractNumId w:val="72"/>
   </w:num>
   <w:num w:numId="33">
-    <w:abstractNumId w:val="347656"/>
+    <w:abstractNumId w:val="74"/>
   </w:num>
   <w:num w:numId="34">
-    <w:abstractNumId w:val="347657"/>
+    <w:abstractNumId w:val="53"/>
   </w:num>
   <w:num w:numId="35">
-    <w:abstractNumId w:val="347658"/>
+    <w:abstractNumId w:val="97"/>
   </w:num>
   <w:num w:numId="36">
-    <w:abstractNumId w:val="347659"/>
+    <w:abstractNumId w:val="34"/>
   </w:num>
   <w:num w:numId="37">
-    <w:abstractNumId w:val="347660"/>
+    <w:abstractNumId w:val="60"/>
   </w:num>
   <w:num w:numId="38">
-    <w:abstractNumId w:val="347661"/>
+    <w:abstractNumId w:val="52"/>
   </w:num>
   <w:num w:numId="39">
-    <w:abstractNumId w:val="347662"/>
+    <w:abstractNumId w:val="37"/>
   </w:num>
   <w:num w:numId="40">
-    <w:abstractNumId w:val="347663"/>
+    <w:abstractNumId w:val="40"/>
   </w:num>
   <w:num w:numId="41">
-    <w:abstractNumId w:val="347664"/>
+    <w:abstractNumId w:val="31"/>
   </w:num>
   <w:num w:numId="42">
-    <w:abstractNumId w:val="347665"/>
+    <w:abstractNumId w:val="77"/>
   </w:num>
   <w:num w:numId="43">
-    <w:abstractNumId w:val="347666"/>
+    <w:abstractNumId w:val="44"/>
   </w:num>
   <w:num w:numId="44">
-    <w:abstractNumId w:val="347667"/>
+    <w:abstractNumId w:val="6"/>
   </w:num>
   <w:num w:numId="45">
-    <w:abstractNumId w:val="347668"/>
+    <w:abstractNumId w:val="39"/>
   </w:num>
   <w:num w:numId="46">
-    <w:abstractNumId w:val="347669"/>
+    <w:abstractNumId w:val="49"/>
   </w:num>
   <w:num w:numId="47">
-    <w:abstractNumId w:val="347670"/>
+    <w:abstractNumId w:val="27"/>
   </w:num>
   <w:num w:numId="48">
-    <w:abstractNumId w:val="347671"/>
+    <w:abstractNumId w:val="71"/>
   </w:num>
   <w:num w:numId="49">
-    <w:abstractNumId w:val="347672"/>
+    <w:abstractNumId w:val="95"/>
   </w:num>
   <w:num w:numId="50">
-    <w:abstractNumId w:val="347673"/>
+    <w:abstractNumId w:val="32"/>
   </w:num>
   <w:num w:numId="51">
-    <w:abstractNumId w:val="347674"/>
+    <w:abstractNumId w:val="14"/>
   </w:num>
   <w:num w:numId="52">
-    <w:abstractNumId w:val="347675"/>
+    <w:abstractNumId w:val="2"/>
   </w:num>
   <w:num w:numId="53">
-    <w:abstractNumId w:val="347676"/>
+    <w:abstractNumId w:val="17"/>
   </w:num>
   <w:num w:numId="54">
-    <w:abstractNumId w:val="347677"/>
+    <w:abstractNumId w:val="51"/>
   </w:num>
   <w:num w:numId="55">
-    <w:abstractNumId w:val="347678"/>
+    <w:abstractNumId w:val="19"/>
   </w:num>
   <w:num w:numId="56">
-    <w:abstractNumId w:val="347679"/>
+    <w:abstractNumId w:val="41"/>
   </w:num>
   <w:num w:numId="57">
-    <w:abstractNumId w:val="347680"/>
+    <w:abstractNumId w:val="64"/>
   </w:num>
   <w:num w:numId="58">
-    <w:abstractNumId w:val="347681"/>
+    <w:abstractNumId w:val="80"/>
   </w:num>
   <w:num w:numId="59">
-    <w:abstractNumId w:val="347682"/>
+    <w:abstractNumId w:val="18"/>
   </w:num>
   <w:num w:numId="60">
-    <w:abstractNumId w:val="347683"/>
+    <w:abstractNumId w:val="73"/>
   </w:num>
   <w:num w:numId="61">
-    <w:abstractNumId w:val="347684"/>
+    <w:abstractNumId w:val="58"/>
   </w:num>
   <w:num w:numId="62">
-    <w:abstractNumId w:val="347685"/>
+    <w:abstractNumId w:val="56"/>
   </w:num>
   <w:num w:numId="63">
-    <w:abstractNumId w:val="347686"/>
+    <w:abstractNumId w:val="46"/>
   </w:num>
   <w:num w:numId="64">
-    <w:abstractNumId w:val="347687"/>
+    <w:abstractNumId w:val="70"/>
   </w:num>
   <w:num w:numId="65">
-    <w:abstractNumId w:val="347688"/>
+    <w:abstractNumId w:val="25"/>
   </w:num>
   <w:num w:numId="66">
-    <w:abstractNumId w:val="347689"/>
+    <w:abstractNumId w:val="84"/>
   </w:num>
   <w:num w:numId="67">
-    <w:abstractNumId w:val="347690"/>
+    <w:abstractNumId w:val="75"/>
   </w:num>
   <w:num w:numId="68">
-    <w:abstractNumId w:val="347691"/>
+    <w:abstractNumId w:val="66"/>
   </w:num>
   <w:num w:numId="69">
-    <w:abstractNumId w:val="347692"/>
+    <w:abstractNumId w:val="38"/>
   </w:num>
   <w:num w:numId="70">
-    <w:abstractNumId w:val="347693"/>
+    <w:abstractNumId w:val="13"/>
   </w:num>
   <w:num w:numId="71">
-    <w:abstractNumId w:val="347694"/>
+    <w:abstractNumId w:val="100"/>
   </w:num>
   <w:num w:numId="72">
-    <w:abstractNumId w:val="347695"/>
+    <w:abstractNumId w:val="65"/>
   </w:num>
   <w:num w:numId="73">
-    <w:abstractNumId w:val="347696"/>
+    <w:abstractNumId w:val="96"/>
   </w:num>
   <w:num w:numId="74">
-    <w:abstractNumId w:val="347697"/>
+    <w:abstractNumId w:val="5"/>
   </w:num>
   <w:num w:numId="75">
-    <w:abstractNumId w:val="347698"/>
+    <w:abstractNumId w:val="94"/>
   </w:num>
   <w:num w:numId="76">
-    <w:abstractNumId w:val="347699"/>
+    <w:abstractNumId w:val="28"/>
   </w:num>
   <w:num w:numId="77">
-    <w:abstractNumId w:val="347700"/>
+    <w:abstractNumId w:val="91"/>
   </w:num>
   <w:num w:numId="78">
-    <w:abstractNumId w:val="347701"/>
+    <w:abstractNumId w:val="68"/>
   </w:num>
   <w:num w:numId="79">
-    <w:abstractNumId w:val="347702"/>
+    <w:abstractNumId w:val="99"/>
   </w:num>
   <w:num w:numId="80">
-    <w:abstractNumId w:val="347703"/>
+    <w:abstractNumId w:val="98"/>
   </w:num>
   <w:num w:numId="81">
-    <w:abstractNumId w:val="347704"/>
+    <w:abstractNumId w:val="30"/>
   </w:num>
   <w:num w:numId="82">
-    <w:abstractNumId w:val="347705"/>
+    <w:abstractNumId w:val="42"/>
   </w:num>
   <w:num w:numId="83">
-    <w:abstractNumId w:val="347706"/>
+    <w:abstractNumId w:val="47"/>
   </w:num>
   <w:num w:numId="84">
-    <w:abstractNumId w:val="347707"/>
+    <w:abstractNumId w:val="4"/>
   </w:num>
   <w:num w:numId="85">
-    <w:abstractNumId w:val="347708"/>
+    <w:abstractNumId w:val="20"/>
   </w:num>
   <w:num w:numId="86">
-    <w:abstractNumId w:val="347709"/>
+    <w:abstractNumId w:val="78"/>
   </w:num>
   <w:num w:numId="87">
-    <w:abstractNumId w:val="347710"/>
+    <w:abstractNumId w:val="21"/>
   </w:num>
   <w:num w:numId="88">
-    <w:abstractNumId w:val="347711"/>
+    <w:abstractNumId w:val="92"/>
   </w:num>
   <w:num w:numId="89">
-    <w:abstractNumId w:val="347712"/>
+    <w:abstractNumId w:val="83"/>
   </w:num>
   <w:num w:numId="90">
-    <w:abstractNumId w:val="347713"/>
+    <w:abstractNumId w:val="88"/>
   </w:num>
   <w:num w:numId="91">
-    <w:abstractNumId w:val="347714"/>
+    <w:abstractNumId w:val="23"/>
   </w:num>
   <w:num w:numId="92">
-    <w:abstractNumId w:val="347715"/>
+    <w:abstractNumId w:val="69"/>
   </w:num>
   <w:num w:numId="93">
-    <w:abstractNumId w:val="347716"/>
+    <w:abstractNumId w:val="36"/>
   </w:num>
   <w:num w:numId="94">
-    <w:abstractNumId w:val="347717"/>
+    <w:abstractNumId w:val="59"/>
   </w:num>
   <w:num w:numId="95">
-    <w:abstractNumId w:val="347718"/>
+    <w:abstractNumId w:val="1"/>
   </w:num>
   <w:num w:numId="96">
-    <w:abstractNumId w:val="347719"/>
+    <w:abstractNumId w:val="16"/>
   </w:num>
   <w:num w:numId="97">
-    <w:abstractNumId w:val="347720"/>
+    <w:abstractNumId w:val="55"/>
   </w:num>
   <w:num w:numId="98">
-    <w:abstractNumId w:val="347721"/>
+    <w:abstractNumId w:val="82"/>
   </w:num>
   <w:num w:numId="99">
-    <w:abstractNumId w:val="347722"/>
+    <w:abstractNumId w:val="93"/>
   </w:num>
   <w:num w:numId="100">
-    <w:abstractNumId w:val="347723"/>
+    <w:abstractNumId w:val="22"/>
   </w:num>
   <w:num w:numId="101">
-    <w:abstractNumId w:val="347724"/>
+    <w:abstractNumId w:val="10"/>
   </w:num>
 </w:numbering>
 </file>
 
 <file path=word/styles.xml><?xml version="1.0" encoding="utf-8"?>
-<w:styles xmlns:w="http://schemas.openxmlformats.org/wordprocessingml/2006/main"/>
+<w:styles xmlns:mc="http://schemas.openxmlformats.org/markup-compatibility/2006" xmlns:o="urn:schemas-microsoft-com:office:office" xmlns:r="http://schemas.openxmlformats.org/officeDocument/2006/relationships" xmlns:m="http://schemas.openxmlformats.org/officeDocument/2006/math" xmlns:v="urn:schemas-microsoft-com:vml" xmlns:w="http://schemas.openxmlformats.org/wordprocessingml/2006/main" xmlns:w14="http://schemas.microsoft.com/office/word/2010/wordml" xmlns:w10="urn:schemas-microsoft-com:office:word" xmlns:sl="http://schemas.openxmlformats.org/schemaLibrary/2006/main" xmlns:wpsCustomData="http://www.wps.cn/officeDocument/2013/wpsCustomData" mc:Ignorable="w14">
+  <w:docDefaults>
+    <w:rPrDefault>
+      <w:rPr>
+        <w:rFonts w:asciiTheme="minorHAnsi" w:hAnsiTheme="minorHAnsi" w:eastAsiaTheme="minorEastAsia" w:cstheme="minorBidi"/>
+      </w:rPr>
+    </w:rPrDefault>
+    <w:pPrDefault/>
+  </w:docDefaults>
+  <w:latentStyles w:count="260" w:defQFormat="0" w:defUnhideWhenUsed="1" w:defSemiHidden="1" w:defUIPriority="99" w:defLockedState="0">
+    <w:lsdException w:qFormat="1" w:unhideWhenUsed="0" w:uiPriority="0" w:semiHidden="0" w:name="Normal"/>
+    <w:lsdException w:qFormat="1" w:unhideWhenUsed="0" w:uiPriority="0" w:semiHidden="0" w:name="heading 1"/>
+    <w:lsdException w:qFormat="1" w:uiPriority="0" w:name="heading 2"/>
+    <w:lsdException w:qFormat="1" w:uiPriority="0" w:name="heading 3"/>
+    <w:lsdException w:qFormat="1" w:uiPriority="0" w:name="heading 4"/>
+    <w:lsdException w:qFormat="1" w:uiPriority="0" w:name="heading 5"/>
+    <w:lsdException w:qFormat="1" w:uiPriority="0" w:name="heading 6"/>
+    <w:lsdException w:qFormat="1" w:uiPriority="0" w:name="heading 7"/>
+    <w:lsdException w:qFormat="1" w:uiPriority="0" w:name="heading 8"/>
+    <w:lsdException w:qFormat="1" w:uiPriority="0" w:name="heading 9"/>
+    <w:lsdException w:unhideWhenUsed="0" w:uiPriority="0" w:semiHidden="0" w:name="index 1"/>
+    <w:lsdException w:unhideWhenUsed="0" w:uiPriority="0" w:semiHidden="0" w:name="index 2"/>
+    <w:lsdException w:unhideWhenUsed="0" w:uiPriority="0" w:semiHidden="0" w:name="index 3"/>
+    <w:lsdException w:unhideWhenUsed="0" w:uiPriority="0" w:semiHidden="0" w:name="index 4"/>
+    <w:lsdException w:unhideWhenUsed="0" w:uiPriority="0" w:semiHidden="0" w:name="index 5"/>
+    <w:lsdException w:unhideWhenUsed="0" w:uiPriority="0" w:semiHidden="0" w:name="index 6"/>
+    <w:lsdException w:unhideWhenUsed="0" w:uiPriority="0" w:semiHidden="0" w:name="index 7"/>
+    <w:lsdException w:unhideWhenUsed="0" w:uiPriority="0" w:semiHidden="0" w:name="index 8"/>
+    <w:lsdException w:unhideWhenUsed="0" w:uiPriority="0" w:semiHidden="0" w:name="index 9"/>
+    <w:lsdException w:unhideWhenUsed="0" w:uiPriority="0" w:semiHidden="0" w:name="toc 1"/>
+    <w:lsdException w:unhideWhenUsed="0" w:uiPriority="0" w:semiHidden="0" w:name="toc 2"/>
+    <w:lsdException w:unhideWhenUsed="0" w:uiPriority="0" w:semiHidden="0" w:name="toc 3"/>
+    <w:lsdException w:unhideWhenUsed="0" w:uiPriority="0" w:semiHidden="0" w:name="toc 4"/>
+    <w:lsdException w:unhideWhenUsed="0" w:uiPriority="0" w:semiHidden="0" w:name="toc 5"/>
+    <w:lsdException w:unhideWhenUsed="0" w:uiPriority="0" w:semiHidden="0" w:name="toc 6"/>
+    <w:lsdException w:unhideWhenUsed="0" w:uiPriority="0" w:semiHidden="0" w:name="toc 7"/>
+    <w:lsdException w:unhideWhenUsed="0" w:uiPriority="0" w:semiHidden="0" w:name="toc 8"/>
+    <w:lsdException w:unhideWhenUsed="0" w:uiPriority="0" w:semiHidden="0" w:name="toc 9"/>
+    <w:lsdException w:unhideWhenUsed="0" w:uiPriority="0" w:semiHidden="0" w:name="Normal Indent"/>
+    <w:lsdException w:unhideWhenUsed="0" w:uiPriority="0" w:semiHidden="0" w:name="footnote text"/>
+    <w:lsdException w:unhideWhenUsed="0" w:uiPriority="0" w:semiHidden="0" w:name="annotation text"/>
+    <w:lsdException w:unhideWhenUsed="0" w:uiPriority="0" w:semiHidden="0" w:name="header"/>
+    <w:lsdException w:unhideWhenUsed="0" w:uiPriority="0" w:semiHidden="0" w:name="footer"/>
+    <w:lsdException w:unhideWhenUsed="0" w:uiPriority="0" w:semiHidden="0" w:name="index heading"/>
+    <w:lsdException w:qFormat="1" w:uiPriority="0" w:name="caption"/>
+    <w:lsdException w:unhideWhenUsed="0" w:uiPriority="0" w:semiHidden="0" w:name="table of figures"/>
+    <w:lsdException w:unhideWhenUsed="0" w:uiPriority="0" w:semiHidden="0" w:name="envelope address"/>
+    <w:lsdException w:unhideWhenUsed="0" w:uiPriority="0" w:semiHidden="0" w:name="envelope return"/>
+    <w:lsdException w:unhideWhenUsed="0" w:uiPriority="0" w:semiHidden="0" w:name="footnote reference"/>
+    <w:lsdException w:unhideWhenUsed="0" w:uiPriority="0" w:semiHidden="0" w:name="annotation reference"/>
+    <w:lsdException w:unhideWhenUsed="0" w:uiPriority="0" w:semiHidden="0" w:name="line number"/>
+    <w:lsdException w:unhideWhenUsed="0" w:uiPriority="0" w:semiHidden="0" w:name="page number"/>
+    <w:lsdException w:unhideWhenUsed="0" w:uiPriority="0" w:semiHidden="0" w:name="endnote reference"/>
+    <w:lsdException w:unhideWhenUsed="0" w:uiPriority="0" w:semiHidden="0" w:name="endnote text"/>
+    <w:lsdException w:unhideWhenUsed="0" w:uiPriority="0" w:semiHidden="0" w:name="table of authorities"/>
+    <w:lsdException w:unhideWhenUsed="0" w:uiPriority="0" w:semiHidden="0" w:name="macro"/>
+    <w:lsdException w:unhideWhenUsed="0" w:uiPriority="0" w:semiHidden="0" w:name="toa heading"/>
+    <w:lsdException w:unhideWhenUsed="0" w:uiPriority="0" w:semiHidden="0" w:name="List"/>
+    <w:lsdException w:unhideWhenUsed="0" w:uiPriority="0" w:semiHidden="0" w:name="List Bullet"/>
+    <w:lsdException w:unhideWhenUsed="0" w:uiPriority="0" w:semiHidden="0" w:name="List Number"/>
+    <w:lsdException w:unhideWhenUsed="0" w:uiPriority="0" w:semiHidden="0" w:name="List 2"/>
+    <w:lsdException w:unhideWhenUsed="0" w:uiPriority="0" w:semiHidden="0" w:name="List 3"/>
+    <w:lsdException w:unhideWhenUsed="0" w:uiPriority="0" w:semiHidden="0" w:name="List 4"/>
+    <w:lsdException w:unhideWhenUsed="0" w:uiPriority="0" w:semiHidden="0" w:name="List 5"/>
+    <w:lsdException w:unhideWhenUsed="0" w:uiPriority="0" w:semiHidden="0" w:name="List Bullet 2"/>
+    <w:lsdException w:unhideWhenUsed="0" w:uiPriority="0" w:semiHidden="0" w:name="List Bullet 3"/>
+    <w:lsdException w:unhideWhenUsed="0" w:uiPriority="0" w:semiHidden="0" w:name="List Bullet 4"/>
+    <w:lsdException w:unhideWhenUsed="0" w:uiPriority="0" w:semiHidden="0" w:name="List Bullet 5"/>
+    <w:lsdException w:unhideWhenUsed="0" w:uiPriority="0" w:semiHidden="0" w:name="List Number 2"/>
+    <w:lsdException w:unhideWhenUsed="0" w:uiPriority="0" w:semiHidden="0" w:name="List Number 3"/>
+    <w:lsdException w:unhideWhenUsed="0" w:uiPriority="0" w:semiHidden="0" w:name="List Number 4"/>
+    <w:lsdException w:unhideWhenUsed="0" w:uiPriority="0" w:semiHidden="0" w:name="List Number 5"/>
+    <w:lsdException w:qFormat="1" w:unhideWhenUsed="0" w:uiPriority="0" w:semiHidden="0" w:name="Title"/>
+    <w:lsdException w:unhideWhenUsed="0" w:uiPriority="0" w:semiHidden="0" w:name="Closing"/>
+    <w:lsdException w:unhideWhenUsed="0" w:uiPriority="0" w:semiHidden="0" w:name="Signature"/>
+    <w:lsdException w:qFormat="1" w:unhideWhenUsed="0" w:uiPriority="0" w:name="Default Paragraph Font"/>
+    <w:lsdException w:unhideWhenUsed="0" w:uiPriority="0" w:semiHidden="0" w:name="Body Text"/>
+    <w:lsdException w:unhideWhenUsed="0" w:uiPriority="0" w:semiHidden="0" w:name="Body Text Indent"/>
+    <w:lsdException w:unhideWhenUsed="0" w:uiPriority="0" w:semiHidden="0" w:name="List Continue"/>
+    <w:lsdException w:unhideWhenUsed="0" w:uiPriority="0" w:semiHidden="0" w:name="List Continue 2"/>
+    <w:lsdException w:unhideWhenUsed="0" w:uiPriority="0" w:semiHidden="0" w:name="List Continue 3"/>
+    <w:lsdException w:unhideWhenUsed="0" w:uiPriority="0" w:semiHidden="0" w:name="List Continue 4"/>
+    <w:lsdException w:unhideWhenUsed="0" w:uiPriority="0" w:semiHidden="0" w:name="List Continue 5"/>
+    <w:lsdException w:unhideWhenUsed="0" w:uiPriority="0" w:semiHidden="0" w:name="Message Header"/>
+    <w:lsdException w:qFormat="1" w:unhideWhenUsed="0" w:uiPriority="0" w:semiHidden="0" w:name="Subtitle"/>
+    <w:lsdException w:unhideWhenUsed="0" w:uiPriority="0" w:semiHidden="0" w:name="Salutation"/>
+    <w:lsdException w:unhideWhenUsed="0" w:uiPriority="0" w:semiHidden="0" w:name="Date"/>
+    <w:lsdException w:unhideWhenUsed="0" w:uiPriority="0" w:semiHidden="0" w:name="Body Text First Indent"/>
+    <w:lsdException w:unhideWhenUsed="0" w:uiPriority="0" w:semiHidden="0" w:name="Body Text First Indent 2"/>
+    <w:lsdException w:unhideWhenUsed="0" w:uiPriority="0" w:semiHidden="0" w:name="Note Heading"/>
+    <w:lsdException w:unhideWhenUsed="0" w:uiPriority="0" w:semiHidden="0" w:name="Body Text 2"/>
+    <w:lsdException w:unhideWhenUsed="0" w:uiPriority="0" w:semiHidden="0" w:name="Body Text 3"/>
+    <w:lsdException w:unhideWhenUsed="0" w:uiPriority="0" w:semiHidden="0" w:name="Body Text Indent 2"/>
+    <w:lsdException w:unhideWhenUsed="0" w:uiPriority="0" w:semiHidden="0" w:name="Body Text Indent 3"/>
+    <w:lsdException w:unhideWhenUsed="0" w:uiPriority="0" w:semiHidden="0" w:name="Block Text"/>
+    <w:lsdException w:unhideWhenUsed="0" w:uiPriority="0" w:semiHidden="0" w:name="Hyperlink"/>
+    <w:lsdException w:unhideWhenUsed="0" w:uiPriority="0" w:semiHidden="0" w:name="FollowedHyperlink"/>
+    <w:lsdException w:qFormat="1" w:unhideWhenUsed="0" w:uiPriority="0" w:semiHidden="0" w:name="Strong"/>
+    <w:lsdException w:qFormat="1" w:unhideWhenUsed="0" w:uiPriority="0" w:semiHidden="0" w:name="Emphasis"/>
+    <w:lsdException w:unhideWhenUsed="0" w:uiPriority="0" w:semiHidden="0" w:name="Document Map"/>
+    <w:lsdException w:unhideWhenUsed="0" w:uiPriority="0" w:semiHidden="0" w:name="Plain Text"/>
+    <w:lsdException w:unhideWhenUsed="0" w:uiPriority="0" w:semiHidden="0" w:name="E-mail Signature"/>
+    <w:lsdException w:unhideWhenUsed="0" w:uiPriority="0" w:semiHidden="0" w:name="Normal (Web)"/>
+    <w:lsdException w:unhideWhenUsed="0" w:uiPriority="0" w:semiHidden="0" w:name="HTML Acronym"/>
+    <w:lsdException w:unhideWhenUsed="0" w:uiPriority="0" w:semiHidden="0" w:name="HTML Address"/>
+    <w:lsdException w:unhideWhenUsed="0" w:uiPriority="0" w:semiHidden="0" w:name="HTML Cite"/>
+    <w:lsdException w:unhideWhenUsed="0" w:uiPriority="0" w:semiHidden="0" w:name="HTML Code"/>
+    <w:lsdException w:unhideWhenUsed="0" w:uiPriority="0" w:semiHidden="0" w:name="HTML Definition"/>
+    <w:lsdException w:unhideWhenUsed="0" w:uiPriority="0" w:semiHidden="0" w:name="HTML Keyboard"/>
+    <w:lsdException w:unhideWhenUsed="0" w:uiPriority="0" w:semiHidden="0" w:name="HTML Preformatted"/>
+    <w:lsdException w:unhideWhenUsed="0" w:uiPriority="0" w:semiHidden="0" w:name="HTML Sample"/>
+    <w:lsdException w:unhideWhenUsed="0" w:uiPriority="0" w:semiHidden="0" w:name="HTML Typewriter"/>
+    <w:lsdException w:unhideWhenUsed="0" w:uiPriority="0" w:semiHidden="0" w:name="HTML Variable"/>
+    <w:lsdException w:qFormat="1" w:unhideWhenUsed="0" w:uiPriority="0" w:name="Normal Table"/>
+    <w:lsdException w:unhideWhenUsed="0" w:uiPriority="0" w:semiHidden="0" w:name="annotation subject"/>
+    <w:lsdException w:unhideWhenUsed="0" w:uiPriority="0" w:semiHidden="0" w:name="Table Simple 1"/>
+    <w:lsdException w:unhideWhenUsed="0" w:uiPriority="0" w:semiHidden="0" w:name="Table Simple 2"/>
+    <w:lsdException w:unhideWhenUsed="0" w:uiPriority="0" w:semiHidden="0" w:name="Table Simple 3"/>
+    <w:lsdException w:unhideWhenUsed="0" w:uiPriority="0" w:semiHidden="0" w:name="Table Classic 1"/>
+    <w:lsdException w:unhideWhenUsed="0" w:uiPriority="0" w:semiHidden="0" w:name="Table Classic 2"/>
+    <w:lsdException w:unhideWhenUsed="0" w:uiPriority="0" w:semiHidden="0" w:name="Table Classic 3"/>
+    <w:lsdException w:unhideWhenUsed="0" w:uiPriority="0" w:semiHidden="0" w:name="Table Classic 4"/>
+    <w:lsdException w:unhideWhenUsed="0" w:uiPriority="0" w:semiHidden="0" w:name="Table Colorful 1"/>
+    <w:lsdException w:unhideWhenUsed="0" w:uiPriority="0" w:semiHidden="0" w:name="Table Colorful 2"/>
+    <w:lsdException w:unhideWhenUsed="0" w:uiPriority="0" w:semiHidden="0" w:name="Table Colorful 3"/>
+    <w:lsdException w:unhideWhenUsed="0" w:uiPriority="0" w:semiHidden="0" w:name="Table Columns 1"/>
+    <w:lsdException w:unhideWhenUsed="0" w:uiPriority="0" w:semiHidden="0" w:name="Table Columns 2"/>
+    <w:lsdException w:unhideWhenUsed="0" w:uiPriority="0" w:semiHidden="0" w:name="Table Columns 3"/>
+    <w:lsdException w:unhideWhenUsed="0" w:uiPriority="0" w:semiHidden="0" w:name="Table Columns 4"/>
+    <w:lsdException w:unhideWhenUsed="0" w:uiPriority="0" w:semiHidden="0" w:name="Table Columns 5"/>
+    <w:lsdException w:unhideWhenUsed="0" w:uiPriority="0" w:semiHidden="0" w:name="Table Grid 1"/>
+    <w:lsdException w:unhideWhenUsed="0" w:uiPriority="0" w:semiHidden="0" w:name="Table Grid 2"/>
+    <w:lsdException w:unhideWhenUsed="0" w:uiPriority="0" w:semiHidden="0" w:name="Table Grid 3"/>
+    <w:lsdException w:unhideWhenUsed="0" w:uiPriority="0" w:semiHidden="0" w:name="Table Grid 4"/>
+    <w:lsdException w:unhideWhenUsed="0" w:uiPriority="0" w:semiHidden="0" w:name="Table Grid 5"/>
+    <w:lsdException w:unhideWhenUsed="0" w:uiPriority="0" w:semiHidden="0" w:name="Table Grid 6"/>
+    <w:lsdException w:unhideWhenUsed="0" w:uiPriority="0" w:semiHidden="0" w:name="Table Grid 7"/>
+    <w:lsdException w:unhideWhenUsed="0" w:uiPriority="0" w:semiHidden="0" w:name="Table Grid 8"/>
+    <w:lsdException w:unhideWhenUsed="0" w:uiPriority="0" w:semiHidden="0" w:name="Table List 1"/>
+    <w:lsdException w:unhideWhenUsed="0" w:uiPriority="0" w:semiHidden="0" w:name="Table List 2"/>
+    <w:lsdException w:unhideWhenUsed="0" w:uiPriority="0" w:semiHidden="0" w:name="Table List 3"/>
+    <w:lsdException w:unhideWhenUsed="0" w:uiPriority="0" w:semiHidden="0" w:name="Table List 4"/>
+    <w:lsdException w:unhideWhenUsed="0" w:uiPriority="0" w:semiHidden="0" w:name="Table List 5"/>
+    <w:lsdException w:unhideWhenUsed="0" w:uiPriority="0" w:semiHidden="0" w:name="Table List 6"/>
+    <w:lsdException w:unhideWhenUsed="0" w:uiPriority="0" w:semiHidden="0" w:name="Table List 7"/>
+    <w:lsdException w:unhideWhenUsed="0" w:uiPriority="0" w:semiHidden="0" w:name="Table List 8"/>
+    <w:lsdException w:unhideWhenUsed="0" w:uiPriority="0" w:semiHidden="0" w:name="Table 3D effects 1"/>
+    <w:lsdException w:unhideWhenUsed="0" w:uiPriority="0" w:semiHidden="0" w:name="Table 3D effects 2"/>
+    <w:lsdException w:unhideWhenUsed="0" w:uiPriority="0" w:semiHidden="0" w:name="Table 3D effects 3"/>
+    <w:lsdException w:unhideWhenUsed="0" w:uiPriority="0" w:semiHidden="0" w:name="Table Contemporary"/>
+    <w:lsdException w:unhideWhenUsed="0" w:uiPriority="0" w:semiHidden="0" w:name="Table Elegant"/>
+    <w:lsdException w:unhideWhenUsed="0" w:uiPriority="0" w:semiHidden="0" w:name="Table Professional"/>
+    <w:lsdException w:unhideWhenUsed="0" w:uiPriority="0" w:semiHidden="0" w:name="Table Subtle 1"/>
+    <w:lsdException w:unhideWhenUsed="0" w:uiPriority="0" w:semiHidden="0" w:name="Table Subtle 2"/>
+    <w:lsdException w:unhideWhenUsed="0" w:uiPriority="0" w:semiHidden="0" w:name="Table Web 1"/>
+    <w:lsdException w:unhideWhenUsed="0" w:uiPriority="0" w:semiHidden="0" w:name="Table Web 2"/>
+    <w:lsdException w:unhideWhenUsed="0" w:uiPriority="0" w:semiHidden="0" w:name="Table Web 3"/>
+    <w:lsdException w:unhideWhenUsed="0" w:uiPriority="0" w:semiHidden="0" w:name="Balloon Text"/>
+    <w:lsdException w:unhideWhenUsed="0" w:uiPriority="0" w:semiHidden="0" w:name="Table Grid"/>
+    <w:lsdException w:unhideWhenUsed="0" w:uiPriority="0" w:semiHidden="0" w:name="Table Theme"/>
+    <w:lsdException w:unhideWhenUsed="0" w:uiPriority="60" w:semiHidden="0" w:name="Light Shading"/>
+    <w:lsdException w:unhideWhenUsed="0" w:uiPriority="61" w:semiHidden="0" w:name="Light List"/>
+    <w:lsdException w:unhideWhenUsed="0" w:uiPriority="62" w:semiHidden="0" w:name="Light Grid"/>
+    <w:lsdException w:unhideWhenUsed="0" w:uiPriority="63" w:semiHidden="0" w:name="Medium Shading 1"/>
+    <w:lsdException w:unhideWhenUsed="0" w:uiPriority="64" w:semiHidden="0" w:name="Medium Shading 2"/>
+    <w:lsdException w:unhideWhenUsed="0" w:uiPriority="65" w:semiHidden="0" w:name="Medium List 1"/>
+    <w:lsdException w:unhideWhenUsed="0" w:uiPriority="66" w:semiHidden="0" w:name="Medium List 2"/>
+    <w:lsdException w:unhideWhenUsed="0" w:uiPriority="67" w:semiHidden="0" w:name="Medium Grid 1"/>
+    <w:lsdException w:unhideWhenUsed="0" w:uiPriority="68" w:semiHidden="0" w:name="Medium Grid 2"/>
+    <w:lsdException w:unhideWhenUsed="0" w:uiPriority="69" w:semiHidden="0" w:name="Medium Grid 3"/>
+    <w:lsdException w:unhideWhenUsed="0" w:uiPriority="70" w:semiHidden="0" w:name="Dark List"/>
+    <w:lsdException w:unhideWhenUsed="0" w:uiPriority="71" w:semiHidden="0" w:name="Colorful Shading"/>
+    <w:lsdException w:unhideWhenUsed="0" w:uiPriority="72" w:semiHidden="0" w:name="Colorful List"/>
+    <w:lsdException w:unhideWhenUsed="0" w:uiPriority="73" w:semiHidden="0" w:name="Colorful Grid"/>
+    <w:lsdException w:unhideWhenUsed="0" w:uiPriority="60" w:semiHidden="0" w:name="Light Shading Accent 1"/>
+    <w:lsdException w:unhideWhenUsed="0" w:uiPriority="61" w:semiHidden="0" w:name="Light List Accent 1"/>
+    <w:lsdException w:unhideWhenUsed="0" w:uiPriority="62" w:semiHidden="0" w:name="Light Grid Accent 1"/>
+    <w:lsdException w:unhideWhenUsed="0" w:uiPriority="63" w:semiHidden="0" w:name="Medium Shading 1 Accent 1"/>
+    <w:lsdException w:unhideWhenUsed="0" w:uiPriority="64" w:semiHidden="0" w:name="Medium Shading 2 Accent 1"/>
+    <w:lsdException w:unhideWhenUsed="0" w:uiPriority="65" w:semiHidden="0" w:name="Medium List 1 Accent 1"/>
+    <w:lsdException w:unhideWhenUsed="0" w:uiPriority="66" w:semiHidden="0" w:name="Medium List 2 Accent 1"/>
+    <w:lsdException w:unhideWhenUsed="0" w:uiPriority="67" w:semiHidden="0" w:name="Medium Grid 1 Accent 1"/>
+    <w:lsdException w:unhideWhenUsed="0" w:uiPriority="68" w:semiHidden="0" w:name="Medium Grid 2 Accent 1"/>
+    <w:lsdException w:unhideWhenUsed="0" w:uiPriority="69" w:semiHidden="0" w:name="Medium Grid 3 Accent 1"/>
+    <w:lsdException w:unhideWhenUsed="0" w:uiPriority="70" w:semiHidden="0" w:name="Dark List Accent 1"/>
+    <w:lsdException w:unhideWhenUsed="0" w:uiPriority="71" w:semiHidden="0" w:name="Colorful Shading Accent 1"/>
+    <w:lsdException w:unhideWhenUsed="0" w:uiPriority="72" w:semiHidden="0" w:name="Colorful List Accent 1"/>
+    <w:lsdException w:unhideWhenUsed="0" w:uiPriority="73" w:semiHidden="0" w:name="Colorful Grid Accent 1"/>
+    <w:lsdException w:unhideWhenUsed="0" w:uiPriority="60" w:semiHidden="0" w:name="Light Shading Accent 2"/>
+    <w:lsdException w:unhideWhenUsed="0" w:uiPriority="61" w:semiHidden="0" w:name="Light List Accent 2"/>
+    <w:lsdException w:unhideWhenUsed="0" w:uiPriority="62" w:semiHidden="0" w:name="Light Grid Accent 2"/>
+    <w:lsdException w:unhideWhenUsed="0" w:uiPriority="63" w:semiHidden="0" w:name="Medium Shading 1 Accent 2"/>
+    <w:lsdException w:unhideWhenUsed="0" w:uiPriority="64" w:semiHidden="0" w:name="Medium Shading 2 Accent 2"/>
+    <w:lsdException w:unhideWhenUsed="0" w:uiPriority="65" w:semiHidden="0" w:name="Medium List 1 Accent 2"/>
+    <w:lsdException w:unhideWhenUsed="0" w:uiPriority="66" w:semiHidden="0" w:name="Medium List 2 Accent 2"/>
+    <w:lsdException w:unhideWhenUsed="0" w:uiPriority="67" w:semiHidden="0" w:name="Medium Grid 1 Accent 2"/>
+    <w:lsdException w:unhideWhenUsed="0" w:uiPriority="68" w:semiHidden="0" w:name="Medium Grid 2 Accent 2"/>
+    <w:lsdException w:unhideWhenUsed="0" w:uiPriority="69" w:semiHidden="0" w:name="Medium Grid 3 Accent 2"/>
+    <w:lsdException w:unhideWhenUsed="0" w:uiPriority="70" w:semiHidden="0" w:name="Dark List Accent 2"/>
+    <w:lsdException w:unhideWhenUsed="0" w:uiPriority="71" w:semiHidden="0" w:name="Colorful Shading Accent 2"/>
+    <w:lsdException w:unhideWhenUsed="0" w:uiPriority="72" w:semiHidden="0" w:name="Colorful List Accent 2"/>
+    <w:lsdException w:unhideWhenUsed="0" w:uiPriority="73" w:semiHidden="0" w:name="Colorful Grid Accent 2"/>
+    <w:lsdException w:unhideWhenUsed="0" w:uiPriority="60" w:semiHidden="0" w:name="Light Shading Accent 3"/>
+    <w:lsdException w:unhideWhenUsed="0" w:uiPriority="61" w:semiHidden="0" w:name="Light List Accent 3"/>
+    <w:lsdException w:unhideWhenUsed="0" w:uiPriority="62" w:semiHidden="0" w:name="Light Grid Accent 3"/>
+    <w:lsdException w:unhideWhenUsed="0" w:uiPriority="63" w:semiHidden="0" w:name="Medium Shading 1 Accent 3"/>
+    <w:lsdException w:unhideWhenUsed="0" w:uiPriority="64" w:semiHidden="0" w:name="Medium Shading 2 Accent 3"/>
+    <w:lsdException w:unhideWhenUsed="0" w:uiPriority="65" w:semiHidden="0" w:name="Medium List 1 Accent 3"/>
+    <w:lsdException w:unhideWhenUsed="0" w:uiPriority="66" w:semiHidden="0" w:name="Medium List 2 Accent 3"/>
+    <w:lsdException w:unhideWhenUsed="0" w:uiPriority="67" w:semiHidden="0" w:name="Medium Grid 1 Accent 3"/>
+    <w:lsdException w:unhideWhenUsed="0" w:uiPriority="68" w:semiHidden="0" w:name="Medium Grid 2 Accent 3"/>
+    <w:lsdException w:unhideWhenUsed="0" w:uiPriority="69" w:semiHidden="0" w:name="Medium Grid 3 Accent 3"/>
+    <w:lsdException w:unhideWhenUsed="0" w:uiPriority="70" w:semiHidden="0" w:name="Dark List Accent 3"/>
+    <w:lsdException w:unhideWhenUsed="0" w:uiPriority="71" w:semiHidden="0" w:name="Colorful Shading Accent 3"/>
+    <w:lsdException w:unhideWhenUsed="0" w:uiPriority="72" w:semiHidden="0" w:name="Colorful List Accent 3"/>
+    <w:lsdException w:unhideWhenUsed="0" w:uiPriority="73" w:semiHidden="0" w:name="Colorful Grid Accent 3"/>
+    <w:lsdException w:unhideWhenUsed="0" w:uiPriority="60" w:semiHidden="0" w:name="Light Shading Accent 4"/>
+    <w:lsdException w:unhideWhenUsed="0" w:uiPriority="61" w:semiHidden="0" w:name="Light List Accent 4"/>
+    <w:lsdException w:unhideWhenUsed="0" w:uiPriority="62" w:semiHidden="0" w:name="Light Grid Accent 4"/>
+    <w:lsdException w:unhideWhenUsed="0" w:uiPriority="63" w:semiHidden="0" w:name="Medium Shading 1 Accent 4"/>
+    <w:lsdException w:unhideWhenUsed="0" w:uiPriority="64" w:semiHidden="0" w:name="Medium Shading 2 Accent 4"/>
+    <w:lsdException w:unhideWhenUsed="0" w:uiPriority="65" w:semiHidden="0" w:name="Medium List 1 Accent 4"/>
+    <w:lsdException w:unhideWhenUsed="0" w:uiPriority="66" w:semiHidden="0" w:name="Medium List 2 Accent 4"/>
+    <w:lsdException w:unhideWhenUsed="0" w:uiPriority="67" w:semiHidden="0" w:name="Medium Grid 1 Accent 4"/>
+    <w:lsdException w:unhideWhenUsed="0" w:uiPriority="68" w:semiHidden="0" w:name="Medium Grid 2 Accent 4"/>
+    <w:lsdException w:unhideWhenUsed="0" w:uiPriority="69" w:semiHidden="0" w:name="Medium Grid 3 Accent 4"/>
+    <w:lsdException w:unhideWhenUsed="0" w:uiPriority="70" w:semiHidden="0" w:name="Dark List Accent 4"/>
+    <w:lsdException w:unhideWhenUsed="0" w:uiPriority="71" w:semiHidden="0" w:name="Colorful Shading Accent 4"/>
+    <w:lsdException w:unhideWhenUsed="0" w:uiPriority="72" w:semiHidden="0" w:name="Colorful List Accent 4"/>
+    <w:lsdException w:unhideWhenUsed="0" w:uiPriority="73" w:semiHidden="0" w:name="Colorful Grid Accent 4"/>
+    <w:lsdException w:unhideWhenUsed="0" w:uiPriority="60" w:semiHidden="0" w:name="Light Shading Accent 5"/>
+    <w:lsdException w:unhideWhenUsed="0" w:uiPriority="61" w:semiHidden="0" w:name="Light List Accent 5"/>
+    <w:lsdException w:unhideWhenUsed="0" w:uiPriority="62" w:semiHidden="0" w:name="Light Grid Accent 5"/>
+    <w:lsdException w:unhideWhenUsed="0" w:uiPriority="63" w:semiHidden="0" w:name="Medium Shading 1 Accent 5"/>
+    <w:lsdException w:unhideWhenUsed="0" w:uiPriority="64" w:semiHidden="0" w:name="Medium Shading 2 Accent 5"/>
+    <w:lsdException w:unhideWhenUsed="0" w:uiPriority="65" w:semiHidden="0" w:name="Medium List 1 Accent 5"/>
+    <w:lsdException w:unhideWhenUsed="0" w:uiPriority="66" w:semiHidden="0" w:name="Medium List 2 Accent 5"/>
+    <w:lsdException w:unhideWhenUsed="0" w:uiPriority="67" w:semiHidden="0" w:name="Medium Grid 1 Accent 5"/>
+    <w:lsdException w:unhideWhenUsed="0" w:uiPriority="68" w:semiHidden="0" w:name="Medium Grid 2 Accent 5"/>
+    <w:lsdException w:unhideWhenUsed="0" w:uiPriority="69" w:semiHidden="0" w:name="Medium Grid 3 Accent 5"/>
+    <w:lsdException w:unhideWhenUsed="0" w:uiPriority="70" w:semiHidden="0" w:name="Dark List Accent 5"/>
+    <w:lsdException w:unhideWhenUsed="0" w:uiPriority="71" w:semiHidden="0" w:name="Colorful Shading Accent 5"/>
+    <w:lsdException w:unhideWhenUsed="0" w:uiPriority="72" w:semiHidden="0" w:name="Colorful List Accent 5"/>
+    <w:lsdException w:unhideWhenUsed="0" w:uiPriority="73" w:semiHidden="0" w:name="Colorful Grid Accent 5"/>
+    <w:lsdException w:unhideWhenUsed="0" w:uiPriority="60" w:semiHidden="0" w:name="Light Shading Accent 6"/>
+    <w:lsdException w:unhideWhenUsed="0" w:uiPriority="61" w:semiHidden="0" w:name="Light List Accent 6"/>
+    <w:lsdException w:unhideWhenUsed="0" w:uiPriority="62" w:semiHidden="0" w:name="Light Grid Accent 6"/>
+    <w:lsdException w:unhideWhenUsed="0" w:uiPriority="63" w:semiHidden="0" w:name="Medium Shading 1 Accent 6"/>
+    <w:lsdException w:unhideWhenUsed="0" w:uiPriority="64" w:semiHidden="0" w:name="Medium Shading 2 Accent 6"/>
+    <w:lsdException w:unhideWhenUsed="0" w:uiPriority="65" w:semiHidden="0" w:name="Medium List 1 Accent 6"/>
+    <w:lsdException w:unhideWhenUsed="0" w:uiPriority="66" w:semiHidden="0" w:name="Medium List 2 Accent 6"/>
+    <w:lsdException w:unhideWhenUsed="0" w:uiPriority="67" w:semiHidden="0" w:name="Medium Grid 1 Accent 6"/>
+    <w:lsdException w:unhideWhenUsed="0" w:uiPriority="68" w:semiHidden="0" w:name="Medium Grid 2 Accent 6"/>
+    <w:lsdException w:unhideWhenUsed="0" w:uiPriority="69" w:semiHidden="0" w:name="Medium Grid 3 Accent 6"/>
+    <w:lsdException w:unhideWhenUsed="0" w:uiPriority="70" w:semiHidden="0" w:name="Dark List Accent 6"/>
+    <w:lsdException w:unhideWhenUsed="0" w:uiPriority="71" w:semiHidden="0" w:name="Colorful Shading Accent 6"/>
+    <w:lsdException w:unhideWhenUsed="0" w:uiPriority="72" w:semiHidden="0" w:name="Colorful List Accent 6"/>
+    <w:lsdException w:unhideWhenUsed="0" w:uiPriority="73" w:semiHidden="0" w:name="Colorful Grid Accent 6"/>
+  </w:latentStyles>
+  <w:style w:type="paragraph" w:default="1" w:styleId="1">
+    <w:name w:val="Normal"/>
+    <w:qFormat/>
+    <w:uiPriority w:val="0"/>
+    <w:pPr>
+      <w:widowControl w:val="0"/>
+      <w:jc w:val="both"/>
+    </w:pPr>
+    <w:rPr>
+      <w:sz w:val="21"/>
+      <w:szCs w:val="22"/>
+    </w:rPr>
+  </w:style>
+  <w:style w:type="character" w:default="1" w:styleId="3">
+    <w:name w:val="Default Paragraph Font"/>
+    <w:semiHidden/>
+    <w:qFormat/>
+    <w:uiPriority w:val="0"/>
+  </w:style>
+  <w:style w:type="table" w:default="1" w:styleId="2">
+    <w:name w:val="Normal Table"/>
+    <w:semiHidden/>
+    <w:qFormat/>
+    <w:uiPriority w:val="0"/>
+    <w:tblPr>
+      <w:tblCellMar>
+        <w:top w:w="0" w:type="dxa"/>
+        <w:left w:w="108" w:type="dxa"/>
+        <w:bottom w:w="0" w:type="dxa"/>
+        <w:right w:w="108" w:type="dxa"/>
+      </w:tblCellMar>
+    </w:tblPr>
+  </w:style>
+</w:styles>
+</file>
+
+<file path=word/theme/theme1.xml><?xml version="1.0" encoding="utf-8"?>
+<a:theme xmlns:a="http://schemas.openxmlformats.org/drawingml/2006/main" name="Office">
+  <a:themeElements>
+    <a:clrScheme name="Office">
+      <a:dk1>
+        <a:sysClr val="windowText" lastClr="000000"/>
+      </a:dk1>
+      <a:lt1>
+        <a:sysClr val="window" lastClr="FFFFFF"/>
+      </a:lt1>
+      <a:dk2>
+        <a:srgbClr val="1F497D"/>
+      </a:dk2>
+      <a:lt2>
+        <a:srgbClr val="EEECE1"/>
+      </a:lt2>
+      <a:accent1>
+        <a:srgbClr val="4F81BD"/>
+      </a:accent1>
+      <a:accent2>
+        <a:srgbClr val="C0504D"/>
+      </a:accent2>
+      <a:accent3>
+        <a:srgbClr val="9BBB59"/>
+      </a:accent3>
+      <a:accent4>
+        <a:srgbClr val="8064A2"/>
+      </a:accent4>
+      <a:accent5>
+        <a:srgbClr val="4BACC6"/>
+      </a:accent5>
+      <a:accent6>
+        <a:srgbClr val="F79646"/>
+      </a:accent6>
+      <a:hlink>
+        <a:srgbClr val="0000FF"/>
+      </a:hlink>
+      <a:folHlink>
+        <a:srgbClr val="800080"/>
+      </a:folHlink>
+    </a:clrScheme>
+    <a:fontScheme name="Office">
+      <a:majorFont>
+        <a:latin typeface="Cambria"/>
+        <a:ea typeface=""/>
+        <a:cs typeface=""/>
+        <a:font script="Jpan" typeface="ＭＳ ゴシック"/>
+        <a:font script="Hang" typeface="맑은 고딕"/>
+        <a:font script="Hans" typeface="宋体"/>
+        <a:font script="Hant" typeface="新細明體"/>
+        <a:font script="Arab" typeface="Times New Roman"/>
+        <a:font script="Hebr" typeface="Times New Roman"/>
+        <a:font script="Thai" typeface="Angsana New"/>
+        <a:font script="Ethi" typeface="Nyala"/>
+        <a:font script="Beng" typeface="Vrinda"/>
+        <a:font script="Gujr" typeface="Shruti"/>
+        <a:font script="Khmr" typeface="MoolBoran"/>
+        <a:font script="Knda" typeface="Tunga"/>
+        <a:font script="Guru" typeface="Raavi"/>
+        <a:font script="Cans" typeface="Euphemia"/>
+        <a:font script="Cher" typeface="Plantagenet Cherokee"/>
+        <a:font script="Yiii" typeface="Microsoft Yi Baiti"/>
+        <a:font script="Tibt" typeface="Microsoft Himalaya"/>
+        <a:font script="Thaa" typeface="MV Boli"/>
+        <a:font script="Deva" typeface="Mangal"/>
+        <a:font script="Telu" typeface="Gautami"/>
+        <a:font script="Taml" typeface="Latha"/>
+        <a:font script="Syrc" typeface="Estrangelo Edessa"/>
+        <a:font script="Orya" typeface="Kalinga"/>
+        <a:font script="Mlym" typeface="Kartika"/>
+        <a:font script="Laoo" typeface="DokChampa"/>
+        <a:font script="Sinh" typeface="Iskoola Pota"/>
+        <a:font script="Mong" typeface="Mongolian Baiti"/>
+        <a:font script="Viet" typeface="Times New Roman"/>
+        <a:font script="Uigh" typeface="Microsoft Uighur"/>
+        <a:font script="Geor" typeface="Sylfaen"/>
+      </a:majorFont>
+      <a:minorFont>
+        <a:latin typeface="Calibri"/>
+        <a:ea typeface=""/>
+        <a:cs typeface=""/>
+        <a:font script="Jpan" typeface="ＭＳ 明朝"/>
+        <a:font script="Hang" typeface="맑은 고딕"/>
+        <a:font script="Hans" typeface="宋体"/>
+        <a:font script="Hant" typeface="新細明體"/>
+        <a:font script="Arab" typeface="Arial"/>
+        <a:font script="Hebr" typeface="Arial"/>
+        <a:font script="Thai" typeface="Cordia New"/>
+        <a:font script="Ethi" typeface="Nyala"/>
+        <a:font script="Beng" typeface="Vrinda"/>
+        <a:font script="Gujr" typeface="Shruti"/>
+        <a:font script="Khmr" typeface="DaunPenh"/>
+        <a:font script="Knda" typeface="Tunga"/>
+        <a:font script="Guru" typeface="Raavi"/>
+        <a:font script="Cans" typeface="Euphemia"/>
+        <a:font script="Cher" typeface="Plantagenet Cherokee"/>
+        <a:font script="Yiii" typeface="Microsoft Yi Baiti"/>
+        <a:font script="Tibt" typeface="Microsoft Himalaya"/>
+        <a:font script="Thaa" typeface="MV Boli"/>
+        <a:font script="Deva" typeface="Mangal"/>
+        <a:font script="Telu" typeface="Gautami"/>
+        <a:font script="Taml" typeface="Latha"/>
+        <a:font script="Syrc" typeface="Estrangelo Edessa"/>
+        <a:font script="Orya" typeface="Kalinga"/>
+        <a:font script="Mlym" typeface="Kartika"/>
+        <a:font script="Laoo" typeface="DokChampa"/>
+        <a:font script="Sinh" typeface="Iskoola Pota"/>
+        <a:font script="Mong" typeface="Mongolian Baiti"/>
+        <a:font script="Viet" typeface="Arial"/>
+        <a:font script="Uigh" typeface="Microsoft Uighur"/>
+        <a:font script="Geor" typeface="Sylfaen"/>
+      </a:minorFont>
+    </a:fontScheme>
+    <a:fmtScheme name="Office">
+      <a:fillStyleLst>
+        <a:solidFill>
+          <a:schemeClr val="phClr"/>
+        </a:solidFill>
+        <a:gradFill rotWithShape="1">
+          <a:gsLst>
+            <a:gs pos="0">
+              <a:schemeClr val="phClr">
+                <a:tint val="50000"/>
+                <a:satMod val="300000"/>
+              </a:schemeClr>
+            </a:gs>
+            <a:gs pos="35000">
+              <a:schemeClr val="phClr">
+                <a:tint val="37000"/>
+                <a:satMod val="300000"/>
+              </a:schemeClr>
+            </a:gs>
+            <a:gs pos="100000">
+              <a:schemeClr val="phClr">
+                <a:tint val="15000"/>
+                <a:satMod val="350000"/>
+              </a:schemeClr>
+            </a:gs>
+          </a:gsLst>
+          <a:lin ang="16200000" scaled="1"/>
+        </a:gradFill>
+        <a:gradFill rotWithShape="1">
+          <a:gsLst>
+            <a:gs pos="0">
+              <a:schemeClr val="phClr">
+                <a:shade val="51000"/>
+                <a:satMod val="130000"/>
+              </a:schemeClr>
+            </a:gs>
+            <a:gs pos="80000">
+              <a:schemeClr val="phClr">
+                <a:shade val="93000"/>
+                <a:satMod val="130000"/>
+              </a:schemeClr>
+            </a:gs>
+            <a:gs pos="100000">
+              <a:schemeClr val="phClr">
+                <a:shade val="94000"/>
+                <a:satMod val="135000"/>
+              </a:schemeClr>
+            </a:gs>
+          </a:gsLst>
+          <a:lin ang="16200000" scaled="0"/>
+        </a:gradFill>
+      </a:fillStyleLst>
+      <a:lnStyleLst>
+        <a:ln w="9525" cap="flat" cmpd="sng" algn="ctr">
+          <a:solidFill>
+            <a:schemeClr val="phClr">
+              <a:shade val="95000"/>
+              <a:satMod val="105000"/>
+            </a:schemeClr>
+          </a:solidFill>
+          <a:prstDash val="solid"/>
+        </a:ln>
+        <a:ln w="25400" cap="flat" cmpd="sng" algn="ctr">
+          <a:solidFill>
+            <a:schemeClr val="phClr"/>
+          </a:solidFill>
+          <a:prstDash val="solid"/>
+        </a:ln>
+        <a:ln w="38100" cap="flat" cmpd="sng" algn="ctr">
+          <a:solidFill>
+            <a:schemeClr val="phClr"/>
+          </a:solidFill>
+          <a:prstDash val="solid"/>
+        </a:ln>
+      </a:lnStyleLst>
+      <a:effectStyleLst>
+        <a:effectStyle>
+          <a:effectLst>
+            <a:outerShdw blurRad="40000" dist="20000" dir="5400000" rotWithShape="0">
+              <a:srgbClr val="000000">
+                <a:alpha val="38000"/>
+              </a:srgbClr>
+            </a:outerShdw>
+          </a:effectLst>
+        </a:effectStyle>
+        <a:effectStyle>
+          <a:effectLst>
+            <a:outerShdw blurRad="40000" dist="23000" dir="5400000" rotWithShape="0">
+              <a:srgbClr val="000000">
+                <a:alpha val="35000"/>
+              </a:srgbClr>
+            </a:outerShdw>
+          </a:effectLst>
+        </a:effectStyle>
+        <a:effectStyle>
+          <a:effectLst>
+            <a:outerShdw blurRad="40000" dist="23000" dir="5400000" rotWithShape="0">
+              <a:srgbClr val="000000">
+                <a:alpha val="35000"/>
+              </a:srgbClr>
+            </a:outerShdw>
+          </a:effectLst>
+          <a:scene3d>
+            <a:camera prst="orthographicFront">
+              <a:rot lat="0" lon="0" rev="0"/>
+            </a:camera>
+            <a:lightRig rig="threePt" dir="t">
+              <a:rot lat="0" lon="0" rev="1200000"/>
+            </a:lightRig>
+          </a:scene3d>
+          <a:sp3d>
+            <a:bevelT w="63500" h="25400"/>
+          </a:sp3d>
+        </a:effectStyle>
+      </a:effectStyleLst>
+      <a:bgFillStyleLst>
+        <a:solidFill>
+          <a:schemeClr val="phClr"/>
+        </a:solidFill>
+        <a:gradFill rotWithShape="1">
+          <a:gsLst>
+            <a:gs pos="0">
+              <a:schemeClr val="phClr">
+                <a:tint val="40000"/>
+                <a:satMod val="350000"/>
+              </a:schemeClr>
+            </a:gs>
+            <a:gs pos="40000">
+              <a:schemeClr val="phClr">
+                <a:tint val="45000"/>
+                <a:satMod val="350000"/>
+                <a:shade val="99000"/>
+              </a:schemeClr>
+            </a:gs>
+            <a:gs pos="100000">
+              <a:schemeClr val="phClr">
+                <a:shade val="20000"/>
+                <a:satMod val="255000"/>
+              </a:schemeClr>
+            </a:gs>
+          </a:gsLst>
+          <a:path path="circle">
+            <a:fillToRect l="50000" t="-80000" r="50000" b="180000"/>
+          </a:path>
+        </a:gradFill>
+        <a:gradFill rotWithShape="1">
+          <a:gsLst>
+            <a:gs pos="0">
+              <a:schemeClr val="phClr">
+                <a:tint val="80000"/>
+                <a:satMod val="300000"/>
+              </a:schemeClr>
+            </a:gs>
+            <a:gs pos="100000">
+              <a:schemeClr val="phClr">
+                <a:shade val="30000"/>
+                <a:satMod val="200000"/>
+              </a:schemeClr>
+            </a:gs>
+          </a:gsLst>
+          <a:path path="circle">
+            <a:fillToRect l="50000" t="50000" r="50000" b="50000"/>
+          </a:path>
+        </a:gradFill>
+      </a:bgFillStyleLst>
+    </a:fmtScheme>
+  </a:themeElements>
+  <a:objectDefaults/>
+</a:theme>
+</file>
+
+<file path=customXml/item1.xml><?xml version="1.0" encoding="utf-8"?>
+<s:customData xmlns="http://www.wps.cn/officeDocument/2013/wpsCustomData" xmlns:s="http://www.wps.cn/officeDocument/2013/wpsCustomData">
+  <customSectProps>
+    <customSectPr/>
+  </customSectProps>
+  <customShpExts>
+    <customShpInfo spid="_x0000_s2049"/>
+  </customShpExts>
+</s:customData>
+</file>
+
+<file path=customXml/itemProps1.xml><?xml version="1.0" encoding="utf-8"?>
+<ds:datastoreItem xmlns:ds="http://schemas.openxmlformats.org/officeDocument/2006/customXml" ds:itemID="{B1977F7D-205B-4081-913C-38D41E755F92}">
+  <ds:schemaRefs>
+    <ds:schemaRef ds:uri="http://www.wps.cn/officeDocument/2013/wpsCustomData"/>
+  </ds:schemaRefs>
+</ds:datastoreItem>
 </file>